--- a/downloads/workbook/ai-2-week-27.docx
+++ b/downloads/workbook/ai-2-week-27.docx
@@ -1328,6 +1328,178 @@
         <w:t>Project connection: Use approved book facts for recommender explanations; generated fluency is not a replacement for catalogue evidence.</w:t>
       </w:r>
     </w:p>
+    <w:p>
+      <w:pPr>
+        <w:pStyle w:val="Heading1"/>
+      </w:pPr>
+      <w:r>
+        <w:t>19. Project portfolio milestone</w:t>
+      </w:r>
+    </w:p>
+    <w:p>
+      <w:r>
+        <w:t>Project: Transparent Book Recommender</w:t>
+      </w:r>
+    </w:p>
+    <w:p>
+      <w:r>
+        <w:t>Current milestone: Prepare the demonstration. Gather reproducible instructions, evidence, access checks and remaining limitations.</w:t>
+      </w:r>
+    </w:p>
+    <w:p>
+      <w:r>
+        <w:t>Use approved book facts for recommender explanations; generated fluency is not a replacement for catalogue evidence.</w:t>
+      </w:r>
+    </w:p>
+    <w:tbl>
+      <w:tblPr>
+        <w:tblStyle w:val="LightShading-Accent1"/>
+        <w:tblW w:type="auto" w:w="0"/>
+        <w:tblLook w:firstColumn="1" w:firstRow="1" w:lastColumn="0" w:lastRow="0" w:noHBand="0" w:noVBand="1" w:val="04A0"/>
+      </w:tblPr>
+      <w:tblGrid>
+        <w:gridCol w:w="5112"/>
+        <w:gridCol w:w="5112"/>
+      </w:tblGrid>
+      <w:tr>
+        <w:trPr>
+          <w:tblHeader/>
+        </w:trPr>
+        <w:tc>
+          <w:tcPr>
+            <w:tcW w:type="dxa" w:w="5112"/>
+          </w:tcPr>
+          <w:p>
+            <w:r>
+              <w:t>Evidence to keep</w:t>
+            </w:r>
+          </w:p>
+        </w:tc>
+        <w:tc>
+          <w:tcPr>
+            <w:tcW w:type="dxa" w:w="5112"/>
+          </w:tcPr>
+          <w:p>
+            <w:r>
+              <w:t>My record</w:t>
+            </w:r>
+          </w:p>
+        </w:tc>
+      </w:tr>
+      <w:tr>
+        <w:tc>
+          <w:tcPr>
+            <w:tcW w:type="dxa" w:w="5112"/>
+          </w:tcPr>
+          <w:p>
+            <w:r>
+              <w:t>This week’s input and deciding step</w:t>
+            </w:r>
+          </w:p>
+        </w:tc>
+        <w:tc>
+          <w:tcPr>
+            <w:tcW w:type="dxa" w:w="5112"/>
+          </w:tcPr>
+          <w:p>
+            <w:r/>
+          </w:p>
+        </w:tc>
+      </w:tr>
+      <w:tr>
+        <w:tc>
+          <w:tcPr>
+            <w:tcW w:type="dxa" w:w="5112"/>
+          </w:tcPr>
+          <w:p>
+            <w:r>
+              <w:t>Prediction and actual result (or labelled paper trace)</w:t>
+            </w:r>
+          </w:p>
+        </w:tc>
+        <w:tc>
+          <w:tcPr>
+            <w:tcW w:type="dxa" w:w="5112"/>
+          </w:tcPr>
+          <w:p>
+            <w:r/>
+          </w:p>
+        </w:tc>
+      </w:tr>
+      <w:tr>
+        <w:tc>
+          <w:tcPr>
+            <w:tcW w:type="dxa" w:w="5112"/>
+          </w:tcPr>
+          <w:p>
+            <w:r>
+              <w:t>One change since the previous checkpoint and why</w:t>
+            </w:r>
+          </w:p>
+        </w:tc>
+        <w:tc>
+          <w:tcPr>
+            <w:tcW w:type="dxa" w:w="5112"/>
+          </w:tcPr>
+          <w:p>
+            <w:r/>
+          </w:p>
+        </w:tc>
+      </w:tr>
+      <w:tr>
+        <w:tc>
+          <w:tcPr>
+            <w:tcW w:type="dxa" w:w="5112"/>
+          </w:tcPr>
+          <w:p>
+            <w:r>
+              <w:t>One error or limit and the next test</w:t>
+            </w:r>
+          </w:p>
+        </w:tc>
+        <w:tc>
+          <w:tcPr>
+            <w:tcW w:type="dxa" w:w="5112"/>
+          </w:tcPr>
+          <w:p>
+            <w:r/>
+          </w:p>
+        </w:tc>
+      </w:tr>
+    </w:tbl>
+    <w:p>
+      <w:pPr>
+        <w:pStyle w:val="Heading3"/>
+      </w:pPr>
+      <w:r>
+        <w:t>Explain what this week adds to your project. Reuse last week’s record rather than starting again.</w:t>
+      </w:r>
+    </w:p>
+    <w:p>
+      <w:r>
+        <w:t>________________________________________________________________</w:t>
+      </w:r>
+    </w:p>
+    <w:p>
+      <w:r>
+        <w:t>________________________________________________________________</w:t>
+      </w:r>
+    </w:p>
+    <w:p>
+      <w:r>
+        <w:t>________________________________________________________________</w:t>
+      </w:r>
+    </w:p>
+    <w:p>
+      <w:r>
+        <w:t>________________________________________________________________</w:t>
+      </w:r>
+    </w:p>
+    <w:p>
+      <w:r>
+        <w:t>________________________________________________________________</w:t>
+      </w:r>
+    </w:p>
     <w:sectPr>
       <w:pgSz w:w="12240" w:h="15840"/>
       <w:pgMar w:top="936" w:right="1008" w:bottom="936" w:left="1008" w:header="720" w:footer="720" w:gutter="0"/>

--- a/downloads/workbook/ai-2-week-27.docx
+++ b/downloads/workbook/ai-2-week-27.docx
@@ -1500,6 +1500,240 @@
         <w:t>________________________________________________________________</w:t>
       </w:r>
     </w:p>
+    <w:p>
+      <w:pPr>
+        <w:pStyle w:val="Heading1"/>
+      </w:pPr>
+      <w:r>
+        <w:t>20. Supported practice and learning evidence</w:t>
+      </w:r>
+    </w:p>
+    <w:p>
+      <w:r>
+        <w:t>Use this supported practice once, in the browser or on paper. Keep the reserved independent assessment for a separate first attempt before teacher feedback.</w:t>
+      </w:r>
+    </w:p>
+    <w:p>
+      <w:r>
+        <w:t>A fictional toy generator predicts the next word after “The box is”.</w:t>
+      </w:r>
+    </w:p>
+    <w:p>
+      <w:pPr>
+        <w:pStyle w:val="Heading3"/>
+      </w:pPr>
+      <w:r>
+        <w:t>Practice 1: explain the deciding evidence</w:t>
+      </w:r>
+    </w:p>
+    <w:p>
+      <w:r>
+        <w:t>Which labelled step matches this detail? Current observation says empty; frequent wording is not a present inventory reading.</w:t>
+      </w:r>
+    </w:p>
+    <w:p>
+      <w:r>
+        <w:t>1. Probabilities</w:t>
+      </w:r>
+    </w:p>
+    <w:p>
+      <w:r>
+        <w:t>2. Count table</w:t>
+      </w:r>
+    </w:p>
+    <w:p>
+      <w:r>
+        <w:t>3. Greedy continuation</w:t>
+      </w:r>
+    </w:p>
+    <w:p>
+      <w:r>
+        <w:t>4. Check reality</w:t>
+      </w:r>
+    </w:p>
+    <w:p>
+      <w:pPr>
+        <w:pStyle w:val="Heading3"/>
+      </w:pPr>
+      <w:r>
+        <w:t>My selected conclusion, deciding fact and explanation</w:t>
+      </w:r>
+    </w:p>
+    <w:p>
+      <w:r>
+        <w:t>________________________________________________________________</w:t>
+      </w:r>
+    </w:p>
+    <w:p>
+      <w:r>
+        <w:t>________________________________________________________________</w:t>
+      </w:r>
+    </w:p>
+    <w:p>
+      <w:r>
+        <w:t>________________________________________________________________</w:t>
+      </w:r>
+    </w:p>
+    <w:p>
+      <w:r>
+        <w:t>________________________________________________________________</w:t>
+      </w:r>
+    </w:p>
+    <w:p>
+      <w:r>
+        <w:t>________________________________________________________________</w:t>
+      </w:r>
+    </w:p>
+    <w:p>
+      <w:r>
+        <w:t>Hint if needed: Read the steps in the pictorial case. Match the supplied detail to the stage that performs or records it.</w:t>
+      </w:r>
+    </w:p>
+    <w:p>
+      <w:r>
+        <w:t>After your attempt, compare with the supported explanation: Check reality Current observation says empty; frequent wording is not a present inventory reading. The table predicts a continuation in a text exercise, not the contents of the current box. Generating the most frequent token is a model-defined decision. A factual inventory statement needs current evidence. The numerical table is intentionally small; real generative systems condition on richer context and do not simply consult these three counts.</w:t>
+      </w:r>
+    </w:p>
+    <w:p>
+      <w:pPr>
+        <w:pStyle w:val="Heading3"/>
+      </w:pPr>
+      <w:r>
+        <w:t>Practice 2: explain the deciding evidence</w:t>
+      </w:r>
+    </w:p>
+    <w:p>
+      <w:r>
+        <w:t>Changed-case practice: Change the training table to full 2, empty 7, unknown 1. Which conclusion is supported by the supplied facts?</w:t>
+      </w:r>
+    </w:p>
+    <w:p>
+      <w:r>
+        <w:t>1. Greedy output becomes empty with probability 0.7.</w:t>
+      </w:r>
+    </w:p>
+    <w:p>
+      <w:r>
+        <w:t>2. This one example guarantees correct results for every future input.</w:t>
+      </w:r>
+    </w:p>
+    <w:p>
+      <w:r>
+        <w:t>3. We can decide the result without examining the changed input or the procedure.</w:t>
+      </w:r>
+    </w:p>
+    <w:p>
+      <w:pPr>
+        <w:pStyle w:val="Heading3"/>
+      </w:pPr>
+      <w:r>
+        <w:t>My selected conclusion, deciding fact and explanation</w:t>
+      </w:r>
+    </w:p>
+    <w:p>
+      <w:r>
+        <w:t>________________________________________________________________</w:t>
+      </w:r>
+    </w:p>
+    <w:p>
+      <w:r>
+        <w:t>________________________________________________________________</w:t>
+      </w:r>
+    </w:p>
+    <w:p>
+      <w:r>
+        <w:t>________________________________________________________________</w:t>
+      </w:r>
+    </w:p>
+    <w:p>
+      <w:r>
+        <w:t>________________________________________________________________</w:t>
+      </w:r>
+    </w:p>
+    <w:p>
+      <w:r>
+        <w:t>________________________________________________________________</w:t>
+      </w:r>
+    </w:p>
+    <w:p>
+      <w:r>
+        <w:t>Hint if needed: Use the changed condition and the deciding step in the pictorial trace. The answer must say what follows from those facts.</w:t>
+      </w:r>
+    </w:p>
+    <w:p>
+      <w:r>
+        <w:t>After your attempt, compare with the supported explanation: Greedy output becomes empty with probability 0.7. The continuation distribution changed; the independently observed box has not changed.</w:t>
+      </w:r>
+    </w:p>
+    <w:p>
+      <w:pPr>
+        <w:pStyle w:val="Heading3"/>
+      </w:pPr>
+      <w:r>
+        <w:t>Repair a missing building block</w:t>
+      </w:r>
+    </w:p>
+    <w:p>
+      <w:r>
+        <w:t>Review Image and Voice Pipelines (ai-2/26). Goal: Explain the mechanism and terminology of speech pipelines and multimodal evidence. Short practice: Which stage first fails, and why should the faulty transcript not be silently overwritten?. Return to this week and explain what you changed.</w:t>
+      </w:r>
+    </w:p>
+    <w:p>
+      <w:r>
+        <w:t>Review Feedback Loops (ai-2/24). Goal: Implement a deterministic recommender. Short practice: What extra field would reveal why comparing raw clicks is misleading?. Return to this week and explain what you changed.</w:t>
+      </w:r>
+    </w:p>
+    <w:p>
+      <w:r>
+        <w:t>Review Similarity by Selected Traits (ai-2/21). Goal: Represent items with numeric features. Short practice: Explain why B ceases to be a closest option without any candidate data changing.. Return to this week and explain what you changed.</w:t>
+      </w:r>
+    </w:p>
+    <w:p>
+      <w:pPr>
+        <w:pStyle w:val="Heading3"/>
+      </w:pPr>
+      <w:r>
+        <w:t>Keep your completed work</w:t>
+      </w:r>
+    </w:p>
+    <w:p>
+      <w:r>
+        <w:t>Use Download completed work in the hosted lesson to export your answers, reflections, practice feedback and code-run evidence. Open the HTML copy to read or print it. Drafts stay in this browser when storage is available; clear drafts on a shared device.</w:t>
+      </w:r>
+    </w:p>
+    <w:p>
+      <w:pPr>
+        <w:pStyle w:val="Heading3"/>
+      </w:pPr>
+      <w:r>
+        <w:t>What I repaired, the evidence I kept and the next test</w:t>
+      </w:r>
+    </w:p>
+    <w:p>
+      <w:r>
+        <w:t>________________________________________________________________</w:t>
+      </w:r>
+    </w:p>
+    <w:p>
+      <w:r>
+        <w:t>________________________________________________________________</w:t>
+      </w:r>
+    </w:p>
+    <w:p>
+      <w:r>
+        <w:t>________________________________________________________________</w:t>
+      </w:r>
+    </w:p>
+    <w:p>
+      <w:r>
+        <w:t>________________________________________________________________</w:t>
+      </w:r>
+    </w:p>
+    <w:p>
+      <w:r>
+        <w:t>________________________________________________________________</w:t>
+      </w:r>
+    </w:p>
     <w:sectPr>
       <w:pgSz w:w="12240" w:h="15840"/>
       <w:pgMar w:top="936" w:right="1008" w:bottom="936" w:left="1008" w:header="720" w:footer="720" w:gutter="0"/>

--- a/downloads/workbook/ai-2-week-27.docx
+++ b/downloads/workbook/ai-2-week-27.docx
@@ -30,6 +30,17 @@
     </w:p>
     <w:p>
       <w:r>
+        <w:t>Record your starting explanation for Predictive vs Generative before opening notes. Show any later correction separately.</w:t>
+      </w:r>
+    </w:p>
+    <w:p>
+      <w:pPr>
+        <w:spacing w:line="336" w:lineRule="auto" w:after="180"/>
+      </w:pPr>
+      <w:r>
+        <w:rPr>
+          <w:b w:val="0"/>
+        </w:rPr>
         <w:t>Try the recall before opening notes. Then use a different colour or a labelled second line to correct your explanation.</w:t>
       </w:r>
     </w:p>
@@ -42,7 +53,13 @@
       </w:r>
     </w:p>
     <w:p>
-      <w:r>
+      <w:pPr>
+        <w:spacing w:line="336" w:lineRule="auto" w:after="180"/>
+      </w:pPr>
+      <w:r>
+        <w:rPr>
+          <w:b w:val="0"/>
+        </w:rPr>
         <w:t>Without opening the old lesson, explain one key idea from Image and Voice Pipelines. Give an example and a mistake that the idea helps you avoid.</w:t>
       </w:r>
     </w:p>
@@ -78,7 +95,13 @@
       </w:r>
     </w:p>
     <w:p>
-      <w:r>
+      <w:pPr>
+        <w:spacing w:line="336" w:lineRule="auto" w:after="180"/>
+      </w:pPr>
+      <w:r>
+        <w:rPr>
+          <w:b w:val="0"/>
+        </w:rPr>
         <w:t>Without opening the old lesson, explain one key idea from Feedback Loops. Give an example and a mistake that the idea helps you avoid.</w:t>
       </w:r>
     </w:p>
@@ -114,7 +137,13 @@
       </w:r>
     </w:p>
     <w:p>
-      <w:r>
+      <w:pPr>
+        <w:spacing w:line="336" w:lineRule="auto" w:after="180"/>
+      </w:pPr>
+      <w:r>
+        <w:rPr>
+          <w:b w:val="0"/>
+        </w:rPr>
         <w:t>Without opening the old lesson, explain one key idea from Similarity by Selected Traits. Give an example and a mistake that the idea helps you avoid.</w:t>
       </w:r>
     </w:p>
@@ -151,7 +180,42 @@
     </w:p>
     <w:p>
       <w:r>
-        <w:t>Use W2: Compute the distribution for Generative and predictive objectives. Record the answer once; the lesson and workbook refer to the same attempt.</w:t>
+        <w:t>Complete the supported Predictive vs Generative trace and record the first step you can explain without help.</w:t>
+      </w:r>
+    </w:p>
+    <w:p>
+      <w:pPr>
+        <w:spacing w:line="336" w:lineRule="auto" w:after="180"/>
+      </w:pPr>
+      <w:r>
+        <w:rPr>
+          <w:b w:val="0"/>
+        </w:rPr>
+        <w:t xml:space="preserve">Use W2: Compute the distribution for </w:t>
+      </w:r>
+      <w:r>
+        <w:rPr>
+          <w:b/>
+        </w:rPr>
+        <w:t>Generative</w:t>
+      </w:r>
+      <w:r>
+        <w:rPr>
+          <w:b w:val="0"/>
+        </w:rPr>
+        <w:t xml:space="preserve"> and </w:t>
+      </w:r>
+      <w:r>
+        <w:rPr>
+          <w:b/>
+        </w:rPr>
+        <w:t>predictive</w:t>
+      </w:r>
+      <w:r>
+        <w:rPr>
+          <w:b w:val="0"/>
+        </w:rPr>
+        <w:t xml:space="preserve"> objectives. Record the answer once; the lesson and workbook refer to the same attempt.</w:t>
       </w:r>
     </w:p>
     <w:tbl>
@@ -279,7 +343,65 @@
     </w:p>
     <w:p>
       <w:r>
-        <w:t>Use the worked case for Generative and predictive objectives. Proposed explanation: “Generative models do not predict”. Decide whether this explanation is supported. Point to the step or supplied fact that decides; explain your repair if needed.</w:t>
+        <w:t>Check the proposed Predictive vs Generative explanation against the supplied facts before discussing it.</w:t>
+      </w:r>
+    </w:p>
+    <w:p>
+      <w:pPr>
+        <w:spacing w:line="336" w:lineRule="auto" w:after="180"/>
+      </w:pPr>
+      <w:r>
+        <w:rPr>
+          <w:b w:val="0"/>
+        </w:rPr>
+        <w:t xml:space="preserve">Use the worked case for </w:t>
+      </w:r>
+      <w:r>
+        <w:rPr>
+          <w:b/>
+        </w:rPr>
+        <w:t>Generative</w:t>
+      </w:r>
+      <w:r>
+        <w:rPr>
+          <w:b w:val="0"/>
+        </w:rPr>
+        <w:t xml:space="preserve"> and </w:t>
+      </w:r>
+      <w:r>
+        <w:rPr>
+          <w:b/>
+        </w:rPr>
+        <w:t>predictive</w:t>
+      </w:r>
+      <w:r>
+        <w:rPr>
+          <w:b w:val="0"/>
+        </w:rPr>
+        <w:t xml:space="preserve"> objectives. Proposed explanation: “</w:t>
+      </w:r>
+      <w:r>
+        <w:rPr>
+          <w:b/>
+        </w:rPr>
+        <w:t>Generative</w:t>
+      </w:r>
+      <w:r>
+        <w:rPr>
+          <w:b w:val="0"/>
+        </w:rPr>
+        <w:t xml:space="preserve"> models do not predict”. Decide whether this explanation is supported.</w:t>
+      </w:r>
+    </w:p>
+    <w:p>
+      <w:pPr>
+        <w:spacing w:line="336" w:lineRule="auto" w:after="180"/>
+      </w:pPr>
+      <w:r>
+        <w:rPr>
+          <w:b w:val="0"/>
+        </w:rPr>
+        <w:t>Point to the step or supplied fact that decides; explain your repair if needed.</w:t>
       </w:r>
     </w:p>
     <w:p>
@@ -319,6 +441,11 @@
       </w:r>
     </w:p>
     <w:p>
+      <w:r>
+        <w:t>Write one first attempt at the reserved independent case before feedback. Repeated copies of that case refer to the same recorded attempt.</w:t>
+      </w:r>
+    </w:p>
+    <w:p>
       <w:pPr>
         <w:pStyle w:val="Heading3"/>
       </w:pPr>
@@ -327,8 +454,25 @@
       </w:r>
     </w:p>
     <w:p>
-      <w:r>
-        <w:t>For prefix The signal is, counts are high 2, low 5, unknown 3. Compute all probabilities and the most frequent continuation. A current measurement reports high. State what the most frequent continuation does and does not establish.</w:t>
+      <w:pPr>
+        <w:spacing w:line="336" w:lineRule="auto" w:after="180"/>
+      </w:pPr>
+      <w:r>
+        <w:rPr>
+          <w:b w:val="0"/>
+        </w:rPr>
+        <w:t>For prefix The signal is, counts are high 2, low 5, unknown 3. Compute all probabilities and the most frequent continuation. A current measurement reports high.</w:t>
+      </w:r>
+    </w:p>
+    <w:p>
+      <w:pPr>
+        <w:spacing w:line="336" w:lineRule="auto" w:after="180"/>
+      </w:pPr>
+      <w:r>
+        <w:rPr>
+          <w:b w:val="0"/>
+        </w:rPr>
+        <w:t>State what the most frequent continuation does and does not establish.</w:t>
       </w:r>
     </w:p>
     <w:p>
@@ -375,7 +519,13 @@
       </w:r>
     </w:p>
     <w:p>
-      <w:r>
+      <w:pPr>
+        <w:spacing w:line="336" w:lineRule="auto" w:after="180"/>
+      </w:pPr>
+      <w:r>
+        <w:rPr>
+          <w:b w:val="0"/>
+        </w:rPr>
         <w:t>Attempt this case before feedback. Record any help. Earlier examples below are further practice; a case already practised with feedback cannot establish fresh transfer.</w:t>
       </w:r>
     </w:p>
@@ -389,6 +539,17 @@
     </w:p>
     <w:p>
       <w:r>
+        <w:t>Connect the Predictive vs Generative target to a trace and a justified conclusion.</w:t>
+      </w:r>
+    </w:p>
+    <w:p>
+      <w:pPr>
+        <w:spacing w:line="336" w:lineRule="auto" w:after="180"/>
+      </w:pPr>
+      <w:r>
+        <w:rPr>
+          <w:b w:val="0"/>
+        </w:rPr>
         <w:t>A tool retrieves a book description, predicts a genre, then writes a new blurb. Identify each operation and give one distinct failure to check at each stage.</w:t>
       </w:r>
     </w:p>
@@ -402,17 +563,46 @@
     </w:p>
     <w:p>
       <w:r>
+        <w:t>Solve the supplied Predictive vs Generative case and show the deciding evidence.</w:t>
+      </w:r>
+    </w:p>
+    <w:p>
+      <w:pPr>
+        <w:spacing w:line="336" w:lineRule="auto" w:after="180"/>
+      </w:pPr>
+      <w:r>
+        <w:rPr>
+          <w:b w:val="0"/>
+        </w:rPr>
         <w:t>A labels genre; B writes a new blurb; C computes 24/6.</w:t>
       </w:r>
     </w:p>
     <w:p>
-      <w:r>
+      <w:pPr>
+        <w:spacing w:line="336" w:lineRule="auto" w:after="180"/>
+      </w:pPr>
+      <w:r>
+        <w:rPr>
+          <w:b w:val="0"/>
+        </w:rPr>
         <w:t>Distinguish operations.</w:t>
       </w:r>
     </w:p>
     <w:p>
-      <w:r>
-        <w:t>Show your trace, calculation or evidence</w:t>
+      <w:pPr>
+        <w:spacing w:line="336" w:lineRule="auto" w:after="180"/>
+      </w:pPr>
+      <w:r>
+        <w:rPr>
+          <w:b w:val="0"/>
+        </w:rPr>
+        <w:t xml:space="preserve">Show your trace, calculation or </w:t>
+      </w:r>
+      <w:r>
+        <w:rPr>
+          <w:b/>
+        </w:rPr>
+        <w:t>evidence</w:t>
       </w:r>
     </w:p>
     <w:p>
@@ -458,11 +648,29 @@
     </w:p>
     <w:p>
       <w:r>
+        <w:t>Apply the procedure to the changed case and record why the conclusion follows.</w:t>
+      </w:r>
+    </w:p>
+    <w:p>
+      <w:pPr>
+        <w:spacing w:line="336" w:lineRule="auto" w:after="180"/>
+        <w:shd w:fill="F5F1FB"/>
+      </w:pPr>
+      <w:r>
+        <w:rPr>
+          <w:b w:val="0"/>
+        </w:rPr>
         <w:t>One model labels a review positive or negative; another writes a new review. Which classifies and which generates? Must generated text be true?</w:t>
       </w:r>
     </w:p>
     <w:p>
-      <w:r>
+      <w:pPr>
+        <w:spacing w:line="336" w:lineRule="auto" w:after="180"/>
+      </w:pPr>
+      <w:r>
+        <w:rPr>
+          <w:b w:val="0"/>
+        </w:rPr>
         <w:t>My independent answer and reason</w:t>
       </w:r>
     </w:p>
@@ -517,7 +725,30 @@
     </w:p>
     <w:p>
       <w:r>
-        <w:t>Create a changed input, boundary case or missing-information case. Write the expected answer or safe response before testing.</w:t>
+        <w:t>Specify a changed input, expected result and observation separately.</w:t>
+      </w:r>
+    </w:p>
+    <w:p>
+      <w:pPr>
+        <w:spacing w:line="336" w:lineRule="auto" w:after="180"/>
+      </w:pPr>
+      <w:r>
+        <w:rPr>
+          <w:b w:val="0"/>
+        </w:rPr>
+        <w:t xml:space="preserve">Create a changed </w:t>
+      </w:r>
+      <w:r>
+        <w:rPr>
+          <w:b/>
+        </w:rPr>
+        <w:t>input</w:t>
+      </w:r>
+      <w:r>
+        <w:rPr>
+          <w:b w:val="0"/>
+        </w:rPr>
+        <w:t>, boundary case or missing-information case. Write the expected answer or safe response before testing.</w:t>
       </w:r>
     </w:p>
     <w:tbl>
@@ -646,12 +877,53 @@
     </w:p>
     <w:p>
       <w:r>
-        <w:t>Keep scoring predictive and explanations templated or carefully generated and verified.</w:t>
-      </w:r>
-    </w:p>
-    <w:p>
-      <w:r>
-        <w:t>The project change and evidence I will keep</w:t>
+        <w:t>Justify what Predictive vs Generative adds to Transparent Book Recommender and keep the evidence.</w:t>
+      </w:r>
+    </w:p>
+    <w:p>
+      <w:pPr>
+        <w:spacing w:line="336" w:lineRule="auto" w:after="180"/>
+      </w:pPr>
+      <w:r>
+        <w:rPr>
+          <w:b w:val="0"/>
+        </w:rPr>
+        <w:t xml:space="preserve">Keep scoring </w:t>
+      </w:r>
+      <w:r>
+        <w:rPr>
+          <w:b/>
+        </w:rPr>
+        <w:t>predictive</w:t>
+      </w:r>
+      <w:r>
+        <w:rPr>
+          <w:b w:val="0"/>
+        </w:rPr>
+        <w:t xml:space="preserve"> and explanations templated or carefully generated and verified.</w:t>
+      </w:r>
+    </w:p>
+    <w:p>
+      <w:pPr>
+        <w:spacing w:line="336" w:lineRule="auto" w:after="180"/>
+      </w:pPr>
+      <w:r>
+        <w:rPr>
+          <w:b w:val="0"/>
+        </w:rPr>
+        <w:t xml:space="preserve">The project change and </w:t>
+      </w:r>
+      <w:r>
+        <w:rPr>
+          <w:b/>
+        </w:rPr>
+        <w:t>evidence</w:t>
+      </w:r>
+      <w:r>
+        <w:rPr>
+          <w:b w:val="0"/>
+        </w:rPr>
+        <w:t xml:space="preserve"> I will keep</w:t>
       </w:r>
     </w:p>
     <w:p>
@@ -697,11 +969,54 @@
     </w:p>
     <w:p>
       <w:r>
-        <w:t>I can explain the mechanism. I can show evidence. I can handle a changed case. I can name a limit. Mark each as not yet, with help or independently, and attach supporting work.</w:t>
-      </w:r>
-    </w:p>
-    <w:p>
-      <w:r>
+        <w:t>Judge explanation, evidence, transfer and limits separately; attach the work behind your judgement.</w:t>
+      </w:r>
+    </w:p>
+    <w:p>
+      <w:pPr>
+        <w:pStyle w:val="ListBullet"/>
+      </w:pPr>
+      <w:r>
+        <w:t>I can explain the mechanism.</w:t>
+      </w:r>
+    </w:p>
+    <w:p>
+      <w:pPr>
+        <w:pStyle w:val="ListBullet"/>
+      </w:pPr>
+      <w:r>
+        <w:t>I can show evidence.</w:t>
+      </w:r>
+    </w:p>
+    <w:p>
+      <w:pPr>
+        <w:pStyle w:val="ListBullet"/>
+      </w:pPr>
+      <w:r>
+        <w:t>I can handle a changed case.</w:t>
+      </w:r>
+    </w:p>
+    <w:p>
+      <w:pPr>
+        <w:pStyle w:val="ListBullet"/>
+      </w:pPr>
+      <w:r>
+        <w:t>I can name a limit.</w:t>
+      </w:r>
+    </w:p>
+    <w:p>
+      <w:r>
+        <w:t>Mark each as not yet, with help or independently, and attach supporting work.</w:t>
+      </w:r>
+    </w:p>
+    <w:p>
+      <w:pPr>
+        <w:spacing w:line="336" w:lineRule="auto" w:after="180"/>
+      </w:pPr>
+      <w:r>
+        <w:rPr>
+          <w:b w:val="0"/>
+        </w:rPr>
         <w:t>Teacher review ____________________  Next step ____________________</w:t>
       </w:r>
     </w:p>
@@ -715,6 +1030,17 @@
     </w:p>
     <w:p>
       <w:r>
+        <w:t>Use this earlier case as transfer practice. A case already discussed with feedback is not fresh assessment evidence.</w:t>
+      </w:r>
+    </w:p>
+    <w:p>
+      <w:pPr>
+        <w:spacing w:line="336" w:lineRule="auto" w:after="180"/>
+      </w:pPr>
+      <w:r>
+        <w:rPr>
+          <w:b w:val="0"/>
+        </w:rPr>
         <w:t>A tool retrieves a book description, predicts a genre, then writes a new blurb. Identify each operation and give one distinct failure to check at each stage.</w:t>
       </w:r>
     </w:p>
@@ -762,7 +1088,13 @@
       </w:r>
     </w:p>
     <w:p>
-      <w:r>
+      <w:pPr>
+        <w:spacing w:line="336" w:lineRule="auto" w:after="180"/>
+      </w:pPr>
+      <w:r>
+        <w:rPr>
+          <w:b w:val="0"/>
+        </w:rPr>
         <w:t>Record support used: none, hint or teacher explanation.</w:t>
       </w:r>
     </w:p>
@@ -776,6 +1108,17 @@
     </w:p>
     <w:p>
       <w:r>
+        <w:t>Identify the objective. Apply the supplied Predictive vs Generative facts and keep your reasoning.</w:t>
+      </w:r>
+    </w:p>
+    <w:p>
+      <w:pPr>
+        <w:spacing w:line="336" w:lineRule="auto" w:after="180"/>
+      </w:pPr>
+      <w:r>
+        <w:rPr>
+          <w:b w:val="0"/>
+        </w:rPr>
         <w:t>Classify these components by target: label a message request/report; continue a prefix with a sequence; retrieve a stored sensor record. Explain why the application may combine them.</w:t>
       </w:r>
     </w:p>
@@ -827,6 +1170,17 @@
     </w:p>
     <w:p>
       <w:r>
+        <w:t>Compute the distribution. Apply the supplied Predictive vs Generative facts and keep your reasoning.</w:t>
+      </w:r>
+    </w:p>
+    <w:p>
+      <w:pPr>
+        <w:spacing w:line="336" w:lineRule="auto" w:after="180"/>
+      </w:pPr>
+      <w:r>
+        <w:rPr>
+          <w:b w:val="0"/>
+        </w:rPr>
         <w:t>For The marker is, calculate the three empirical probabilities, their sum and their meaning.</w:t>
       </w:r>
     </w:p>
@@ -878,6 +1232,17 @@
     </w:p>
     <w:p>
       <w:r>
+        <w:t>Follow the prefix. Apply the supplied Predictive vs Generative facts and keep your reasoning.</w:t>
+      </w:r>
+    </w:p>
+    <w:p>
+      <w:pPr>
+        <w:spacing w:line="336" w:lineRule="auto" w:after="180"/>
+      </w:pPr>
+      <w:r>
+        <w:rPr>
+          <w:b w:val="0"/>
+        </w:rPr>
         <w:t>After red is selected, the expanded-prefix table gives end 0.8 and today 0.2. Explain why these values cannot be substituted for the red/blue/green probabilities.</w:t>
       </w:r>
     </w:p>
@@ -929,7 +1294,29 @@
     </w:p>
     <w:p>
       <w:r>
-        <w:t>For prefix The signal is, counts are high 2, low 5, unknown 3. Compute all probabilities and the most frequent continuation. A current measurement reports high. State what the most frequent continuation does and does not establish.</w:t>
+        <w:t>Attempt before feedback. If this repeats the selected independent case, reuse that first attempt; otherwise keep a separate record. Analyse a new corpus independently. Apply the supplied Predictive vs Generative facts and keep your reasoning.</w:t>
+      </w:r>
+    </w:p>
+    <w:p>
+      <w:pPr>
+        <w:spacing w:line="336" w:lineRule="auto" w:after="180"/>
+      </w:pPr>
+      <w:r>
+        <w:rPr>
+          <w:b w:val="0"/>
+        </w:rPr>
+        <w:t>For prefix The signal is, counts are high 2, low 5, unknown 3. Compute all probabilities and the most frequent continuation. A current measurement reports high.</w:t>
+      </w:r>
+    </w:p>
+    <w:p>
+      <w:pPr>
+        <w:spacing w:line="336" w:lineRule="auto" w:after="180"/>
+      </w:pPr>
+      <w:r>
+        <w:rPr>
+          <w:b w:val="0"/>
+        </w:rPr>
+        <w:t>State what the most frequent continuation does and does not establish.</w:t>
       </w:r>
     </w:p>
     <w:p>
@@ -990,7 +1377,30 @@
     </w:p>
     <w:p>
       <w:r>
-        <w:t>A system reports current room status using retrieved measurements and generated sentences. Name checks for evidence, response quality and permission.</w:t>
+        <w:t>Design a useful evaluation. Apply the supplied Predictive vs Generative facts and keep your reasoning.</w:t>
+      </w:r>
+    </w:p>
+    <w:p>
+      <w:pPr>
+        <w:spacing w:line="336" w:lineRule="auto" w:after="180"/>
+      </w:pPr>
+      <w:r>
+        <w:rPr>
+          <w:b w:val="0"/>
+        </w:rPr>
+        <w:t xml:space="preserve">A system reports current room status using retrieved measurements and generated sentences. Name checks for </w:t>
+      </w:r>
+      <w:r>
+        <w:rPr>
+          <w:b/>
+        </w:rPr>
+        <w:t>evidence</w:t>
+      </w:r>
+      <w:r>
+        <w:rPr>
+          <w:b w:val="0"/>
+        </w:rPr>
+        <w:t>, response quality and permission.</w:t>
       </w:r>
     </w:p>
     <w:p>
@@ -1037,6 +1447,11 @@
       </w:pPr>
       <w:r>
         <w:t>17. Feedback, return check and learning record</w:t>
+      </w:r>
+    </w:p>
+    <w:p>
+      <w:r>
+        <w:t>Record the first repaired step and a different case to revisit after a delay.</w:t>
       </w:r>
     </w:p>
     <w:tbl>
@@ -1176,7 +1591,13 @@
       </w:tr>
     </w:tbl>
     <w:p>
-      <w:r>
+      <w:pPr>
+        <w:spacing w:line="336" w:lineRule="auto" w:after="180"/>
+      </w:pPr>
+      <w:r>
+        <w:rPr>
+          <w:b w:val="0"/>
+        </w:rPr>
         <w:t>Revisit this idea with your teacher after a delay. Familiarity is different from explaining and using it on a changed case.</w:t>
       </w:r>
     </w:p>
@@ -1190,16 +1611,51 @@
     </w:p>
     <w:p>
       <w:r>
+        <w:t>A fictional toy generator predicts the next word after “The box is”. Explain the labelled step before checking the changed condition.</w:t>
+      </w:r>
+    </w:p>
+    <w:p>
+      <w:pPr>
+        <w:spacing w:line="336" w:lineRule="auto" w:after="180"/>
+      </w:pPr>
+      <w:r>
+        <w:rPr>
+          <w:b w:val="0"/>
+        </w:rPr>
         <w:t>A fictional toy generator predicts the next word after “The box is”.</w:t>
       </w:r>
     </w:p>
     <w:p>
-      <w:r>
-        <w:t>Observed training continuations: full 6, empty 3, unknown 1.</w:t>
-      </w:r>
-    </w:p>
-    <w:p>
-      <w:r>
+      <w:pPr>
+        <w:spacing w:line="336" w:lineRule="auto" w:after="180"/>
+      </w:pPr>
+      <w:r>
+        <w:rPr>
+          <w:b w:val="0"/>
+        </w:rPr>
+        <w:t xml:space="preserve">Observed </w:t>
+      </w:r>
+      <w:r>
+        <w:rPr>
+          <w:b/>
+        </w:rPr>
+        <w:t>training</w:t>
+      </w:r>
+      <w:r>
+        <w:rPr>
+          <w:b w:val="0"/>
+        </w:rPr>
+        <w:t xml:space="preserve"> continuations: full 6, empty 3, unknown 1.</w:t>
+      </w:r>
+    </w:p>
+    <w:p>
+      <w:pPr>
+        <w:spacing w:line="336" w:lineRule="auto" w:after="180"/>
+      </w:pPr>
+      <w:r>
+        <w:rPr>
+          <w:b w:val="0"/>
+        </w:rPr>
         <w:t>Use counts divided by total 10. The current physical box is separately checked and found empty.</w:t>
       </w:r>
     </w:p>
@@ -1276,7 +1732,14 @@
       </w:r>
     </w:p>
     <w:p>
-      <w:r>
+      <w:pPr>
+        <w:spacing w:line="336" w:lineRule="auto" w:after="180"/>
+        <w:shd w:fill="F5F1FB"/>
+      </w:pPr>
+      <w:r>
+        <w:rPr>
+          <w:b w:val="0"/>
+        </w:rPr>
         <w:t>Does matching the physical box in the changed table prove the generator measures boxes?</w:t>
       </w:r>
     </w:p>
@@ -1319,13 +1782,58 @@
       </w:r>
     </w:p>
     <w:p>
-      <w:r>
-        <w:t>Support used: alone / hint / worked example. This record is practice evidence.</w:t>
-      </w:r>
-    </w:p>
-    <w:p>
-      <w:r>
-        <w:t>Project connection: Use approved book facts for recommender explanations; generated fluency is not a replacement for catalogue evidence.</w:t>
+      <w:pPr>
+        <w:pStyle w:val="Heading3"/>
+      </w:pPr>
+      <w:r>
+        <w:t>Record the help used</w:t>
+      </w:r>
+    </w:p>
+    <w:p>
+      <w:pPr>
+        <w:spacing w:line="336" w:lineRule="auto" w:after="180"/>
+        <w:shd w:fill="F1F6F8"/>
+      </w:pPr>
+      <w:r>
+        <w:rPr>
+          <w:b w:val="0"/>
+        </w:rPr>
+        <w:t xml:space="preserve">Support used: alone / hint / worked example. This record is practice </w:t>
+      </w:r>
+      <w:r>
+        <w:rPr>
+          <w:b/>
+        </w:rPr>
+        <w:t>evidence</w:t>
+      </w:r>
+      <w:r>
+        <w:rPr>
+          <w:b w:val="0"/>
+        </w:rPr>
+        <w:t>.</w:t>
+      </w:r>
+    </w:p>
+    <w:p>
+      <w:pPr>
+        <w:spacing w:line="336" w:lineRule="auto" w:after="180"/>
+      </w:pPr>
+      <w:r>
+        <w:rPr>
+          <w:b w:val="0"/>
+        </w:rPr>
+        <w:t xml:space="preserve">Project connection: Use approved book facts for recommender explanations; generated fluency is not a replacement for catalogue </w:t>
+      </w:r>
+      <w:r>
+        <w:rPr>
+          <w:b/>
+        </w:rPr>
+        <w:t>evidence</w:t>
+      </w:r>
+      <w:r>
+        <w:rPr>
+          <w:b w:val="0"/>
+        </w:rPr>
+        <w:t>.</w:t>
       </w:r>
     </w:p>
     <w:p>
@@ -1338,17 +1846,64 @@
     </w:p>
     <w:p>
       <w:r>
+        <w:t>Keep this week’s input, deciding step, result and limit together in the Transparent Book Recommender record.</w:t>
+      </w:r>
+    </w:p>
+    <w:p>
+      <w:pPr>
+        <w:spacing w:line="336" w:lineRule="auto" w:after="180"/>
+      </w:pPr>
+      <w:r>
+        <w:rPr>
+          <w:b w:val="0"/>
+        </w:rPr>
         <w:t>Project: Transparent Book Recommender</w:t>
       </w:r>
     </w:p>
     <w:p>
-      <w:r>
-        <w:t>Current milestone: Prepare the demonstration. Gather reproducible instructions, evidence, access checks and remaining limitations.</w:t>
-      </w:r>
-    </w:p>
-    <w:p>
-      <w:r>
-        <w:t>Use approved book facts for recommender explanations; generated fluency is not a replacement for catalogue evidence.</w:t>
+      <w:pPr>
+        <w:spacing w:line="336" w:lineRule="auto" w:after="180"/>
+      </w:pPr>
+      <w:r>
+        <w:rPr>
+          <w:b w:val="0"/>
+        </w:rPr>
+        <w:t xml:space="preserve">Current milestone: Prepare the demonstration. Gather reproducible instructions, </w:t>
+      </w:r>
+      <w:r>
+        <w:rPr>
+          <w:b/>
+        </w:rPr>
+        <w:t>evidence</w:t>
+      </w:r>
+      <w:r>
+        <w:rPr>
+          <w:b w:val="0"/>
+        </w:rPr>
+        <w:t>, access checks and remaining limitations.</w:t>
+      </w:r>
+    </w:p>
+    <w:p>
+      <w:pPr>
+        <w:spacing w:line="336" w:lineRule="auto" w:after="180"/>
+      </w:pPr>
+      <w:r>
+        <w:rPr>
+          <w:b w:val="0"/>
+        </w:rPr>
+        <w:t xml:space="preserve">Use approved book facts for recommender explanations; generated fluency is not a replacement for catalogue </w:t>
+      </w:r>
+      <w:r>
+        <w:rPr>
+          <w:b/>
+        </w:rPr>
+        <w:t>evidence</w:t>
+      </w:r>
+      <w:r>
+        <w:rPr>
+          <w:b w:val="0"/>
+        </w:rPr>
+        <w:t>.</w:t>
       </w:r>
     </w:p>
     <w:tbl>
@@ -1510,11 +2065,28 @@
     </w:p>
     <w:p>
       <w:r>
+        <w:t>Try the supported questions before comparing with hints and feedback. Record what you repaired and the evidence you retained.</w:t>
+      </w:r>
+    </w:p>
+    <w:p>
+      <w:pPr>
+        <w:spacing w:line="336" w:lineRule="auto" w:after="180"/>
+      </w:pPr>
+      <w:r>
+        <w:rPr>
+          <w:b w:val="0"/>
+        </w:rPr>
         <w:t>Use this supported practice once, in the browser or on paper. Keep the reserved independent assessment for a separate first attempt before teacher feedback.</w:t>
       </w:r>
     </w:p>
     <w:p>
-      <w:r>
+      <w:pPr>
+        <w:spacing w:line="336" w:lineRule="auto" w:after="180"/>
+      </w:pPr>
+      <w:r>
+        <w:rPr>
+          <w:b w:val="0"/>
+        </w:rPr>
         <w:t>A fictional toy generator predicts the next word after “The box is”.</w:t>
       </w:r>
     </w:p>
@@ -1527,27 +2099,73 @@
       </w:r>
     </w:p>
     <w:p>
-      <w:r>
-        <w:t>Which labelled step matches this detail? Current observation says empty; frequent wording is not a present inventory reading.</w:t>
-      </w:r>
-    </w:p>
-    <w:p>
-      <w:r>
+      <w:pPr>
+        <w:spacing w:line="336" w:lineRule="auto" w:after="180"/>
+      </w:pPr>
+      <w:r>
+        <w:rPr>
+          <w:b w:val="0"/>
+        </w:rPr>
+        <w:t xml:space="preserve">Which labelled step matches this detail? Current </w:t>
+      </w:r>
+      <w:r>
+        <w:rPr>
+          <w:b/>
+        </w:rPr>
+        <w:t>observation</w:t>
+      </w:r>
+      <w:r>
+        <w:rPr>
+          <w:b w:val="0"/>
+        </w:rPr>
+        <w:t xml:space="preserve"> says empty; frequent wording is not a present inventory reading.</w:t>
+      </w:r>
+    </w:p>
+    <w:p>
+      <w:pPr>
+        <w:spacing w:line="336" w:lineRule="auto" w:after="180"/>
+        <w:shd w:fill="F4F9FC"/>
+      </w:pPr>
+      <w:r>
+        <w:rPr>
+          <w:b w:val="0"/>
+        </w:rPr>
         <w:t>1. Probabilities</w:t>
       </w:r>
     </w:p>
     <w:p>
-      <w:r>
+      <w:pPr>
+        <w:spacing w:line="336" w:lineRule="auto" w:after="180"/>
+        <w:shd w:fill="F4F9FC"/>
+      </w:pPr>
+      <w:r>
+        <w:rPr>
+          <w:b w:val="0"/>
+        </w:rPr>
         <w:t>2. Count table</w:t>
       </w:r>
     </w:p>
     <w:p>
-      <w:r>
+      <w:pPr>
+        <w:spacing w:line="336" w:lineRule="auto" w:after="180"/>
+        <w:shd w:fill="F4F9FC"/>
+      </w:pPr>
+      <w:r>
+        <w:rPr>
+          <w:b w:val="0"/>
+        </w:rPr>
         <w:t>3. Greedy continuation</w:t>
       </w:r>
     </w:p>
     <w:p>
-      <w:r>
+      <w:pPr>
+        <w:spacing w:line="336" w:lineRule="auto" w:after="180"/>
+        <w:shd w:fill="F4F9FC"/>
+      </w:pPr>
+      <w:r>
+        <w:rPr>
+          <w:b w:val="0"/>
+        </w:rPr>
         <w:t>4. Check reality</w:t>
       </w:r>
     </w:p>
@@ -1585,48 +2203,222 @@
       </w:r>
     </w:p>
     <w:p>
-      <w:r>
+      <w:pPr>
+        <w:pStyle w:val="Heading3"/>
+      </w:pPr>
+      <w:r>
+        <w:t>Hint · try first</w:t>
+      </w:r>
+    </w:p>
+    <w:p>
+      <w:pPr>
+        <w:spacing w:line="336" w:lineRule="auto" w:after="180"/>
+        <w:shd w:fill="F1F6F8"/>
+      </w:pPr>
+      <w:r>
+        <w:rPr>
+          <w:b w:val="0"/>
+        </w:rPr>
         <w:t>Hint if needed: Read the steps in the pictorial case. Match the supplied detail to the stage that performs or records it.</w:t>
       </w:r>
     </w:p>
     <w:p>
-      <w:r>
-        <w:t>After your attempt, compare with the supported explanation: Check reality Current observation says empty; frequent wording is not a present inventory reading. The table predicts a continuation in a text exercise, not the contents of the current box. Generating the most frequent token is a model-defined decision. A factual inventory statement needs current evidence. The numerical table is intentionally small; real generative systems condition on richer context and do not simply consult these three counts.</w:t>
-      </w:r>
-    </w:p>
-    <w:p>
       <w:pPr>
         <w:pStyle w:val="Heading3"/>
       </w:pPr>
       <w:r>
+        <w:t>Feedback · compare after trying</w:t>
+      </w:r>
+    </w:p>
+    <w:p>
+      <w:pPr>
+        <w:spacing w:line="336" w:lineRule="auto" w:after="180"/>
+        <w:shd w:fill="F1F6FC"/>
+      </w:pPr>
+      <w:r>
+        <w:rPr>
+          <w:b w:val="0"/>
+        </w:rPr>
+        <w:t xml:space="preserve">After your attempt, compare with the supported explanation: Check reality Current </w:t>
+      </w:r>
+      <w:r>
+        <w:rPr>
+          <w:b/>
+        </w:rPr>
+        <w:t>observation</w:t>
+      </w:r>
+      <w:r>
+        <w:rPr>
+          <w:b w:val="0"/>
+        </w:rPr>
+        <w:t xml:space="preserve"> says empty; frequent wording is not a present inventory reading.</w:t>
+      </w:r>
+    </w:p>
+    <w:p>
+      <w:pPr>
+        <w:spacing w:line="336" w:lineRule="auto" w:after="180"/>
+        <w:shd w:fill="F1F6FC"/>
+      </w:pPr>
+      <w:r>
+        <w:rPr>
+          <w:b w:val="0"/>
+        </w:rPr>
+        <w:t xml:space="preserve">The table predicts a continuation in a text exercise, not the contents of the current box. Generating the most frequent token is a model-defined decision. A factual inventory statement needs current </w:t>
+      </w:r>
+      <w:r>
+        <w:rPr>
+          <w:b/>
+        </w:rPr>
+        <w:t>evidence</w:t>
+      </w:r>
+      <w:r>
+        <w:rPr>
+          <w:b w:val="0"/>
+        </w:rPr>
+        <w:t>.</w:t>
+      </w:r>
+    </w:p>
+    <w:p>
+      <w:pPr>
+        <w:spacing w:line="336" w:lineRule="auto" w:after="180"/>
+        <w:shd w:fill="F1F6FC"/>
+      </w:pPr>
+      <w:r>
+        <w:rPr>
+          <w:b w:val="0"/>
+        </w:rPr>
+        <w:t xml:space="preserve">The numerical table is intentionally small; real </w:t>
+      </w:r>
+      <w:r>
+        <w:rPr>
+          <w:b/>
+        </w:rPr>
+        <w:t>generative</w:t>
+      </w:r>
+      <w:r>
+        <w:rPr>
+          <w:b w:val="0"/>
+        </w:rPr>
+        <w:t xml:space="preserve"> systems condition on richer context and do not simply consult these three counts.</w:t>
+      </w:r>
+    </w:p>
+    <w:p>
+      <w:pPr>
+        <w:pStyle w:val="Heading3"/>
+      </w:pPr>
+      <w:r>
         <w:t>Practice 2: explain the deciding evidence</w:t>
       </w:r>
     </w:p>
     <w:p>
-      <w:r>
-        <w:t>Changed-case practice: Change the training table to full 2, empty 7, unknown 1. Which conclusion is supported by the supplied facts?</w:t>
-      </w:r>
-    </w:p>
-    <w:p>
-      <w:r>
-        <w:t>1. Greedy output becomes empty with probability 0.7.</w:t>
-      </w:r>
-    </w:p>
-    <w:p>
-      <w:r>
-        <w:t>2. This one example guarantees correct results for every future input.</w:t>
-      </w:r>
-    </w:p>
-    <w:p>
-      <w:r>
-        <w:t>3. We can decide the result without examining the changed input or the procedure.</w:t>
-      </w:r>
-    </w:p>
-    <w:p>
       <w:pPr>
         <w:pStyle w:val="Heading3"/>
       </w:pPr>
       <w:r>
+        <w:t>Changed case · predict first</w:t>
+      </w:r>
+    </w:p>
+    <w:p>
+      <w:pPr>
+        <w:spacing w:line="336" w:lineRule="auto" w:after="180"/>
+        <w:shd w:fill="F5F1FB"/>
+      </w:pPr>
+      <w:r>
+        <w:rPr>
+          <w:b w:val="0"/>
+        </w:rPr>
+        <w:t xml:space="preserve">Changed-case practice: Change the </w:t>
+      </w:r>
+      <w:r>
+        <w:rPr>
+          <w:b/>
+        </w:rPr>
+        <w:t>training</w:t>
+      </w:r>
+      <w:r>
+        <w:rPr>
+          <w:b w:val="0"/>
+        </w:rPr>
+        <w:t xml:space="preserve"> table to full 2, empty 7, unknown 1. Which conclusion is supported by the supplied facts?</w:t>
+      </w:r>
+    </w:p>
+    <w:p>
+      <w:pPr>
+        <w:spacing w:line="336" w:lineRule="auto" w:after="180"/>
+        <w:shd w:fill="F4F9FC"/>
+      </w:pPr>
+      <w:r>
+        <w:rPr>
+          <w:b w:val="0"/>
+        </w:rPr>
+        <w:t xml:space="preserve">1. Greedy </w:t>
+      </w:r>
+      <w:r>
+        <w:rPr>
+          <w:b/>
+        </w:rPr>
+        <w:t>output</w:t>
+      </w:r>
+      <w:r>
+        <w:rPr>
+          <w:b w:val="0"/>
+        </w:rPr>
+        <w:t xml:space="preserve"> becomes empty with probability 0.7.</w:t>
+      </w:r>
+    </w:p>
+    <w:p>
+      <w:pPr>
+        <w:spacing w:line="336" w:lineRule="auto" w:after="180"/>
+        <w:shd w:fill="F4F9FC"/>
+      </w:pPr>
+      <w:r>
+        <w:rPr>
+          <w:b w:val="0"/>
+        </w:rPr>
+        <w:t xml:space="preserve">2. This one example guarantees correct results for every future </w:t>
+      </w:r>
+      <w:r>
+        <w:rPr>
+          <w:b/>
+        </w:rPr>
+        <w:t>input</w:t>
+      </w:r>
+      <w:r>
+        <w:rPr>
+          <w:b w:val="0"/>
+        </w:rPr>
+        <w:t>.</w:t>
+      </w:r>
+    </w:p>
+    <w:p>
+      <w:pPr>
+        <w:spacing w:line="336" w:lineRule="auto" w:after="180"/>
+        <w:shd w:fill="F4F9FC"/>
+      </w:pPr>
+      <w:r>
+        <w:rPr>
+          <w:b w:val="0"/>
+        </w:rPr>
+        <w:t xml:space="preserve">3. We can decide the result without examining the changed </w:t>
+      </w:r>
+      <w:r>
+        <w:rPr>
+          <w:b/>
+        </w:rPr>
+        <w:t>input</w:t>
+      </w:r>
+      <w:r>
+        <w:rPr>
+          <w:b w:val="0"/>
+        </w:rPr>
+        <w:t xml:space="preserve"> or the procedure.</w:t>
+      </w:r>
+    </w:p>
+    <w:p>
+      <w:pPr>
+        <w:pStyle w:val="Heading3"/>
+      </w:pPr>
+      <w:r>
         <w:t>My selected conclusion, deciding fact and explanation</w:t>
       </w:r>
     </w:p>
@@ -1656,36 +2448,142 @@
       </w:r>
     </w:p>
     <w:p>
-      <w:r>
+      <w:pPr>
+        <w:pStyle w:val="Heading3"/>
+      </w:pPr>
+      <w:r>
+        <w:t>Hint · try first</w:t>
+      </w:r>
+    </w:p>
+    <w:p>
+      <w:pPr>
+        <w:spacing w:line="336" w:lineRule="auto" w:after="180"/>
+        <w:shd w:fill="F1F6F8"/>
+      </w:pPr>
+      <w:r>
+        <w:rPr>
+          <w:b w:val="0"/>
+        </w:rPr>
         <w:t>Hint if needed: Use the changed condition and the deciding step in the pictorial trace. The answer must say what follows from those facts.</w:t>
       </w:r>
     </w:p>
     <w:p>
-      <w:r>
-        <w:t>After your attempt, compare with the supported explanation: Greedy output becomes empty with probability 0.7. The continuation distribution changed; the independently observed box has not changed.</w:t>
-      </w:r>
-    </w:p>
-    <w:p>
       <w:pPr>
         <w:pStyle w:val="Heading3"/>
       </w:pPr>
       <w:r>
+        <w:t>Feedback · compare after trying</w:t>
+      </w:r>
+    </w:p>
+    <w:p>
+      <w:pPr>
+        <w:spacing w:line="336" w:lineRule="auto" w:after="180"/>
+        <w:shd w:fill="F1F6FC"/>
+      </w:pPr>
+      <w:r>
+        <w:rPr>
+          <w:b w:val="0"/>
+        </w:rPr>
+        <w:t xml:space="preserve">After your attempt, compare with the supported explanation: Greedy </w:t>
+      </w:r>
+      <w:r>
+        <w:rPr>
+          <w:b/>
+        </w:rPr>
+        <w:t>output</w:t>
+      </w:r>
+      <w:r>
+        <w:rPr>
+          <w:b w:val="0"/>
+        </w:rPr>
+        <w:t xml:space="preserve"> becomes empty with probability 0.7. The continuation distribution changed; the independently observed box has not changed.</w:t>
+      </w:r>
+    </w:p>
+    <w:p>
+      <w:pPr>
+        <w:pStyle w:val="Heading3"/>
+      </w:pPr>
+      <w:r>
         <w:t>Repair a missing building block</w:t>
       </w:r>
     </w:p>
     <w:p>
-      <w:r>
-        <w:t>Review Image and Voice Pipelines (ai-2/26). Goal: Explain the mechanism and terminology of speech pipelines and multimodal evidence. Short practice: Which stage first fails, and why should the faulty transcript not be silently overwritten?. Return to this week and explain what you changed.</w:t>
-      </w:r>
-    </w:p>
-    <w:p>
-      <w:r>
+      <w:pPr>
+        <w:spacing w:line="336" w:lineRule="auto" w:after="180"/>
+      </w:pPr>
+      <w:r>
+        <w:rPr>
+          <w:b w:val="0"/>
+        </w:rPr>
+        <w:t xml:space="preserve">Review Image and Voice Pipelines (ai-2/26). Goal: Explain the </w:t>
+      </w:r>
+      <w:r>
+        <w:rPr>
+          <w:b/>
+        </w:rPr>
+        <w:t>mechanism</w:t>
+      </w:r>
+      <w:r>
+        <w:rPr>
+          <w:b w:val="0"/>
+        </w:rPr>
+        <w:t xml:space="preserve"> and terminology of speech pipelines and multimodal </w:t>
+      </w:r>
+      <w:r>
+        <w:rPr>
+          <w:b/>
+        </w:rPr>
+        <w:t>evidence</w:t>
+      </w:r>
+      <w:r>
+        <w:rPr>
+          <w:b w:val="0"/>
+        </w:rPr>
+        <w:t>.</w:t>
+      </w:r>
+    </w:p>
+    <w:p>
+      <w:pPr>
+        <w:spacing w:line="336" w:lineRule="auto" w:after="180"/>
+      </w:pPr>
+      <w:r>
+        <w:rPr>
+          <w:b w:val="0"/>
+        </w:rPr>
+        <w:t>Short practice: Which stage first fails, and why should the faulty transcript not be silently overwritten?. Return to this week and explain what you changed.</w:t>
+      </w:r>
+    </w:p>
+    <w:p>
+      <w:pPr>
+        <w:spacing w:line="336" w:lineRule="auto" w:after="180"/>
+      </w:pPr>
+      <w:r>
+        <w:rPr>
+          <w:b w:val="0"/>
+        </w:rPr>
         <w:t>Review Feedback Loops (ai-2/24). Goal: Implement a deterministic recommender. Short practice: What extra field would reveal why comparing raw clicks is misleading?. Return to this week and explain what you changed.</w:t>
       </w:r>
     </w:p>
     <w:p>
-      <w:r>
-        <w:t>Review Similarity by Selected Traits (ai-2/21). Goal: Represent items with numeric features. Short practice: Explain why B ceases to be a closest option without any candidate data changing.. Return to this week and explain what you changed.</w:t>
+      <w:pPr>
+        <w:spacing w:line="336" w:lineRule="auto" w:after="180"/>
+      </w:pPr>
+      <w:r>
+        <w:rPr>
+          <w:b w:val="0"/>
+        </w:rPr>
+        <w:t>Review Similarity by Selected Traits (ai-2/21). Goal: Represent items with numeric features. Short practice: Explain why B ceases to be a closest option without any candidate data changing..</w:t>
+      </w:r>
+    </w:p>
+    <w:p>
+      <w:pPr>
+        <w:spacing w:line="336" w:lineRule="auto" w:after="180"/>
+      </w:pPr>
+      <w:r>
+        <w:rPr>
+          <w:b w:val="0"/>
+        </w:rPr>
+        <w:t>Return to this week and explain what you changed.</w:t>
       </w:r>
     </w:p>
     <w:p>
@@ -1697,8 +2595,37 @@
       </w:r>
     </w:p>
     <w:p>
-      <w:r>
-        <w:t>Use Download completed work in the hosted lesson to export your answers, reflections, practice feedback and code-run evidence. Open the HTML copy to read or print it. Drafts stay in this browser when storage is available; clear drafts on a shared device.</w:t>
+      <w:pPr>
+        <w:spacing w:line="336" w:lineRule="auto" w:after="180"/>
+      </w:pPr>
+      <w:r>
+        <w:rPr>
+          <w:b w:val="0"/>
+        </w:rPr>
+        <w:t xml:space="preserve">Use Download completed work in the hosted lesson to export your answers, reflections, practice feedback and code-run </w:t>
+      </w:r>
+      <w:r>
+        <w:rPr>
+          <w:b/>
+        </w:rPr>
+        <w:t>evidence</w:t>
+      </w:r>
+      <w:r>
+        <w:rPr>
+          <w:b w:val="0"/>
+        </w:rPr>
+        <w:t>. Open the HTML copy to read or print it.</w:t>
+      </w:r>
+    </w:p>
+    <w:p>
+      <w:pPr>
+        <w:spacing w:line="336" w:lineRule="auto" w:after="180"/>
+      </w:pPr>
+      <w:r>
+        <w:rPr>
+          <w:b w:val="0"/>
+        </w:rPr>
+        <w:t>Drafts stay in this browser when storage is available; clear drafts on a shared device.</w:t>
       </w:r>
     </w:p>
     <w:p>
@@ -1712,6 +2639,800 @@
     <w:p>
       <w:r>
         <w:t>________________________________________________________________</w:t>
+      </w:r>
+    </w:p>
+    <w:p>
+      <w:r>
+        <w:t>________________________________________________________________</w:t>
+      </w:r>
+    </w:p>
+    <w:p>
+      <w:r>
+        <w:t>________________________________________________________________</w:t>
+      </w:r>
+    </w:p>
+    <w:p>
+      <w:r>
+        <w:t>________________________________________________________________</w:t>
+      </w:r>
+    </w:p>
+    <w:p>
+      <w:r>
+        <w:t>________________________________________________________________</w:t>
+      </w:r>
+    </w:p>
+    <w:p>
+      <w:pPr>
+        <w:pStyle w:val="Heading1"/>
+      </w:pPr>
+      <w:r>
+        <w:t>21. Visual concept journey</w:t>
+      </w:r>
+    </w:p>
+    <w:p>
+      <w:r>
+        <w:t>Explain each Predictive vs Generative picture from its labels, then record a relevant limit.</w:t>
+      </w:r>
+    </w:p>
+    <w:p>
+      <w:pPr>
+        <w:pStyle w:val="Heading3"/>
+      </w:pPr>
+      <w:r>
+        <w:t>01. Predictive vs Generative: the case</w:t>
+      </w:r>
+    </w:p>
+    <w:p>
+      <w:r>
+        <w:drawing>
+          <wp:inline xmlns:a="http://schemas.openxmlformats.org/drawingml/2006/main" xmlns:pic="http://schemas.openxmlformats.org/drawingml/2006/picture">
+            <wp:extent cx="5486400" cy="2840736"/>
+            <wp:docPr id="3" name="Picture 3" descr="A fictional toy generator predicts the next word after “The box is”. Supplied facts: Observed training continuations: full 6, empty 3, unknown 1. Use counts divided by total 10. The current physical box is separately checked and found empty."/>
+            <wp:cNvGraphicFramePr>
+              <a:graphicFrameLocks noChangeAspect="1"/>
+            </wp:cNvGraphicFramePr>
+            <a:graphic>
+              <a:graphicData uri="http://schemas.openxmlformats.org/drawingml/2006/picture">
+                <pic:pic>
+                  <pic:nvPicPr>
+                    <pic:cNvPr id="0" name="academy-story-ai-2-27-01.png"/>
+                    <pic:cNvPicPr/>
+                  </pic:nvPicPr>
+                  <pic:blipFill>
+                    <a:blip r:embed="rId11"/>
+                    <a:stretch>
+                      <a:fillRect/>
+                    </a:stretch>
+                  </pic:blipFill>
+                  <pic:spPr>
+                    <a:xfrm>
+                      <a:off x="0" y="0"/>
+                      <a:ext cx="5486400" cy="2840736"/>
+                    </a:xfrm>
+                    <a:prstGeom prst="rect"/>
+                  </pic:spPr>
+                </pic:pic>
+              </a:graphicData>
+            </a:graphic>
+          </wp:inline>
+        </w:drawing>
+      </w:r>
+    </w:p>
+    <w:p>
+      <w:pPr>
+        <w:spacing w:line="336" w:lineRule="auto" w:after="180"/>
+      </w:pPr>
+      <w:r>
+        <w:rPr>
+          <w:b w:val="0"/>
+        </w:rPr>
+        <w:t xml:space="preserve">A fictional toy generator predicts the next word after “The box is”. Supplied facts: Observed </w:t>
+      </w:r>
+      <w:r>
+        <w:rPr>
+          <w:b/>
+        </w:rPr>
+        <w:t>training</w:t>
+      </w:r>
+      <w:r>
+        <w:rPr>
+          <w:b w:val="0"/>
+        </w:rPr>
+        <w:t xml:space="preserve"> continuations: full 6, empty 3, unknown 1. Use counts divided by total 10.</w:t>
+      </w:r>
+    </w:p>
+    <w:p>
+      <w:pPr>
+        <w:spacing w:line="336" w:lineRule="auto" w:after="180"/>
+      </w:pPr>
+      <w:r>
+        <w:rPr>
+          <w:b w:val="0"/>
+        </w:rPr>
+        <w:t>The current physical box is separately checked and found empty.</w:t>
+      </w:r>
+    </w:p>
+    <w:p>
+      <w:pPr>
+        <w:spacing w:line="336" w:lineRule="auto" w:after="180"/>
+        <w:shd w:fill="F5F1FB"/>
+      </w:pPr>
+      <w:r>
+        <w:rPr>
+          <w:b w:val="0"/>
+        </w:rPr>
+        <w:t>Point to the given fact that matters most. Explain why it matters.</w:t>
+      </w:r>
+    </w:p>
+    <w:p>
+      <w:pPr>
+        <w:pStyle w:val="Heading3"/>
+      </w:pPr>
+      <w:r>
+        <w:t>My picture explanation, deciding evidence and one limit</w:t>
+      </w:r>
+    </w:p>
+    <w:p>
+      <w:r>
+        <w:t>________________________________________________________________</w:t>
+      </w:r>
+    </w:p>
+    <w:p>
+      <w:r>
+        <w:t>________________________________________________________________</w:t>
+      </w:r>
+    </w:p>
+    <w:p>
+      <w:r>
+        <w:t>________________________________________________________________</w:t>
+      </w:r>
+    </w:p>
+    <w:p>
+      <w:r>
+        <w:t>________________________________________________________________</w:t>
+      </w:r>
+    </w:p>
+    <w:p>
+      <w:pPr>
+        <w:pStyle w:val="Heading3"/>
+      </w:pPr>
+      <w:r>
+        <w:t>02. Follow the deciding steps</w:t>
+      </w:r>
+    </w:p>
+    <w:p>
+      <w:r>
+        <w:drawing>
+          <wp:inline xmlns:a="http://schemas.openxmlformats.org/drawingml/2006/main" xmlns:pic="http://schemas.openxmlformats.org/drawingml/2006/picture">
+            <wp:extent cx="5486400" cy="4160520"/>
+            <wp:docPr id="4" name="Picture 4" descr="Count table: Continuation counts are 6,3,1; total 10. → Probabilities: full=0.6; empty=0.3; unknown=0.1. → Greedy continuation: Largest probability chooses full for this toy prefix. → Check reality: Current observation says empty; frequent wording is not a present inventory reading."/>
+            <wp:cNvGraphicFramePr>
+              <a:graphicFrameLocks noChangeAspect="1"/>
+            </wp:cNvGraphicFramePr>
+            <a:graphic>
+              <a:graphicData uri="http://schemas.openxmlformats.org/drawingml/2006/picture">
+                <pic:pic>
+                  <pic:nvPicPr>
+                    <pic:cNvPr id="0" name="academy-story-ai-2-27-02.png"/>
+                    <pic:cNvPicPr/>
+                  </pic:nvPicPr>
+                  <pic:blipFill>
+                    <a:blip r:embed="rId12"/>
+                    <a:stretch>
+                      <a:fillRect/>
+                    </a:stretch>
+                  </pic:blipFill>
+                  <pic:spPr>
+                    <a:xfrm>
+                      <a:off x="0" y="0"/>
+                      <a:ext cx="5486400" cy="4160520"/>
+                    </a:xfrm>
+                    <a:prstGeom prst="rect"/>
+                  </pic:spPr>
+                </pic:pic>
+              </a:graphicData>
+            </a:graphic>
+          </wp:inline>
+        </w:drawing>
+      </w:r>
+    </w:p>
+    <w:p>
+      <w:pPr>
+        <w:spacing w:line="336" w:lineRule="auto" w:after="180"/>
+      </w:pPr>
+      <w:r>
+        <w:rPr>
+          <w:b w:val="0"/>
+        </w:rPr>
+        <w:t xml:space="preserve">Count table: Continuation counts are 6,3,1; total 10. → Probabilities: full=0.6; empty=0.3; unknown=0.1. → Greedy continuation: Largest probability chooses full for this toy prefix. → Check reality: Current </w:t>
+      </w:r>
+      <w:r>
+        <w:rPr>
+          <w:b/>
+        </w:rPr>
+        <w:t>observation</w:t>
+      </w:r>
+      <w:r>
+        <w:rPr>
+          <w:b w:val="0"/>
+        </w:rPr>
+        <w:t xml:space="preserve"> says empty; frequent wording is not a present inventory reading.</w:t>
+      </w:r>
+    </w:p>
+    <w:p>
+      <w:pPr>
+        <w:spacing w:line="336" w:lineRule="auto" w:after="180"/>
+        <w:shd w:fill="F5F1FB"/>
+      </w:pPr>
+      <w:r>
+        <w:rPr>
+          <w:b w:val="0"/>
+        </w:rPr>
+        <w:t xml:space="preserve">Point to each numbered stage and explain which recorded </w:t>
+      </w:r>
+      <w:r>
+        <w:rPr>
+          <w:b/>
+        </w:rPr>
+        <w:t>input</w:t>
+      </w:r>
+      <w:r>
+        <w:rPr>
+          <w:b w:val="0"/>
+        </w:rPr>
+        <w:t xml:space="preserve"> it uses.</w:t>
+      </w:r>
+    </w:p>
+    <w:p>
+      <w:pPr>
+        <w:pStyle w:val="Heading3"/>
+      </w:pPr>
+      <w:r>
+        <w:t>My picture explanation, deciding evidence and one limit</w:t>
+      </w:r>
+    </w:p>
+    <w:p>
+      <w:r>
+        <w:t>________________________________________________________________</w:t>
+      </w:r>
+    </w:p>
+    <w:p>
+      <w:r>
+        <w:t>________________________________________________________________</w:t>
+      </w:r>
+    </w:p>
+    <w:p>
+      <w:r>
+        <w:t>________________________________________________________________</w:t>
+      </w:r>
+    </w:p>
+    <w:p>
+      <w:r>
+        <w:t>________________________________________________________________</w:t>
+      </w:r>
+    </w:p>
+    <w:p>
+      <w:pPr>
+        <w:pStyle w:val="Heading3"/>
+      </w:pPr>
+      <w:r>
+        <w:t>03. Toy next-word distribution</w:t>
+      </w:r>
+    </w:p>
+    <w:p>
+      <w:r>
+        <w:drawing>
+          <wp:inline xmlns:a="http://schemas.openxmlformats.org/drawingml/2006/main" xmlns:pic="http://schemas.openxmlformats.org/drawingml/2006/picture">
+            <wp:extent cx="5486400" cy="3145536"/>
+            <wp:docPr id="5" name="Picture 5" descr="Toy next-word distribution. Units: probability. full: 0.6. empty: 0.3. unknown: 0.1."/>
+            <wp:cNvGraphicFramePr>
+              <a:graphicFrameLocks noChangeAspect="1"/>
+            </wp:cNvGraphicFramePr>
+            <a:graphic>
+              <a:graphicData uri="http://schemas.openxmlformats.org/drawingml/2006/picture">
+                <pic:pic>
+                  <pic:nvPicPr>
+                    <pic:cNvPr id="0" name="academy-story-ai-2-27-03.png"/>
+                    <pic:cNvPicPr/>
+                  </pic:nvPicPr>
+                  <pic:blipFill>
+                    <a:blip r:embed="rId13"/>
+                    <a:stretch>
+                      <a:fillRect/>
+                    </a:stretch>
+                  </pic:blipFill>
+                  <pic:spPr>
+                    <a:xfrm>
+                      <a:off x="0" y="0"/>
+                      <a:ext cx="5486400" cy="3145536"/>
+                    </a:xfrm>
+                    <a:prstGeom prst="rect"/>
+                  </pic:spPr>
+                </pic:pic>
+              </a:graphicData>
+            </a:graphic>
+          </wp:inline>
+        </w:drawing>
+      </w:r>
+    </w:p>
+    <w:p>
+      <w:pPr>
+        <w:spacing w:line="336" w:lineRule="auto" w:after="180"/>
+      </w:pPr>
+      <w:r>
+        <w:rPr>
+          <w:b w:val="0"/>
+        </w:rPr>
+        <w:t>Toy next-word distribution. Units: probability. full: 0.6. empty: 0.3. unknown: 0.1.</w:t>
+      </w:r>
+    </w:p>
+    <w:p>
+      <w:pPr>
+        <w:spacing w:line="336" w:lineRule="auto" w:after="180"/>
+        <w:shd w:fill="F5F1FB"/>
+      </w:pPr>
+      <w:r>
+        <w:rPr>
+          <w:b w:val="0"/>
+        </w:rPr>
+        <w:t>Read the labels and values. Explain the relationship the model shows.</w:t>
+      </w:r>
+    </w:p>
+    <w:p>
+      <w:pPr>
+        <w:pStyle w:val="Heading3"/>
+      </w:pPr>
+      <w:r>
+        <w:t>My picture explanation, deciding evidence and one limit</w:t>
+      </w:r>
+    </w:p>
+    <w:p>
+      <w:r>
+        <w:t>________________________________________________________________</w:t>
+      </w:r>
+    </w:p>
+    <w:p>
+      <w:r>
+        <w:t>________________________________________________________________</w:t>
+      </w:r>
+    </w:p>
+    <w:p>
+      <w:r>
+        <w:t>________________________________________________________________</w:t>
+      </w:r>
+    </w:p>
+    <w:p>
+      <w:r>
+        <w:t>________________________________________________________________</w:t>
+      </w:r>
+    </w:p>
+    <w:p>
+      <w:pPr>
+        <w:pStyle w:val="Heading3"/>
+      </w:pPr>
+      <w:r>
+        <w:t>04. Change one thing. Trace what follows.</w:t>
+      </w:r>
+    </w:p>
+    <w:p>
+      <w:r>
+        <w:drawing>
+          <wp:inline xmlns:a="http://schemas.openxmlformats.org/drawingml/2006/main" xmlns:pic="http://schemas.openxmlformats.org/drawingml/2006/picture">
+            <wp:extent cx="5486400" cy="3026664"/>
+            <wp:docPr id="6" name="Picture 6" descr="Original case: Current observation says empty; frequent wording is not a present inventory reading. Changed condition: Change the training table to full 2, empty 7, unknown 1. Expected result: Greedy output becomes empty with probability 0.7. Reason: The continuation distribution changed; the independently observed box has not changed."/>
+            <wp:cNvGraphicFramePr>
+              <a:graphicFrameLocks noChangeAspect="1"/>
+            </wp:cNvGraphicFramePr>
+            <a:graphic>
+              <a:graphicData uri="http://schemas.openxmlformats.org/drawingml/2006/picture">
+                <pic:pic>
+                  <pic:nvPicPr>
+                    <pic:cNvPr id="0" name="academy-story-ai-2-27-04.png"/>
+                    <pic:cNvPicPr/>
+                  </pic:nvPicPr>
+                  <pic:blipFill>
+                    <a:blip r:embed="rId14"/>
+                    <a:stretch>
+                      <a:fillRect/>
+                    </a:stretch>
+                  </pic:blipFill>
+                  <pic:spPr>
+                    <a:xfrm>
+                      <a:off x="0" y="0"/>
+                      <a:ext cx="5486400" cy="3026664"/>
+                    </a:xfrm>
+                    <a:prstGeom prst="rect"/>
+                  </pic:spPr>
+                </pic:pic>
+              </a:graphicData>
+            </a:graphic>
+          </wp:inline>
+        </w:drawing>
+      </w:r>
+    </w:p>
+    <w:p>
+      <w:pPr>
+        <w:spacing w:line="336" w:lineRule="auto" w:after="180"/>
+      </w:pPr>
+      <w:r>
+        <w:rPr>
+          <w:b w:val="0"/>
+        </w:rPr>
+        <w:t xml:space="preserve">Original case: Current </w:t>
+      </w:r>
+      <w:r>
+        <w:rPr>
+          <w:b/>
+        </w:rPr>
+        <w:t>observation</w:t>
+      </w:r>
+      <w:r>
+        <w:rPr>
+          <w:b w:val="0"/>
+        </w:rPr>
+        <w:t xml:space="preserve"> says empty; frequent wording is not a present inventory reading. Changed condition: Change the </w:t>
+      </w:r>
+      <w:r>
+        <w:rPr>
+          <w:b/>
+        </w:rPr>
+        <w:t>training</w:t>
+      </w:r>
+      <w:r>
+        <w:rPr>
+          <w:b w:val="0"/>
+        </w:rPr>
+        <w:t xml:space="preserve"> table to full 2, empty 7, unknown 1.</w:t>
+      </w:r>
+    </w:p>
+    <w:p>
+      <w:pPr>
+        <w:spacing w:line="336" w:lineRule="auto" w:after="180"/>
+      </w:pPr>
+      <w:r>
+        <w:rPr>
+          <w:b w:val="0"/>
+        </w:rPr>
+        <w:t xml:space="preserve">Expected result: Greedy </w:t>
+      </w:r>
+      <w:r>
+        <w:rPr>
+          <w:b/>
+        </w:rPr>
+        <w:t>output</w:t>
+      </w:r>
+      <w:r>
+        <w:rPr>
+          <w:b w:val="0"/>
+        </w:rPr>
+        <w:t xml:space="preserve"> becomes empty with probability 0.7. Reason: The continuation distribution changed; the independently observed box has not changed.</w:t>
+      </w:r>
+    </w:p>
+    <w:p>
+      <w:pPr>
+        <w:spacing w:line="336" w:lineRule="auto" w:after="180"/>
+        <w:shd w:fill="F5F1FB"/>
+      </w:pPr>
+      <w:r>
+        <w:rPr>
+          <w:b w:val="0"/>
+        </w:rPr>
+        <w:t>Predict before checking the worked changed-case result. Name what changed and what the supplied facts allow you to conclude.</w:t>
+      </w:r>
+    </w:p>
+    <w:p>
+      <w:pPr>
+        <w:pStyle w:val="Heading3"/>
+      </w:pPr>
+      <w:r>
+        <w:t>My picture explanation, deciding evidence and one limit</w:t>
+      </w:r>
+    </w:p>
+    <w:p>
+      <w:r>
+        <w:t>________________________________________________________________</w:t>
+      </w:r>
+    </w:p>
+    <w:p>
+      <w:r>
+        <w:t>________________________________________________________________</w:t>
+      </w:r>
+    </w:p>
+    <w:p>
+      <w:r>
+        <w:t>________________________________________________________________</w:t>
+      </w:r>
+    </w:p>
+    <w:p>
+      <w:r>
+        <w:t>________________________________________________________________</w:t>
+      </w:r>
+    </w:p>
+    <w:p>
+      <w:pPr>
+        <w:pStyle w:val="Heading3"/>
+      </w:pPr>
+      <w:r>
+        <w:t>05. Connect the explanation to its limit</w:t>
+      </w:r>
+    </w:p>
+    <w:p>
+      <w:r>
+        <w:drawing>
+          <wp:inline xmlns:a="http://schemas.openxmlformats.org/drawingml/2006/main" xmlns:pic="http://schemas.openxmlformats.org/drawingml/2006/picture">
+            <wp:extent cx="5486400" cy="2834640"/>
+            <wp:docPr id="7" name="Picture 7" descr="The table predicts a continuation in a text exercise, not the contents of the current box. Generating the most frequent token is a model-defined decision. A factual inventory statement needs current evidence. The numerical table is intentionally small; real generative systems condition on richer context and do not simply consult these three counts. Limit: A one-step toy distribution does not describe every predictive or generative model or validate factual accuracy."/>
+            <wp:cNvGraphicFramePr>
+              <a:graphicFrameLocks noChangeAspect="1"/>
+            </wp:cNvGraphicFramePr>
+            <a:graphic>
+              <a:graphicData uri="http://schemas.openxmlformats.org/drawingml/2006/picture">
+                <pic:pic>
+                  <pic:nvPicPr>
+                    <pic:cNvPr id="0" name="academy-story-ai-2-27-05.png"/>
+                    <pic:cNvPicPr/>
+                  </pic:nvPicPr>
+                  <pic:blipFill>
+                    <a:blip r:embed="rId15"/>
+                    <a:stretch>
+                      <a:fillRect/>
+                    </a:stretch>
+                  </pic:blipFill>
+                  <pic:spPr>
+                    <a:xfrm>
+                      <a:off x="0" y="0"/>
+                      <a:ext cx="5486400" cy="2834640"/>
+                    </a:xfrm>
+                    <a:prstGeom prst="rect"/>
+                  </pic:spPr>
+                </pic:pic>
+              </a:graphicData>
+            </a:graphic>
+          </wp:inline>
+        </w:drawing>
+      </w:r>
+    </w:p>
+    <w:p>
+      <w:pPr>
+        <w:spacing w:line="336" w:lineRule="auto" w:after="180"/>
+      </w:pPr>
+      <w:r>
+        <w:rPr>
+          <w:b w:val="0"/>
+        </w:rPr>
+        <w:t xml:space="preserve">The table predicts a continuation in a text exercise, not the contents of the current box. Generating the most frequent token is a model-defined decision. A factual inventory statement needs current </w:t>
+      </w:r>
+      <w:r>
+        <w:rPr>
+          <w:b/>
+        </w:rPr>
+        <w:t>evidence</w:t>
+      </w:r>
+      <w:r>
+        <w:rPr>
+          <w:b w:val="0"/>
+        </w:rPr>
+        <w:t>.</w:t>
+      </w:r>
+    </w:p>
+    <w:p>
+      <w:pPr>
+        <w:spacing w:line="336" w:lineRule="auto" w:after="180"/>
+      </w:pPr>
+      <w:r>
+        <w:rPr>
+          <w:b w:val="0"/>
+        </w:rPr>
+        <w:t xml:space="preserve">The numerical table is intentionally small; real </w:t>
+      </w:r>
+      <w:r>
+        <w:rPr>
+          <w:b/>
+        </w:rPr>
+        <w:t>generative</w:t>
+      </w:r>
+      <w:r>
+        <w:rPr>
+          <w:b w:val="0"/>
+        </w:rPr>
+        <w:t xml:space="preserve"> systems condition on richer context and do not simply consult these three counts.</w:t>
+      </w:r>
+    </w:p>
+    <w:p>
+      <w:pPr>
+        <w:spacing w:line="336" w:lineRule="auto" w:after="180"/>
+      </w:pPr>
+      <w:r>
+        <w:rPr>
+          <w:b w:val="0"/>
+        </w:rPr>
+        <w:t xml:space="preserve">Limit: A one-step toy distribution does not describe every </w:t>
+      </w:r>
+      <w:r>
+        <w:rPr>
+          <w:b/>
+        </w:rPr>
+        <w:t>predictive</w:t>
+      </w:r>
+      <w:r>
+        <w:rPr>
+          <w:b w:val="0"/>
+        </w:rPr>
+        <w:t xml:space="preserve"> or </w:t>
+      </w:r>
+      <w:r>
+        <w:rPr>
+          <w:b/>
+        </w:rPr>
+        <w:t>generative</w:t>
+      </w:r>
+      <w:r>
+        <w:rPr>
+          <w:b w:val="0"/>
+        </w:rPr>
+        <w:t xml:space="preserve"> model or validate factual accuracy.</w:t>
+      </w:r>
+    </w:p>
+    <w:p>
+      <w:pPr>
+        <w:spacing w:line="336" w:lineRule="auto" w:after="180"/>
+        <w:shd w:fill="F5F1FB"/>
+      </w:pPr>
+      <w:r>
+        <w:rPr>
+          <w:b w:val="0"/>
+        </w:rPr>
+        <w:t>Explain the case, then point to a limit on the claim.</w:t>
+      </w:r>
+    </w:p>
+    <w:p>
+      <w:pPr>
+        <w:pStyle w:val="Heading3"/>
+      </w:pPr>
+      <w:r>
+        <w:t>My picture explanation, deciding evidence and one limit</w:t>
+      </w:r>
+    </w:p>
+    <w:p>
+      <w:r>
+        <w:t>________________________________________________________________</w:t>
+      </w:r>
+    </w:p>
+    <w:p>
+      <w:r>
+        <w:t>________________________________________________________________</w:t>
+      </w:r>
+    </w:p>
+    <w:p>
+      <w:r>
+        <w:t>________________________________________________________________</w:t>
+      </w:r>
+    </w:p>
+    <w:p>
+      <w:r>
+        <w:t>________________________________________________________________</w:t>
+      </w:r>
+    </w:p>
+    <w:p>
+      <w:pPr>
+        <w:pStyle w:val="Heading3"/>
+      </w:pPr>
+      <w:r>
+        <w:t>06. Make the idea visible in your project</w:t>
+      </w:r>
+    </w:p>
+    <w:p>
+      <w:r>
+        <w:drawing>
+          <wp:inline xmlns:a="http://schemas.openxmlformats.org/drawingml/2006/main" xmlns:pic="http://schemas.openxmlformats.org/drawingml/2006/picture">
+            <wp:extent cx="5486400" cy="3380232"/>
+            <wp:docPr id="8" name="Picture 8" descr="Use approved book facts for recommender explanations; generated fluency is not a replacement for catalogue evidence. Draw your input, deciding step, result and limit. Supported question: Does matching the physical box in the changed table prove the generator measures boxes?"/>
+            <wp:cNvGraphicFramePr>
+              <a:graphicFrameLocks noChangeAspect="1"/>
+            </wp:cNvGraphicFramePr>
+            <a:graphic>
+              <a:graphicData uri="http://schemas.openxmlformats.org/drawingml/2006/picture">
+                <pic:pic>
+                  <pic:nvPicPr>
+                    <pic:cNvPr id="0" name="academy-story-ai-2-27-06.png"/>
+                    <pic:cNvPicPr/>
+                  </pic:nvPicPr>
+                  <pic:blipFill>
+                    <a:blip r:embed="rId16"/>
+                    <a:stretch>
+                      <a:fillRect/>
+                    </a:stretch>
+                  </pic:blipFill>
+                  <pic:spPr>
+                    <a:xfrm>
+                      <a:off x="0" y="0"/>
+                      <a:ext cx="5486400" cy="3380232"/>
+                    </a:xfrm>
+                    <a:prstGeom prst="rect"/>
+                  </pic:spPr>
+                </pic:pic>
+              </a:graphicData>
+            </a:graphic>
+          </wp:inline>
+        </w:drawing>
+      </w:r>
+    </w:p>
+    <w:p>
+      <w:pPr>
+        <w:spacing w:line="336" w:lineRule="auto" w:after="180"/>
+      </w:pPr>
+      <w:r>
+        <w:rPr>
+          <w:b w:val="0"/>
+        </w:rPr>
+        <w:t xml:space="preserve">Use approved book facts for recommender explanations; generated fluency is not a replacement for catalogue </w:t>
+      </w:r>
+      <w:r>
+        <w:rPr>
+          <w:b/>
+        </w:rPr>
+        <w:t>evidence</w:t>
+      </w:r>
+      <w:r>
+        <w:rPr>
+          <w:b w:val="0"/>
+        </w:rPr>
+        <w:t xml:space="preserve">. Draw your </w:t>
+      </w:r>
+      <w:r>
+        <w:rPr>
+          <w:b/>
+        </w:rPr>
+        <w:t>input</w:t>
+      </w:r>
+      <w:r>
+        <w:rPr>
+          <w:b w:val="0"/>
+        </w:rPr>
+        <w:t>, deciding step, result and limit.</w:t>
+      </w:r>
+    </w:p>
+    <w:p>
+      <w:pPr>
+        <w:spacing w:line="336" w:lineRule="auto" w:after="180"/>
+      </w:pPr>
+      <w:r>
+        <w:rPr>
+          <w:b w:val="0"/>
+        </w:rPr>
+        <w:t>Supported question: Does matching the physical box in the changed table prove the generator measures boxes?</w:t>
+      </w:r>
+    </w:p>
+    <w:p>
+      <w:pPr>
+        <w:spacing w:line="336" w:lineRule="auto" w:after="180"/>
+        <w:shd w:fill="F5F1FB"/>
+      </w:pPr>
+      <w:r>
+        <w:rPr>
+          <w:b w:val="0"/>
+        </w:rPr>
+        <w:t xml:space="preserve">Draw your project trace and justify the deciding step using </w:t>
+      </w:r>
+      <w:r>
+        <w:rPr>
+          <w:b/>
+        </w:rPr>
+        <w:t>evidence</w:t>
+      </w:r>
+      <w:r>
+        <w:rPr>
+          <w:b w:val="0"/>
+        </w:rPr>
+        <w:t>.</w:t>
+      </w:r>
+    </w:p>
+    <w:p>
+      <w:pPr>
+        <w:pStyle w:val="Heading3"/>
+      </w:pPr>
+      <w:r>
+        <w:t>My picture explanation, deciding evidence and one limit</w:t>
       </w:r>
     </w:p>
     <w:p>

--- a/downloads/workbook/ai-2-week-27.docx
+++ b/downloads/workbook/ai-2-week-27.docx
@@ -2363,7 +2363,7 @@
         <w:rPr>
           <w:b w:val="0"/>
         </w:rPr>
-        <w:t xml:space="preserve"> becomes empty with probability 0.7.</w:t>
+        <w:t xml:space="preserve"> becomes empty; the model assigns that token probability 0.7.</w:t>
       </w:r>
     </w:p>
     <w:p>
@@ -2496,7 +2496,7 @@
         <w:rPr>
           <w:b w:val="0"/>
         </w:rPr>
-        <w:t xml:space="preserve"> becomes empty with probability 0.7. The continuation distribution changed; the independently observed box has not changed.</w:t>
+        <w:t xml:space="preserve"> becomes empty; the model assigns that token probability 0.7. The continuation distribution changed; the independently observed box has not changed.</w:t>
       </w:r>
     </w:p>
     <w:p>
@@ -3019,7 +3019,7 @@
         <w:drawing>
           <wp:inline xmlns:a="http://schemas.openxmlformats.org/drawingml/2006/main" xmlns:pic="http://schemas.openxmlformats.org/drawingml/2006/picture">
             <wp:extent cx="5486400" cy="3026664"/>
-            <wp:docPr id="6" name="Picture 6" descr="Original case: Current observation says empty; frequent wording is not a present inventory reading. Changed condition: Change the training table to full 2, empty 7, unknown 1. Expected result: Greedy output becomes empty with probability 0.7. Reason: The continuation distribution changed; the independently observed box has not changed."/>
+            <wp:docPr id="6" name="Picture 6" descr="Original case: Current observation says empty; frequent wording is not a present inventory reading. Changed condition: Change the training table to full 2, empty 7, unknown 1. Expected result: Greedy output becomes empty; the model assigns that token probability 0.7. Reason: The continuation distribution changed; the independently observed box has not changed."/>
             <wp:cNvGraphicFramePr>
               <a:graphicFrameLocks noChangeAspect="1"/>
             </wp:cNvGraphicFramePr>
@@ -3105,7 +3105,7 @@
         <w:rPr>
           <w:b w:val="0"/>
         </w:rPr>
-        <w:t xml:space="preserve"> becomes empty with probability 0.7. Reason: The continuation distribution changed; the independently observed box has not changed.</w:t>
+        <w:t xml:space="preserve"> becomes empty; the model assigns that token probability 0.7. Reason: The continuation distribution changed; the independently observed box has not changed.</w:t>
       </w:r>
     </w:p>
     <w:p>

--- a/downloads/workbook/ai-2-week-27.docx
+++ b/downloads/workbook/ai-2-week-27.docx
@@ -25,12 +25,492 @@
         <w:pStyle w:val="Heading1"/>
       </w:pPr>
       <w:r>
-        <w:t>01. Recall and choose your starting point</w:t>
-      </w:r>
-    </w:p>
-    <w:p>
-      <w:r>
-        <w:t>Record your starting explanation for Predictive vs Generative before opening notes. Show any later correction separately.</w:t>
+        <w:t>One connected objective-and-evidence record.</w:t>
+      </w:r>
+    </w:p>
+    <w:p>
+      <w:r>
+        <w:t>Identify component targets, compute a distribution, follow the prefix and design useful evaluation checks.</w:t>
+      </w:r>
+    </w:p>
+    <w:p>
+      <w:r>
+        <w:t>Retain counts, probabilities, conditional context, current observations and unverified claims separately.</w:t>
+      </w:r>
+    </w:p>
+    <w:p>
+      <w:pPr>
+        <w:pStyle w:val="Heading1"/>
+      </w:pPr>
+      <w:r>
+        <w:t>01. Recall: reconnect earlier ideas</w:t>
+      </w:r>
+    </w:p>
+    <w:p>
+      <w:r>
+        <w:t>Retrieve before opening notes.</w:t>
+      </w:r>
+    </w:p>
+    <w:p>
+      <w:pPr>
+        <w:pStyle w:val="Heading2"/>
+      </w:pPr>
+      <w:r>
+        <w:t>Retrieve and explain</w:t>
+      </w:r>
+    </w:p>
+    <w:p>
+      <w:pPr>
+        <w:pStyle w:val="ListBullet"/>
+      </w:pPr>
+      <w:r>
+        <w:t>Try the recall before opening notes. Then use a different colour or a labelled second line to correct your explanation.</w:t>
+      </w:r>
+    </w:p>
+    <w:p>
+      <w:pPr>
+        <w:pStyle w:val="ListBullet"/>
+      </w:pPr>
+      <w:r>
+        <w:t>Without opening the old lesson, explain one key idea from Image and Voice Pipelines. Give an example and a mistake that the idea helps you avoid.</w:t>
+      </w:r>
+    </w:p>
+    <w:p>
+      <w:pPr>
+        <w:pStyle w:val="Heading3"/>
+      </w:pPr>
+      <w:r>
+        <w:t>My remembered idea, example and correction</w:t>
+      </w:r>
+    </w:p>
+    <w:p>
+      <w:r>
+        <w:t>________________________________________________________________</w:t>
+      </w:r>
+    </w:p>
+    <w:p>
+      <w:r>
+        <w:t>________________________________________________________________</w:t>
+      </w:r>
+    </w:p>
+    <w:p>
+      <w:r>
+        <w:t>________________________________________________________________</w:t>
+      </w:r>
+    </w:p>
+    <w:p>
+      <w:pPr>
+        <w:pStyle w:val="ListBullet"/>
+      </w:pPr>
+      <w:r>
+        <w:t>Without opening the old lesson, explain one key idea from Feedback Loops. Give an example and a mistake that the idea helps you avoid.</w:t>
+      </w:r>
+    </w:p>
+    <w:p>
+      <w:pPr>
+        <w:pStyle w:val="Heading3"/>
+      </w:pPr>
+      <w:r>
+        <w:t>My remembered idea, example and correction</w:t>
+      </w:r>
+    </w:p>
+    <w:p>
+      <w:r>
+        <w:t>________________________________________________________________</w:t>
+      </w:r>
+    </w:p>
+    <w:p>
+      <w:r>
+        <w:t>________________________________________________________________</w:t>
+      </w:r>
+    </w:p>
+    <w:p>
+      <w:r>
+        <w:t>________________________________________________________________</w:t>
+      </w:r>
+    </w:p>
+    <w:p>
+      <w:pPr>
+        <w:pStyle w:val="ListBullet"/>
+      </w:pPr>
+      <w:r>
+        <w:t>Without opening the old lesson, explain one key idea from Similarity by Selected Traits. Give an example and a mistake that the idea helps you avoid.</w:t>
+      </w:r>
+    </w:p>
+    <w:p>
+      <w:pPr>
+        <w:pStyle w:val="Heading3"/>
+      </w:pPr>
+      <w:r>
+        <w:t>My remembered idea, example and correction</w:t>
+      </w:r>
+    </w:p>
+    <w:p>
+      <w:r>
+        <w:t>________________________________________________________________</w:t>
+      </w:r>
+    </w:p>
+    <w:p>
+      <w:r>
+        <w:t>________________________________________________________________</w:t>
+      </w:r>
+    </w:p>
+    <w:p>
+      <w:r>
+        <w:t>________________________________________________________________</w:t>
+      </w:r>
+    </w:p>
+    <w:p>
+      <w:pPr>
+        <w:pStyle w:val="Heading2"/>
+      </w:pPr>
+      <w:r>
+        <w:t>Earlier wording, alternatives and picture transcripts · reference / check after trying</w:t>
+      </w:r>
+    </w:p>
+    <w:p>
+      <w:pPr>
+        <w:pStyle w:val="Heading3"/>
+      </w:pPr>
+      <w:r>
+        <w:t>Image and Voice Pipelines</w:t>
+      </w:r>
+    </w:p>
+    <w:p>
+      <w:pPr>
+        <w:pStyle w:val="Heading3"/>
+      </w:pPr>
+      <w:r>
+        <w:t>Feedback Loops</w:t>
+      </w:r>
+    </w:p>
+    <w:p>
+      <w:pPr>
+        <w:pStyle w:val="Heading3"/>
+      </w:pPr>
+      <w:r>
+        <w:t>Similarity by Selected Traits</w:t>
+      </w:r>
+    </w:p>
+    <w:p>
+      <w:pPr>
+        <w:pStyle w:val="Heading1"/>
+      </w:pPr>
+      <w:r>
+        <w:t>12. W1 · Identify each component’s target</w:t>
+      </w:r>
+    </w:p>
+    <w:p>
+      <w:r>
+        <w:t>A combined application can classify, retrieve and generate.</w:t>
+      </w:r>
+    </w:p>
+    <w:p>
+      <w:pPr>
+        <w:pStyle w:val="Heading2"/>
+      </w:pPr>
+      <w:r>
+        <w:t>Your evidence record</w:t>
+      </w:r>
+    </w:p>
+    <w:p>
+      <w:pPr>
+        <w:pStyle w:val="ListBullet"/>
+      </w:pPr>
+      <w:r>
+        <w:t>Marker corpus for prefix The marker is: red6,blue3,green1,total10. The following table after red has end0.8,today0.2; it conditions on a different expanded prefix. The separate box corpus has full6,empty3,unknown1 with a current empty observation. Corpus counts do not establish a present physical state. W4 has its own signal counts and observation.</w:t>
+      </w:r>
+    </w:p>
+    <w:p>
+      <w:pPr>
+        <w:pStyle w:val="ListBullet"/>
+      </w:pPr>
+      <w:r>
+        <w:t>Classify these components by target: label a message request/report; continue a prefix with a sequence; retrieve a stored sensor record. Explain why the application may combine them.</w:t>
+      </w:r>
+    </w:p>
+    <w:p>
+      <w:pPr>
+        <w:pStyle w:val="Heading3"/>
+      </w:pPr>
+      <w:r>
+        <w:t>My reasoning and evidence</w:t>
+      </w:r>
+    </w:p>
+    <w:p>
+      <w:r>
+        <w:t>________________________________________________________________</w:t>
+      </w:r>
+    </w:p>
+    <w:p>
+      <w:r>
+        <w:t>________________________________________________________________</w:t>
+      </w:r>
+    </w:p>
+    <w:p>
+      <w:r>
+        <w:t>________________________________________________________________</w:t>
+      </w:r>
+    </w:p>
+    <w:p>
+      <w:r>
+        <w:t>________________________________________________________________</w:t>
+      </w:r>
+    </w:p>
+    <w:p>
+      <w:r>
+        <w:t>________________________________________________________________</w:t>
+      </w:r>
+    </w:p>
+    <w:p>
+      <w:r>
+        <w:t>________________________________________________________________</w:t>
+      </w:r>
+    </w:p>
+    <w:p>
+      <w:pPr>
+        <w:pStyle w:val="Heading1"/>
+      </w:pPr>
+      <w:r>
+        <w:t>13. W2 · Compute the marker distribution</w:t>
+      </w:r>
+    </w:p>
+    <w:p>
+      <w:r>
+        <w:t>Use the given corpus total and label its meaning.</w:t>
+      </w:r>
+    </w:p>
+    <w:p>
+      <w:pPr>
+        <w:pStyle w:val="Heading2"/>
+      </w:pPr>
+      <w:r>
+        <w:t>Your evidence record</w:t>
+      </w:r>
+    </w:p>
+    <w:p>
+      <w:pPr>
+        <w:pStyle w:val="ListBullet"/>
+      </w:pPr>
+      <w:r>
+        <w:t>Marker corpus for prefix The marker is: red6,blue3,green1,total10. The following table after red has end0.8,today0.2; it conditions on a different expanded prefix. The separate box corpus has full6,empty3,unknown1 with a current empty observation. Corpus counts do not establish a present physical state. W4 has its own signal counts and observation.</w:t>
+      </w:r>
+    </w:p>
+    <w:p>
+      <w:pPr>
+        <w:pStyle w:val="ListBullet"/>
+      </w:pPr>
+      <w:r>
+        <w:t>For The marker is, calculate the three empirical probabilities, their sum and their meaning.</w:t>
+      </w:r>
+    </w:p>
+    <w:p>
+      <w:pPr>
+        <w:pStyle w:val="Heading3"/>
+      </w:pPr>
+      <w:r>
+        <w:t>My reasoning and evidence</w:t>
+      </w:r>
+    </w:p>
+    <w:p>
+      <w:r>
+        <w:t>________________________________________________________________</w:t>
+      </w:r>
+    </w:p>
+    <w:p>
+      <w:r>
+        <w:t>________________________________________________________________</w:t>
+      </w:r>
+    </w:p>
+    <w:p>
+      <w:r>
+        <w:t>________________________________________________________________</w:t>
+      </w:r>
+    </w:p>
+    <w:p>
+      <w:r>
+        <w:t>________________________________________________________________</w:t>
+      </w:r>
+    </w:p>
+    <w:p>
+      <w:r>
+        <w:t>________________________________________________________________</w:t>
+      </w:r>
+    </w:p>
+    <w:p>
+      <w:r>
+        <w:t>________________________________________________________________</w:t>
+      </w:r>
+    </w:p>
+    <w:p>
+      <w:pPr>
+        <w:pStyle w:val="Heading1"/>
+      </w:pPr>
+      <w:r>
+        <w:t>14. W3 · Follow the expanded prefix</w:t>
+      </w:r>
+    </w:p>
+    <w:p>
+      <w:r>
+        <w:t>Different conditional tables describe different alternatives.</w:t>
+      </w:r>
+    </w:p>
+    <w:p>
+      <w:pPr>
+        <w:pStyle w:val="Heading2"/>
+      </w:pPr>
+      <w:r>
+        <w:t>Your evidence record</w:t>
+      </w:r>
+    </w:p>
+    <w:p>
+      <w:pPr>
+        <w:pStyle w:val="ListBullet"/>
+      </w:pPr>
+      <w:r>
+        <w:t>Marker corpus for prefix The marker is: red6,blue3,green1,total10. The following table after red has end0.8,today0.2; it conditions on a different expanded prefix. The separate box corpus has full6,empty3,unknown1 with a current empty observation. Corpus counts do not establish a present physical state. W4 has its own signal counts and observation.</w:t>
+      </w:r>
+    </w:p>
+    <w:p>
+      <w:pPr>
+        <w:pStyle w:val="ListBullet"/>
+      </w:pPr>
+      <w:r>
+        <w:t>After red is selected, the expanded-prefix table gives end 0.8 and today 0.2. Explain why these values cannot be substituted for the red/blue/green probabilities.</w:t>
+      </w:r>
+    </w:p>
+    <w:p>
+      <w:pPr>
+        <w:pStyle w:val="Heading3"/>
+      </w:pPr>
+      <w:r>
+        <w:t>My reasoning and evidence</w:t>
+      </w:r>
+    </w:p>
+    <w:p>
+      <w:r>
+        <w:t>________________________________________________________________</w:t>
+      </w:r>
+    </w:p>
+    <w:p>
+      <w:r>
+        <w:t>________________________________________________________________</w:t>
+      </w:r>
+    </w:p>
+    <w:p>
+      <w:r>
+        <w:t>________________________________________________________________</w:t>
+      </w:r>
+    </w:p>
+    <w:p>
+      <w:r>
+        <w:t>________________________________________________________________</w:t>
+      </w:r>
+    </w:p>
+    <w:p>
+      <w:r>
+        <w:t>________________________________________________________________</w:t>
+      </w:r>
+    </w:p>
+    <w:p>
+      <w:r>
+        <w:t>________________________________________________________________</w:t>
+      </w:r>
+    </w:p>
+    <w:p>
+      <w:pPr>
+        <w:pStyle w:val="Heading1"/>
+      </w:pPr>
+      <w:r>
+        <w:t>16. W5 · Design distinct evidence and response checks</w:t>
+      </w:r>
+    </w:p>
+    <w:p>
+      <w:r>
+        <w:t>Continuation fit alone cannot validate current-status claims.</w:t>
+      </w:r>
+    </w:p>
+    <w:p>
+      <w:pPr>
+        <w:pStyle w:val="Heading2"/>
+      </w:pPr>
+      <w:r>
+        <w:t>Your evidence record</w:t>
+      </w:r>
+    </w:p>
+    <w:p>
+      <w:pPr>
+        <w:pStyle w:val="ListBullet"/>
+      </w:pPr>
+      <w:r>
+        <w:t>Marker corpus for prefix The marker is: red6,blue3,green1,total10. The following table after red has end0.8,today0.2; it conditions on a different expanded prefix. The separate box corpus has full6,empty3,unknown1 with a current empty observation. Corpus counts do not establish a present physical state. W4 has its own signal counts and observation.</w:t>
+      </w:r>
+    </w:p>
+    <w:p>
+      <w:pPr>
+        <w:pStyle w:val="ListBullet"/>
+      </w:pPr>
+      <w:r>
+        <w:t>A system reports current room status using retrieved measurements and generated sentences. Name checks for evidence, response quality and permission.</w:t>
+      </w:r>
+    </w:p>
+    <w:p>
+      <w:pPr>
+        <w:pStyle w:val="Heading3"/>
+      </w:pPr>
+      <w:r>
+        <w:t>My reasoning and evidence</w:t>
+      </w:r>
+    </w:p>
+    <w:p>
+      <w:r>
+        <w:t>________________________________________________________________</w:t>
+      </w:r>
+    </w:p>
+    <w:p>
+      <w:r>
+        <w:t>________________________________________________________________</w:t>
+      </w:r>
+    </w:p>
+    <w:p>
+      <w:r>
+        <w:t>________________________________________________________________</w:t>
+      </w:r>
+    </w:p>
+    <w:p>
+      <w:r>
+        <w:t>________________________________________________________________</w:t>
+      </w:r>
+    </w:p>
+    <w:p>
+      <w:r>
+        <w:t>________________________________________________________________</w:t>
+      </w:r>
+    </w:p>
+    <w:p>
+      <w:r>
+        <w:t>________________________________________________________________</w:t>
+      </w:r>
+    </w:p>
+    <w:p>
+      <w:pPr>
+        <w:pStyle w:val="Heading1"/>
+      </w:pPr>
+      <w:r>
+        <w:t>04. W4 · Analyse a new corpus independently</w:t>
+      </w:r>
+    </w:p>
+    <w:p>
+      <w:r>
+        <w:t>Keep one first attempt before hints or feedback.</w:t>
+      </w:r>
+    </w:p>
+    <w:p>
+      <w:pPr>
+        <w:pStyle w:val="Heading2"/>
+      </w:pPr>
+      <w:r>
+        <w:t>Read and explain independently</w:t>
       </w:r>
     </w:p>
     <w:p>
@@ -41,15 +521,7 @@
         <w:rPr>
           <w:b w:val="0"/>
         </w:rPr>
-        <w:t>Try the recall before opening notes. Then use a different colour or a labelled second line to correct your explanation.</w:t>
-      </w:r>
-    </w:p>
-    <w:p>
-      <w:pPr>
-        <w:pStyle w:val="Heading3"/>
-      </w:pPr>
-      <w:r>
-        <w:t>Image and Voice Pipelines</w:t>
+        <w:t>For prefix The signal is, counts are high 2, low 5, unknown 3. Compute all probabilities and the most frequent continuation. A current measurement reports high.</w:t>
       </w:r>
     </w:p>
     <w:p>
@@ -60,7 +532,7 @@
         <w:rPr>
           <w:b w:val="0"/>
         </w:rPr>
-        <w:t>Without opening the old lesson, explain one key idea from Image and Voice Pipelines. Give an example and a mistake that the idea helps you avoid.</w:t>
+        <w:t>State what the most frequent continuation does and does not establish.</w:t>
       </w:r>
     </w:p>
     <w:p>
@@ -68,7 +540,7 @@
         <w:pStyle w:val="Heading3"/>
       </w:pPr>
       <w:r>
-        <w:t>My remembered idea, example and correction</w:t>
+        <w:t>My independent explanation, trace and limits</w:t>
       </w:r>
     </w:p>
     <w:p>
@@ -87,11 +559,31 @@
       </w:r>
     </w:p>
     <w:p>
-      <w:pPr>
-        <w:pStyle w:val="Heading3"/>
-      </w:pPr>
-      <w:r>
-        <w:t>Feedback Loops</w:t>
+      <w:r>
+        <w:t>________________________________________________________________</w:t>
+      </w:r>
+    </w:p>
+    <w:p>
+      <w:r>
+        <w:t>________________________________________________________________</w:t>
+      </w:r>
+    </w:p>
+    <w:p>
+      <w:r>
+        <w:t>________________________________________________________________</w:t>
+      </w:r>
+    </w:p>
+    <w:p>
+      <w:r>
+        <w:t>________________________________________________________________</w:t>
+      </w:r>
+    </w:p>
+    <w:p>
+      <w:pPr>
+        <w:pStyle w:val="Heading2"/>
+      </w:pPr>
+      <w:r>
+        <w:t>Keep a fair record</w:t>
       </w:r>
     </w:p>
     <w:p>
@@ -102,7 +594,15 @@
         <w:rPr>
           <w:b w:val="0"/>
         </w:rPr>
-        <w:t>Without opening the old lesson, explain one key idea from Feedback Loops. Give an example and a mistake that the idea helps you avoid.</w:t>
+        <w:t>Attempt this case before feedback. Record any help. Earlier examples below are further practice; a case already practised with feedback cannot establish fresh transfer.</w:t>
+      </w:r>
+    </w:p>
+    <w:p>
+      <w:pPr>
+        <w:pStyle w:val="Heading2"/>
+      </w:pPr>
+      <w:r>
+        <w:t>Earlier wording, alternatives and picture transcripts · reference / check after trying</w:t>
       </w:r>
     </w:p>
     <w:p>
@@ -110,30 +610,28 @@
         <w:pStyle w:val="Heading3"/>
       </w:pPr>
       <w:r>
-        <w:t>My remembered idea, example and correction</w:t>
-      </w:r>
-    </w:p>
-    <w:p>
-      <w:r>
-        <w:t>________________________________________________________________</w:t>
-      </w:r>
-    </w:p>
-    <w:p>
-      <w:r>
-        <w:t>________________________________________________________________</w:t>
-      </w:r>
-    </w:p>
-    <w:p>
-      <w:r>
-        <w:t>________________________________________________________________</w:t>
-      </w:r>
-    </w:p>
-    <w:p>
-      <w:pPr>
-        <w:pStyle w:val="Heading3"/>
-      </w:pPr>
-      <w:r>
-        <w:t>Similarity by Selected Traits</w:t>
+        <w:t>Independent case: Analyse a new corpus independently</w:t>
+      </w:r>
+    </w:p>
+    <w:p>
+      <w:pPr>
+        <w:pStyle w:val="Heading1"/>
+      </w:pPr>
+      <w:r>
+        <w:t>09. Project · Keep the decision and its evidence</w:t>
+      </w:r>
+    </w:p>
+    <w:p>
+      <w:r>
+        <w:t>Add this week’s change to your existing project record.</w:t>
+      </w:r>
+    </w:p>
+    <w:p>
+      <w:pPr>
+        <w:pStyle w:val="Heading2"/>
+      </w:pPr>
+      <w:r>
+        <w:t>Your evidence record</w:t>
       </w:r>
     </w:p>
     <w:p>
@@ -144,66 +642,7 @@
         <w:rPr>
           <w:b w:val="0"/>
         </w:rPr>
-        <w:t>Without opening the old lesson, explain one key idea from Similarity by Selected Traits. Give an example and a mistake that the idea helps you avoid.</w:t>
-      </w:r>
-    </w:p>
-    <w:p>
-      <w:pPr>
-        <w:pStyle w:val="Heading3"/>
-      </w:pPr>
-      <w:r>
-        <w:t>My remembered idea, example and correction</w:t>
-      </w:r>
-    </w:p>
-    <w:p>
-      <w:r>
-        <w:t>________________________________________________________________</w:t>
-      </w:r>
-    </w:p>
-    <w:p>
-      <w:r>
-        <w:t>________________________________________________________________</w:t>
-      </w:r>
-    </w:p>
-    <w:p>
-      <w:r>
-        <w:t>________________________________________________________________</w:t>
-      </w:r>
-    </w:p>
-    <w:p>
-      <w:pPr>
-        <w:pStyle w:val="Heading1"/>
-      </w:pPr>
-      <w:r>
-        <w:t>02. Practise with fading help</w:t>
-      </w:r>
-    </w:p>
-    <w:p>
-      <w:r>
-        <w:t>Complete the supported Predictive vs Generative trace and record the first step you can explain without help.</w:t>
-      </w:r>
-    </w:p>
-    <w:p>
-      <w:pPr>
-        <w:spacing w:line="336" w:lineRule="auto" w:after="180"/>
-      </w:pPr>
-      <w:r>
-        <w:rPr>
-          <w:b w:val="0"/>
-        </w:rPr>
-        <w:t xml:space="preserve">Use W2: Compute the distribution for </w:t>
-      </w:r>
-      <w:r>
-        <w:rPr>
-          <w:b/>
-        </w:rPr>
-        <w:t>Generative</w:t>
-      </w:r>
-      <w:r>
-        <w:rPr>
-          <w:b w:val="0"/>
-        </w:rPr>
-        <w:t xml:space="preserve"> and </w:t>
+        <w:t xml:space="preserve">Keep scoring </w:t>
       </w:r>
       <w:r>
         <w:rPr>
@@ -215,135 +654,7 @@
         <w:rPr>
           <w:b w:val="0"/>
         </w:rPr>
-        <w:t xml:space="preserve"> objectives. Record the answer once; the lesson and workbook refer to the same attempt.</w:t>
-      </w:r>
-    </w:p>
-    <w:tbl>
-      <w:tblPr>
-        <w:tblStyle w:val="LightShading-Accent1"/>
-        <w:tblW w:type="auto" w:w="0"/>
-        <w:tblLook w:firstColumn="1" w:firstRow="1" w:lastColumn="0" w:lastRow="0" w:noHBand="0" w:noVBand="1" w:val="04A0"/>
-      </w:tblPr>
-      <w:tblGrid>
-        <w:gridCol w:w="2556"/>
-        <w:gridCol w:w="2556"/>
-        <w:gridCol w:w="2556"/>
-        <w:gridCol w:w="2556"/>
-      </w:tblGrid>
-      <w:tr>
-        <w:trPr>
-          <w:tblHeader/>
-        </w:trPr>
-        <w:tc>
-          <w:tcPr>
-            <w:tcW w:type="dxa" w:w="2556"/>
-          </w:tcPr>
-          <w:p>
-            <w:r>
-              <w:t>Given inputs</w:t>
-            </w:r>
-          </w:p>
-        </w:tc>
-        <w:tc>
-          <w:tcPr>
-            <w:tcW w:type="dxa" w:w="2556"/>
-          </w:tcPr>
-          <w:p>
-            <w:r>
-              <w:t>Procedure I chose</w:t>
-            </w:r>
-          </w:p>
-        </w:tc>
-        <w:tc>
-          <w:tcPr>
-            <w:tcW w:type="dxa" w:w="2556"/>
-          </w:tcPr>
-          <w:p>
-            <w:r>
-              <w:t>Middle steps</w:t>
-            </w:r>
-          </w:p>
-        </w:tc>
-        <w:tc>
-          <w:tcPr>
-            <w:tcW w:type="dxa" w:w="2556"/>
-          </w:tcPr>
-          <w:p>
-            <w:r>
-              <w:t>Result and check</w:t>
-            </w:r>
-          </w:p>
-        </w:tc>
-      </w:tr>
-      <w:tr>
-        <w:tc>
-          <w:tcPr>
-            <w:tcW w:type="dxa" w:w="2556"/>
-          </w:tcPr>
-          <w:p>
-            <w:r/>
-          </w:p>
-        </w:tc>
-        <w:tc>
-          <w:tcPr>
-            <w:tcW w:type="dxa" w:w="2556"/>
-          </w:tcPr>
-          <w:p>
-            <w:r/>
-          </w:p>
-        </w:tc>
-        <w:tc>
-          <w:tcPr>
-            <w:tcW w:type="dxa" w:w="2556"/>
-          </w:tcPr>
-          <w:p>
-            <w:r/>
-          </w:p>
-        </w:tc>
-        <w:tc>
-          <w:tcPr>
-            <w:tcW w:type="dxa" w:w="2556"/>
-          </w:tcPr>
-          <w:p>
-            <w:r/>
-          </w:p>
-        </w:tc>
-      </w:tr>
-    </w:tbl>
-    <w:p>
-      <w:pPr>
-        <w:pStyle w:val="Heading3"/>
-      </w:pPr>
-      <w:r>
-        <w:t>The step I completed without help, and the hint I needed</w:t>
-      </w:r>
-    </w:p>
-    <w:p>
-      <w:r>
-        <w:t>________________________________________________________________</w:t>
-      </w:r>
-    </w:p>
-    <w:p>
-      <w:r>
-        <w:t>________________________________________________________________</w:t>
-      </w:r>
-    </w:p>
-    <w:p>
-      <w:r>
-        <w:t>________________________________________________________________</w:t>
-      </w:r>
-    </w:p>
-    <w:p>
-      <w:pPr>
-        <w:pStyle w:val="Heading1"/>
-      </w:pPr>
-      <w:r>
-        <w:t>03. Individual reasoning check</w:t>
-      </w:r>
-    </w:p>
-    <w:p>
-      <w:r>
-        <w:t>Check the proposed Predictive vs Generative explanation against the supplied facts before discussing it.</w:t>
+        <w:t xml:space="preserve"> and explanations templated or carefully generated and verified.</w:t>
       </w:r>
     </w:p>
     <w:p>
@@ -354,249 +665,7 @@
         <w:rPr>
           <w:b w:val="0"/>
         </w:rPr>
-        <w:t xml:space="preserve">Use the worked case for </w:t>
-      </w:r>
-      <w:r>
-        <w:rPr>
-          <w:b/>
-        </w:rPr>
-        <w:t>Generative</w:t>
-      </w:r>
-      <w:r>
-        <w:rPr>
-          <w:b w:val="0"/>
-        </w:rPr>
-        <w:t xml:space="preserve"> and </w:t>
-      </w:r>
-      <w:r>
-        <w:rPr>
-          <w:b/>
-        </w:rPr>
-        <w:t>predictive</w:t>
-      </w:r>
-      <w:r>
-        <w:rPr>
-          <w:b w:val="0"/>
-        </w:rPr>
-        <w:t xml:space="preserve"> objectives. Proposed explanation: “</w:t>
-      </w:r>
-      <w:r>
-        <w:rPr>
-          <w:b/>
-        </w:rPr>
-        <w:t>Generative</w:t>
-      </w:r>
-      <w:r>
-        <w:rPr>
-          <w:b w:val="0"/>
-        </w:rPr>
-        <w:t xml:space="preserve"> models do not predict”. Decide whether this explanation is supported.</w:t>
-      </w:r>
-    </w:p>
-    <w:p>
-      <w:pPr>
-        <w:spacing w:line="336" w:lineRule="auto" w:after="180"/>
-      </w:pPr>
-      <w:r>
-        <w:rPr>
-          <w:b w:val="0"/>
-        </w:rPr>
-        <w:t>Point to the step or supplied fact that decides; explain your repair if needed.</w:t>
-      </w:r>
-    </w:p>
-    <w:p>
-      <w:pPr>
-        <w:pStyle w:val="Heading3"/>
-      </w:pPr>
-      <w:r>
-        <w:t>My explanation before partner discussion</w:t>
-      </w:r>
-    </w:p>
-    <w:p>
-      <w:r>
-        <w:t>________________________________________________________________</w:t>
-      </w:r>
-    </w:p>
-    <w:p>
-      <w:r>
-        <w:t>________________________________________________________________</w:t>
-      </w:r>
-    </w:p>
-    <w:p>
-      <w:r>
-        <w:t>________________________________________________________________</w:t>
-      </w:r>
-    </w:p>
-    <w:p>
-      <w:r>
-        <w:t>________________________________________________________________</w:t>
-      </w:r>
-    </w:p>
-    <w:p>
-      <w:pPr>
-        <w:pStyle w:val="Heading1"/>
-      </w:pPr>
-      <w:r>
-        <w:t>04. Independent transfer case</w:t>
-      </w:r>
-    </w:p>
-    <w:p>
-      <w:r>
-        <w:t>Write one first attempt at the reserved independent case before feedback. Repeated copies of that case refer to the same recorded attempt.</w:t>
-      </w:r>
-    </w:p>
-    <w:p>
-      <w:pPr>
-        <w:pStyle w:val="Heading3"/>
-      </w:pPr>
-      <w:r>
-        <w:t>Independent case: Analyse a new corpus independently</w:t>
-      </w:r>
-    </w:p>
-    <w:p>
-      <w:pPr>
-        <w:spacing w:line="336" w:lineRule="auto" w:after="180"/>
-      </w:pPr>
-      <w:r>
-        <w:rPr>
-          <w:b w:val="0"/>
-        </w:rPr>
-        <w:t>For prefix The signal is, counts are high 2, low 5, unknown 3. Compute all probabilities and the most frequent continuation. A current measurement reports high.</w:t>
-      </w:r>
-    </w:p>
-    <w:p>
-      <w:pPr>
-        <w:spacing w:line="336" w:lineRule="auto" w:after="180"/>
-      </w:pPr>
-      <w:r>
-        <w:rPr>
-          <w:b w:val="0"/>
-        </w:rPr>
-        <w:t>State what the most frequent continuation does and does not establish.</w:t>
-      </w:r>
-    </w:p>
-    <w:p>
-      <w:pPr>
-        <w:pStyle w:val="Heading3"/>
-      </w:pPr>
-      <w:r>
-        <w:t>My independent explanation, trace and limits</w:t>
-      </w:r>
-    </w:p>
-    <w:p>
-      <w:r>
-        <w:t>________________________________________________________________</w:t>
-      </w:r>
-    </w:p>
-    <w:p>
-      <w:r>
-        <w:t>________________________________________________________________</w:t>
-      </w:r>
-    </w:p>
-    <w:p>
-      <w:r>
-        <w:t>________________________________________________________________</w:t>
-      </w:r>
-    </w:p>
-    <w:p>
-      <w:r>
-        <w:t>________________________________________________________________</w:t>
-      </w:r>
-    </w:p>
-    <w:p>
-      <w:r>
-        <w:t>________________________________________________________________</w:t>
-      </w:r>
-    </w:p>
-    <w:p>
-      <w:r>
-        <w:t>________________________________________________________________</w:t>
-      </w:r>
-    </w:p>
-    <w:p>
-      <w:r>
-        <w:t>________________________________________________________________</w:t>
-      </w:r>
-    </w:p>
-    <w:p>
-      <w:pPr>
-        <w:spacing w:line="336" w:lineRule="auto" w:after="180"/>
-      </w:pPr>
-      <w:r>
-        <w:rPr>
-          <w:b w:val="0"/>
-        </w:rPr>
-        <w:t>Attempt this case before feedback. Record any help. Earlier examples below are further practice; a case already practised with feedback cannot establish fresh transfer.</w:t>
-      </w:r>
-    </w:p>
-    <w:p>
-      <w:pPr>
-        <w:pStyle w:val="Heading1"/>
-      </w:pPr>
-      <w:r>
-        <w:t>05. Your learning target</w:t>
-      </w:r>
-    </w:p>
-    <w:p>
-      <w:r>
-        <w:t>Connect the Predictive vs Generative target to a trace and a justified conclusion.</w:t>
-      </w:r>
-    </w:p>
-    <w:p>
-      <w:pPr>
-        <w:spacing w:line="336" w:lineRule="auto" w:after="180"/>
-      </w:pPr>
-      <w:r>
-        <w:rPr>
-          <w:b w:val="0"/>
-        </w:rPr>
-        <w:t>A tool retrieves a book description, predicts a genre, then writes a new blurb. Identify each operation and give one distinct failure to check at each stage.</w:t>
-      </w:r>
-    </w:p>
-    <w:p>
-      <w:pPr>
-        <w:pStyle w:val="Heading1"/>
-      </w:pPr>
-      <w:r>
-        <w:t>06. Solve the given case</w:t>
-      </w:r>
-    </w:p>
-    <w:p>
-      <w:r>
-        <w:t>Solve the supplied Predictive vs Generative case and show the deciding evidence.</w:t>
-      </w:r>
-    </w:p>
-    <w:p>
-      <w:pPr>
-        <w:spacing w:line="336" w:lineRule="auto" w:after="180"/>
-      </w:pPr>
-      <w:r>
-        <w:rPr>
-          <w:b w:val="0"/>
-        </w:rPr>
-        <w:t>A labels genre; B writes a new blurb; C computes 24/6.</w:t>
-      </w:r>
-    </w:p>
-    <w:p>
-      <w:pPr>
-        <w:spacing w:line="336" w:lineRule="auto" w:after="180"/>
-      </w:pPr>
-      <w:r>
-        <w:rPr>
-          <w:b w:val="0"/>
-        </w:rPr>
-        <w:t>Distinguish operations.</w:t>
-      </w:r>
-    </w:p>
-    <w:p>
-      <w:pPr>
-        <w:spacing w:line="336" w:lineRule="auto" w:after="180"/>
-      </w:pPr>
-      <w:r>
-        <w:rPr>
-          <w:b w:val="0"/>
-        </w:rPr>
-        <w:t xml:space="preserve">Show your trace, calculation or </w:t>
+        <w:t xml:space="preserve">The project change and </w:t>
       </w:r>
       <w:r>
         <w:rPr>
@@ -604,321 +673,6 @@
         </w:rPr>
         <w:t>evidence</w:t>
       </w:r>
-    </w:p>
-    <w:p>
-      <w:pPr>
-        <w:pStyle w:val="Heading3"/>
-      </w:pPr>
-      <w:r>
-        <w:t>Write or draw your reasoning and evidence.</w:t>
-      </w:r>
-    </w:p>
-    <w:p>
-      <w:r>
-        <w:t>________________________________________________________________</w:t>
-      </w:r>
-    </w:p>
-    <w:p>
-      <w:r>
-        <w:t>________________________________________________________________</w:t>
-      </w:r>
-    </w:p>
-    <w:p>
-      <w:r>
-        <w:t>________________________________________________________________</w:t>
-      </w:r>
-    </w:p>
-    <w:p>
-      <w:r>
-        <w:t>________________________________________________________________</w:t>
-      </w:r>
-    </w:p>
-    <w:p>
-      <w:r>
-        <w:t>________________________________________________________________</w:t>
-      </w:r>
-    </w:p>
-    <w:p>
-      <w:pPr>
-        <w:pStyle w:val="Heading1"/>
-      </w:pPr>
-      <w:r>
-        <w:t>07. Check a changed case</w:t>
-      </w:r>
-    </w:p>
-    <w:p>
-      <w:r>
-        <w:t>Apply the procedure to the changed case and record why the conclusion follows.</w:t>
-      </w:r>
-    </w:p>
-    <w:p>
-      <w:pPr>
-        <w:spacing w:line="336" w:lineRule="auto" w:after="180"/>
-        <w:shd w:fill="F5F1FB"/>
-      </w:pPr>
-      <w:r>
-        <w:rPr>
-          <w:b w:val="0"/>
-        </w:rPr>
-        <w:t>One model labels a review positive or negative; another writes a new review. Which classifies and which generates? Must generated text be true?</w:t>
-      </w:r>
-    </w:p>
-    <w:p>
-      <w:pPr>
-        <w:spacing w:line="336" w:lineRule="auto" w:after="180"/>
-      </w:pPr>
-      <w:r>
-        <w:rPr>
-          <w:b w:val="0"/>
-        </w:rPr>
-        <w:t>My independent answer and reason</w:t>
-      </w:r>
-    </w:p>
-    <w:p>
-      <w:pPr>
-        <w:pStyle w:val="Heading3"/>
-      </w:pPr>
-      <w:r>
-        <w:t>Write or draw your reasoning and evidence.</w:t>
-      </w:r>
-    </w:p>
-    <w:p>
-      <w:r>
-        <w:t>________________________________________________________________</w:t>
-      </w:r>
-    </w:p>
-    <w:p>
-      <w:r>
-        <w:t>________________________________________________________________</w:t>
-      </w:r>
-    </w:p>
-    <w:p>
-      <w:r>
-        <w:t>________________________________________________________________</w:t>
-      </w:r>
-    </w:p>
-    <w:p>
-      <w:r>
-        <w:t>________________________________________________________________</w:t>
-      </w:r>
-    </w:p>
-    <w:p>
-      <w:r>
-        <w:t>________________________________________________________________</w:t>
-      </w:r>
-    </w:p>
-    <w:p>
-      <w:pPr>
-        <w:pStyle w:val="Heading3"/>
-      </w:pPr>
-      <w:r>
-        <w:t>Week 27 Test and reflect</w:t>
-      </w:r>
-    </w:p>
-    <w:p>
-      <w:pPr>
-        <w:pStyle w:val="Heading1"/>
-      </w:pPr>
-      <w:r>
-        <w:t>08. Design a revealing test</w:t>
-      </w:r>
-    </w:p>
-    <w:p>
-      <w:r>
-        <w:t>Specify a changed input, expected result and observation separately.</w:t>
-      </w:r>
-    </w:p>
-    <w:p>
-      <w:pPr>
-        <w:spacing w:line="336" w:lineRule="auto" w:after="180"/>
-      </w:pPr>
-      <w:r>
-        <w:rPr>
-          <w:b w:val="0"/>
-        </w:rPr>
-        <w:t xml:space="preserve">Create a changed </w:t>
-      </w:r>
-      <w:r>
-        <w:rPr>
-          <w:b/>
-        </w:rPr>
-        <w:t>input</w:t>
-      </w:r>
-      <w:r>
-        <w:rPr>
-          <w:b w:val="0"/>
-        </w:rPr>
-        <w:t>, boundary case or missing-information case. Write the expected answer or safe response before testing.</w:t>
-      </w:r>
-    </w:p>
-    <w:tbl>
-      <w:tblPr>
-        <w:tblStyle w:val="LightShading-Accent1"/>
-        <w:tblW w:type="auto" w:w="0"/>
-        <w:tblLook w:firstColumn="1" w:firstRow="1" w:lastColumn="0" w:lastRow="0" w:noHBand="0" w:noVBand="1" w:val="04A0"/>
-      </w:tblPr>
-      <w:tblGrid>
-        <w:gridCol w:w="5112"/>
-        <w:gridCol w:w="5112"/>
-      </w:tblGrid>
-      <w:tr>
-        <w:trPr>
-          <w:tblHeader/>
-        </w:trPr>
-        <w:tc>
-          <w:tcPr>
-            <w:tcW w:type="dxa" w:w="5112"/>
-          </w:tcPr>
-          <w:p>
-            <w:r>
-              <w:t>Test record</w:t>
-            </w:r>
-          </w:p>
-        </w:tc>
-        <w:tc>
-          <w:tcPr>
-            <w:tcW w:type="dxa" w:w="5112"/>
-          </w:tcPr>
-          <w:p>
-            <w:r>
-              <w:t>My evidence</w:t>
-            </w:r>
-          </w:p>
-        </w:tc>
-      </w:tr>
-      <w:tr>
-        <w:tc>
-          <w:tcPr>
-            <w:tcW w:type="dxa" w:w="5112"/>
-          </w:tcPr>
-          <w:p>
-            <w:r>
-              <w:t>Changed input or condition</w:t>
-            </w:r>
-          </w:p>
-        </w:tc>
-        <w:tc>
-          <w:tcPr>
-            <w:tcW w:type="dxa" w:w="5112"/>
-          </w:tcPr>
-          <w:p>
-            <w:r/>
-          </w:p>
-        </w:tc>
-      </w:tr>
-      <w:tr>
-        <w:tc>
-          <w:tcPr>
-            <w:tcW w:type="dxa" w:w="5112"/>
-          </w:tcPr>
-          <w:p>
-            <w:r>
-              <w:t>Expected answer or fallback</w:t>
-            </w:r>
-          </w:p>
-        </w:tc>
-        <w:tc>
-          <w:tcPr>
-            <w:tcW w:type="dxa" w:w="5112"/>
-          </w:tcPr>
-          <w:p>
-            <w:r/>
-          </w:p>
-        </w:tc>
-      </w:tr>
-      <w:tr>
-        <w:tc>
-          <w:tcPr>
-            <w:tcW w:type="dxa" w:w="5112"/>
-          </w:tcPr>
-          <w:p>
-            <w:r>
-              <w:t>Observed result</w:t>
-            </w:r>
-          </w:p>
-        </w:tc>
-        <w:tc>
-          <w:tcPr>
-            <w:tcW w:type="dxa" w:w="5112"/>
-          </w:tcPr>
-          <w:p>
-            <w:r/>
-          </w:p>
-        </w:tc>
-      </w:tr>
-      <w:tr>
-        <w:tc>
-          <w:tcPr>
-            <w:tcW w:type="dxa" w:w="5112"/>
-          </w:tcPr>
-          <w:p>
-            <w:r>
-              <w:t>Why the result occurred</w:t>
-            </w:r>
-          </w:p>
-        </w:tc>
-        <w:tc>
-          <w:tcPr>
-            <w:tcW w:type="dxa" w:w="5112"/>
-          </w:tcPr>
-          <w:p>
-            <w:r/>
-          </w:p>
-        </w:tc>
-      </w:tr>
-    </w:tbl>
-    <w:p>
-      <w:pPr>
-        <w:pStyle w:val="Heading1"/>
-      </w:pPr>
-      <w:r>
-        <w:t>09. Project checkpoint</w:t>
-      </w:r>
-    </w:p>
-    <w:p>
-      <w:r>
-        <w:t>Justify what Predictive vs Generative adds to Transparent Book Recommender and keep the evidence.</w:t>
-      </w:r>
-    </w:p>
-    <w:p>
-      <w:pPr>
-        <w:spacing w:line="336" w:lineRule="auto" w:after="180"/>
-      </w:pPr>
-      <w:r>
-        <w:rPr>
-          <w:b w:val="0"/>
-        </w:rPr>
-        <w:t xml:space="preserve">Keep scoring </w:t>
-      </w:r>
-      <w:r>
-        <w:rPr>
-          <w:b/>
-        </w:rPr>
-        <w:t>predictive</w:t>
-      </w:r>
-      <w:r>
-        <w:rPr>
-          <w:b w:val="0"/>
-        </w:rPr>
-        <w:t xml:space="preserve"> and explanations templated or carefully generated and verified.</w:t>
-      </w:r>
-    </w:p>
-    <w:p>
-      <w:pPr>
-        <w:spacing w:line="336" w:lineRule="auto" w:after="180"/>
-      </w:pPr>
-      <w:r>
-        <w:rPr>
-          <w:b w:val="0"/>
-        </w:rPr>
-        <w:t xml:space="preserve">The project change and </w:t>
-      </w:r>
-      <w:r>
-        <w:rPr>
-          <w:b/>
-        </w:rPr>
-        <w:t>evidence</w:t>
-      </w:r>
       <w:r>
         <w:rPr>
           <w:b w:val="0"/>
@@ -964,494 +718,20 @@
         <w:pStyle w:val="Heading1"/>
       </w:pPr>
       <w:r>
-        <w:t>10. Self check</w:t>
-      </w:r>
-    </w:p>
-    <w:p>
-      <w:r>
-        <w:t>Judge explanation, evidence, transfer and limits separately; attach the work behind your judgement.</w:t>
-      </w:r>
-    </w:p>
-    <w:p>
-      <w:pPr>
-        <w:pStyle w:val="ListBullet"/>
-      </w:pPr>
-      <w:r>
-        <w:t>I can explain the mechanism.</w:t>
-      </w:r>
-    </w:p>
-    <w:p>
-      <w:pPr>
-        <w:pStyle w:val="ListBullet"/>
-      </w:pPr>
-      <w:r>
-        <w:t>I can show evidence.</w:t>
-      </w:r>
-    </w:p>
-    <w:p>
-      <w:pPr>
-        <w:pStyle w:val="ListBullet"/>
-      </w:pPr>
-      <w:r>
-        <w:t>I can handle a changed case.</w:t>
-      </w:r>
-    </w:p>
-    <w:p>
-      <w:pPr>
-        <w:pStyle w:val="ListBullet"/>
-      </w:pPr>
-      <w:r>
-        <w:t>I can name a limit.</w:t>
-      </w:r>
-    </w:p>
-    <w:p>
-      <w:r>
-        <w:t>Mark each as not yet, with help or independently, and attach supporting work.</w:t>
-      </w:r>
-    </w:p>
-    <w:p>
-      <w:pPr>
-        <w:spacing w:line="336" w:lineRule="auto" w:after="180"/>
-      </w:pPr>
-      <w:r>
-        <w:rPr>
-          <w:b w:val="0"/>
-        </w:rPr>
-        <w:t>Teacher review ____________________  Next step ____________________</w:t>
-      </w:r>
-    </w:p>
-    <w:p>
-      <w:pPr>
-        <w:pStyle w:val="Heading1"/>
-      </w:pPr>
-      <w:r>
-        <w:t>11. Transfer practice from the original programme</w:t>
-      </w:r>
-    </w:p>
-    <w:p>
-      <w:r>
-        <w:t>Use this earlier case as transfer practice. A case already discussed with feedback is not fresh assessment evidence.</w:t>
-      </w:r>
-    </w:p>
-    <w:p>
-      <w:pPr>
-        <w:spacing w:line="336" w:lineRule="auto" w:after="180"/>
-      </w:pPr>
-      <w:r>
-        <w:rPr>
-          <w:b w:val="0"/>
-        </w:rPr>
-        <w:t>A tool retrieves a book description, predicts a genre, then writes a new blurb. Identify each operation and give one distinct failure to check at each stage.</w:t>
-      </w:r>
-    </w:p>
-    <w:p>
-      <w:pPr>
-        <w:pStyle w:val="Heading3"/>
-      </w:pPr>
-      <w:r>
-        <w:t>My independently reasoned answer</w:t>
-      </w:r>
-    </w:p>
-    <w:p>
-      <w:r>
-        <w:t>________________________________________________________________</w:t>
-      </w:r>
-    </w:p>
-    <w:p>
-      <w:r>
-        <w:t>________________________________________________________________</w:t>
-      </w:r>
-    </w:p>
-    <w:p>
-      <w:r>
-        <w:t>________________________________________________________________</w:t>
-      </w:r>
-    </w:p>
-    <w:p>
-      <w:r>
-        <w:t>________________________________________________________________</w:t>
-      </w:r>
-    </w:p>
-    <w:p>
-      <w:r>
-        <w:t>________________________________________________________________</w:t>
-      </w:r>
-    </w:p>
-    <w:p>
-      <w:r>
-        <w:t>________________________________________________________________</w:t>
-      </w:r>
-    </w:p>
-    <w:p>
-      <w:r>
-        <w:t>________________________________________________________________</w:t>
-      </w:r>
-    </w:p>
-    <w:p>
-      <w:pPr>
-        <w:spacing w:line="336" w:lineRule="auto" w:after="180"/>
-      </w:pPr>
-      <w:r>
-        <w:rPr>
-          <w:b w:val="0"/>
-        </w:rPr>
-        <w:t>Record support used: none, hint or teacher explanation.</w:t>
-      </w:r>
-    </w:p>
-    <w:p>
-      <w:pPr>
-        <w:pStyle w:val="Heading1"/>
-      </w:pPr>
-      <w:r>
-        <w:t>12. W1 Identify the objective</w:t>
-      </w:r>
-    </w:p>
-    <w:p>
-      <w:r>
-        <w:t>Identify the objective. Apply the supplied Predictive vs Generative facts and keep your reasoning.</w:t>
-      </w:r>
-    </w:p>
-    <w:p>
-      <w:pPr>
-        <w:spacing w:line="336" w:lineRule="auto" w:after="180"/>
-      </w:pPr>
-      <w:r>
-        <w:rPr>
-          <w:b w:val="0"/>
-        </w:rPr>
-        <w:t>Classify these components by target: label a message request/report; continue a prefix with a sequence; retrieve a stored sensor record. Explain why the application may combine them.</w:t>
-      </w:r>
-    </w:p>
-    <w:p>
-      <w:pPr>
-        <w:pStyle w:val="Heading3"/>
-      </w:pPr>
-      <w:r>
-        <w:t>My reasoning and evidence</w:t>
-      </w:r>
-    </w:p>
-    <w:p>
-      <w:r>
-        <w:t>________________________________________________________________</w:t>
-      </w:r>
-    </w:p>
-    <w:p>
-      <w:r>
-        <w:t>________________________________________________________________</w:t>
-      </w:r>
-    </w:p>
-    <w:p>
-      <w:r>
-        <w:t>________________________________________________________________</w:t>
-      </w:r>
-    </w:p>
-    <w:p>
-      <w:r>
-        <w:t>________________________________________________________________</w:t>
-      </w:r>
-    </w:p>
-    <w:p>
-      <w:r>
-        <w:t>________________________________________________________________</w:t>
-      </w:r>
-    </w:p>
-    <w:p>
-      <w:r>
-        <w:t>________________________________________________________________</w:t>
-      </w:r>
-    </w:p>
-    <w:p>
-      <w:pPr>
-        <w:pStyle w:val="Heading1"/>
-      </w:pPr>
-      <w:r>
-        <w:t>13. W2 Compute the distribution</w:t>
-      </w:r>
-    </w:p>
-    <w:p>
-      <w:r>
-        <w:t>Compute the distribution. Apply the supplied Predictive vs Generative facts and keep your reasoning.</w:t>
-      </w:r>
-    </w:p>
-    <w:p>
-      <w:pPr>
-        <w:spacing w:line="336" w:lineRule="auto" w:after="180"/>
-      </w:pPr>
-      <w:r>
-        <w:rPr>
-          <w:b w:val="0"/>
-        </w:rPr>
-        <w:t>For The marker is, calculate the three empirical probabilities, their sum and their meaning.</w:t>
-      </w:r>
-    </w:p>
-    <w:p>
-      <w:pPr>
-        <w:pStyle w:val="Heading3"/>
-      </w:pPr>
-      <w:r>
-        <w:t>My reasoning and evidence</w:t>
-      </w:r>
-    </w:p>
-    <w:p>
-      <w:r>
-        <w:t>________________________________________________________________</w:t>
-      </w:r>
-    </w:p>
-    <w:p>
-      <w:r>
-        <w:t>________________________________________________________________</w:t>
-      </w:r>
-    </w:p>
-    <w:p>
-      <w:r>
-        <w:t>________________________________________________________________</w:t>
-      </w:r>
-    </w:p>
-    <w:p>
-      <w:r>
-        <w:t>________________________________________________________________</w:t>
-      </w:r>
-    </w:p>
-    <w:p>
-      <w:r>
-        <w:t>________________________________________________________________</w:t>
-      </w:r>
-    </w:p>
-    <w:p>
-      <w:r>
-        <w:t>________________________________________________________________</w:t>
-      </w:r>
-    </w:p>
-    <w:p>
-      <w:pPr>
-        <w:pStyle w:val="Heading1"/>
-      </w:pPr>
-      <w:r>
-        <w:t>14. W3 Follow the prefix</w:t>
-      </w:r>
-    </w:p>
-    <w:p>
-      <w:r>
-        <w:t>Follow the prefix. Apply the supplied Predictive vs Generative facts and keep your reasoning.</w:t>
-      </w:r>
-    </w:p>
-    <w:p>
-      <w:pPr>
-        <w:spacing w:line="336" w:lineRule="auto" w:after="180"/>
-      </w:pPr>
-      <w:r>
-        <w:rPr>
-          <w:b w:val="0"/>
-        </w:rPr>
-        <w:t>After red is selected, the expanded-prefix table gives end 0.8 and today 0.2. Explain why these values cannot be substituted for the red/blue/green probabilities.</w:t>
-      </w:r>
-    </w:p>
-    <w:p>
-      <w:pPr>
-        <w:pStyle w:val="Heading3"/>
-      </w:pPr>
-      <w:r>
-        <w:t>My reasoning and evidence</w:t>
-      </w:r>
-    </w:p>
-    <w:p>
-      <w:r>
-        <w:t>________________________________________________________________</w:t>
-      </w:r>
-    </w:p>
-    <w:p>
-      <w:r>
-        <w:t>________________________________________________________________</w:t>
-      </w:r>
-    </w:p>
-    <w:p>
-      <w:r>
-        <w:t>________________________________________________________________</w:t>
-      </w:r>
-    </w:p>
-    <w:p>
-      <w:r>
-        <w:t>________________________________________________________________</w:t>
-      </w:r>
-    </w:p>
-    <w:p>
-      <w:r>
-        <w:t>________________________________________________________________</w:t>
-      </w:r>
-    </w:p>
-    <w:p>
-      <w:r>
-        <w:t>________________________________________________________________</w:t>
-      </w:r>
-    </w:p>
-    <w:p>
-      <w:pPr>
-        <w:pStyle w:val="Heading1"/>
-      </w:pPr>
-      <w:r>
-        <w:t>15. W4 Analyse a new corpus independently</w:t>
-      </w:r>
-    </w:p>
-    <w:p>
-      <w:r>
-        <w:t>Attempt before feedback. If this repeats the selected independent case, reuse that first attempt; otherwise keep a separate record. Analyse a new corpus independently. Apply the supplied Predictive vs Generative facts and keep your reasoning.</w:t>
-      </w:r>
-    </w:p>
-    <w:p>
-      <w:pPr>
-        <w:spacing w:line="336" w:lineRule="auto" w:after="180"/>
-      </w:pPr>
-      <w:r>
-        <w:rPr>
-          <w:b w:val="0"/>
-        </w:rPr>
-        <w:t>For prefix The signal is, counts are high 2, low 5, unknown 3. Compute all probabilities and the most frequent continuation. A current measurement reports high.</w:t>
-      </w:r>
-    </w:p>
-    <w:p>
-      <w:pPr>
-        <w:spacing w:line="336" w:lineRule="auto" w:after="180"/>
-      </w:pPr>
-      <w:r>
-        <w:rPr>
-          <w:b w:val="0"/>
-        </w:rPr>
-        <w:t>State what the most frequent continuation does and does not establish.</w:t>
-      </w:r>
-    </w:p>
-    <w:p>
-      <w:pPr>
-        <w:pStyle w:val="Heading3"/>
-      </w:pPr>
-      <w:r>
-        <w:t>My reasoning and evidence</w:t>
-      </w:r>
-    </w:p>
-    <w:p>
-      <w:r>
-        <w:t>________________________________________________________________</w:t>
-      </w:r>
-    </w:p>
-    <w:p>
-      <w:r>
-        <w:t>________________________________________________________________</w:t>
-      </w:r>
-    </w:p>
-    <w:p>
-      <w:r>
-        <w:t>________________________________________________________________</w:t>
-      </w:r>
-    </w:p>
-    <w:p>
-      <w:r>
-        <w:t>________________________________________________________________</w:t>
-      </w:r>
-    </w:p>
-    <w:p>
-      <w:r>
-        <w:t>________________________________________________________________</w:t>
-      </w:r>
-    </w:p>
-    <w:p>
-      <w:r>
-        <w:t>________________________________________________________________</w:t>
-      </w:r>
-    </w:p>
-    <w:p>
-      <w:r>
-        <w:t>________________________________________________________________</w:t>
-      </w:r>
-    </w:p>
-    <w:p>
-      <w:r>
-        <w:t>________________________________________________________________</w:t>
-      </w:r>
-    </w:p>
-    <w:p>
-      <w:pPr>
-        <w:pStyle w:val="Heading1"/>
-      </w:pPr>
-      <w:r>
-        <w:t>16. W5 Design a useful evaluation</w:t>
-      </w:r>
-    </w:p>
-    <w:p>
-      <w:r>
-        <w:t>Design a useful evaluation. Apply the supplied Predictive vs Generative facts and keep your reasoning.</w:t>
-      </w:r>
-    </w:p>
-    <w:p>
-      <w:pPr>
-        <w:spacing w:line="336" w:lineRule="auto" w:after="180"/>
-      </w:pPr>
-      <w:r>
-        <w:rPr>
-          <w:b w:val="0"/>
-        </w:rPr>
-        <w:t xml:space="preserve">A system reports current room status using retrieved measurements and generated sentences. Name checks for </w:t>
-      </w:r>
-      <w:r>
-        <w:rPr>
-          <w:b/>
-        </w:rPr>
-        <w:t>evidence</w:t>
-      </w:r>
-      <w:r>
-        <w:rPr>
-          <w:b w:val="0"/>
-        </w:rPr>
-        <w:t>, response quality and permission.</w:t>
-      </w:r>
-    </w:p>
-    <w:p>
-      <w:pPr>
-        <w:pStyle w:val="Heading3"/>
-      </w:pPr>
-      <w:r>
-        <w:t>My reasoning and evidence</w:t>
-      </w:r>
-    </w:p>
-    <w:p>
-      <w:r>
-        <w:t>________________________________________________________________</w:t>
-      </w:r>
-    </w:p>
-    <w:p>
-      <w:r>
-        <w:t>________________________________________________________________</w:t>
-      </w:r>
-    </w:p>
-    <w:p>
-      <w:r>
-        <w:t>________________________________________________________________</w:t>
-      </w:r>
-    </w:p>
-    <w:p>
-      <w:r>
-        <w:t>________________________________________________________________</w:t>
-      </w:r>
-    </w:p>
-    <w:p>
-      <w:r>
-        <w:t>________________________________________________________________</w:t>
-      </w:r>
-    </w:p>
-    <w:p>
-      <w:r>
-        <w:t>________________________________________________________________</w:t>
-      </w:r>
-    </w:p>
-    <w:p>
-      <w:pPr>
-        <w:pStyle w:val="Heading1"/>
-      </w:pPr>
-      <w:r>
-        <w:t>17. Feedback, return check and learning record</w:t>
-      </w:r>
-    </w:p>
-    <w:p>
-      <w:r>
-        <w:t>Record the first repaired step and a different case to revisit after a delay.</w:t>
+        <w:t>17. Feedback · Repair and return</w:t>
+      </w:r>
+    </w:p>
+    <w:p>
+      <w:r>
+        <w:t>Keep the first attempt, the repair and a changed-case return.</w:t>
+      </w:r>
+    </w:p>
+    <w:p>
+      <w:pPr>
+        <w:pStyle w:val="Heading2"/>
+      </w:pPr>
+      <w:r>
+        <w:t>Your evidence record</w:t>
       </w:r>
     </w:p>
     <w:tbl>
@@ -1606,12 +886,921 @@
         <w:pStyle w:val="Heading1"/>
       </w:pPr>
       <w:r>
-        <w:t>18. Pictorial case practice: Predictive vs Generative</w:t>
-      </w:r>
-    </w:p>
-    <w:p>
-      <w:r>
-        <w:t>A fictional toy generator predicts the next word after “The box is”. Explain the labelled step before checking the changed condition.</w:t>
+        <w:t>10. Finish · Judge the evidence in your work</w:t>
+      </w:r>
+    </w:p>
+    <w:p>
+      <w:r>
+        <w:t>Point to work that supports your confidence level.</w:t>
+      </w:r>
+    </w:p>
+    <w:p>
+      <w:pPr>
+        <w:pStyle w:val="Heading2"/>
+      </w:pPr>
+      <w:r>
+        <w:t>Your evidence record</w:t>
+      </w:r>
+    </w:p>
+    <w:p>
+      <w:pPr>
+        <w:pStyle w:val="ListBullet"/>
+      </w:pPr>
+      <w:r>
+        <w:t>I can explain the mechanism.</w:t>
+      </w:r>
+    </w:p>
+    <w:p>
+      <w:pPr>
+        <w:pStyle w:val="ListBullet"/>
+      </w:pPr>
+      <w:r>
+        <w:t>I can show evidence.</w:t>
+      </w:r>
+    </w:p>
+    <w:p>
+      <w:pPr>
+        <w:pStyle w:val="ListBullet"/>
+      </w:pPr>
+      <w:r>
+        <w:t>I can handle a changed case.</w:t>
+      </w:r>
+    </w:p>
+    <w:p>
+      <w:pPr>
+        <w:pStyle w:val="ListBullet"/>
+      </w:pPr>
+      <w:r>
+        <w:t>I can name a limit.</w:t>
+      </w:r>
+    </w:p>
+    <w:p>
+      <w:r>
+        <w:t>Mark each as not yet, with help or independently, and attach supporting work.</w:t>
+      </w:r>
+    </w:p>
+    <w:p>
+      <w:pPr>
+        <w:spacing w:line="336" w:lineRule="auto" w:after="180"/>
+      </w:pPr>
+      <w:r>
+        <w:rPr>
+          <w:b w:val="0"/>
+        </w:rPr>
+        <w:t>Teacher review ____________________  Next step ____________________</w:t>
+      </w:r>
+    </w:p>
+    <w:p>
+      <w:pPr>
+        <w:pStyle w:val="Heading1"/>
+      </w:pPr>
+      <w:r>
+        <w:t>Reference bank and extra practice</w:t>
+      </w:r>
+    </w:p>
+    <w:p>
+      <w:pPr>
+        <w:pStyle w:val="Heading1"/>
+      </w:pPr>
+      <w:r>
+        <w:t>02. Reference · Supported W2 record</w:t>
+      </w:r>
+    </w:p>
+    <w:p>
+      <w:r>
+        <w:t>This is the same W2 attempt. Keep one response record.</w:t>
+      </w:r>
+    </w:p>
+    <w:p>
+      <w:pPr>
+        <w:pStyle w:val="Heading2"/>
+      </w:pPr>
+      <w:r>
+        <w:t>Use this when helpful</w:t>
+      </w:r>
+    </w:p>
+    <w:p>
+      <w:pPr>
+        <w:spacing w:line="336" w:lineRule="auto" w:after="180"/>
+      </w:pPr>
+      <w:r>
+        <w:rPr>
+          <w:b w:val="0"/>
+        </w:rPr>
+        <w:t xml:space="preserve">Use W2: Compute the distribution for </w:t>
+      </w:r>
+      <w:r>
+        <w:rPr>
+          <w:b/>
+        </w:rPr>
+        <w:t>Generative</w:t>
+      </w:r>
+      <w:r>
+        <w:rPr>
+          <w:b w:val="0"/>
+        </w:rPr>
+        <w:t xml:space="preserve"> and </w:t>
+      </w:r>
+      <w:r>
+        <w:rPr>
+          <w:b/>
+        </w:rPr>
+        <w:t>predictive</w:t>
+      </w:r>
+      <w:r>
+        <w:rPr>
+          <w:b w:val="0"/>
+        </w:rPr>
+        <w:t xml:space="preserve"> objectives. Record the answer once; the lesson and workbook refer to the same attempt.</w:t>
+      </w:r>
+    </w:p>
+    <w:tbl>
+      <w:tblPr>
+        <w:tblStyle w:val="LightShading-Accent1"/>
+        <w:tblW w:type="auto" w:w="0"/>
+        <w:tblLook w:firstColumn="1" w:firstRow="1" w:lastColumn="0" w:lastRow="0" w:noHBand="0" w:noVBand="1" w:val="04A0"/>
+      </w:tblPr>
+      <w:tblGrid>
+        <w:gridCol w:w="2556"/>
+        <w:gridCol w:w="2556"/>
+        <w:gridCol w:w="2556"/>
+        <w:gridCol w:w="2556"/>
+      </w:tblGrid>
+      <w:tr>
+        <w:trPr>
+          <w:tblHeader/>
+        </w:trPr>
+        <w:tc>
+          <w:tcPr>
+            <w:tcW w:type="dxa" w:w="2556"/>
+          </w:tcPr>
+          <w:p>
+            <w:r>
+              <w:t>Given inputs</w:t>
+            </w:r>
+          </w:p>
+        </w:tc>
+        <w:tc>
+          <w:tcPr>
+            <w:tcW w:type="dxa" w:w="2556"/>
+          </w:tcPr>
+          <w:p>
+            <w:r>
+              <w:t>Procedure I chose</w:t>
+            </w:r>
+          </w:p>
+        </w:tc>
+        <w:tc>
+          <w:tcPr>
+            <w:tcW w:type="dxa" w:w="2556"/>
+          </w:tcPr>
+          <w:p>
+            <w:r>
+              <w:t>Middle steps</w:t>
+            </w:r>
+          </w:p>
+        </w:tc>
+        <w:tc>
+          <w:tcPr>
+            <w:tcW w:type="dxa" w:w="2556"/>
+          </w:tcPr>
+          <w:p>
+            <w:r>
+              <w:t>Result and check</w:t>
+            </w:r>
+          </w:p>
+        </w:tc>
+      </w:tr>
+      <w:tr>
+        <w:tc>
+          <w:tcPr>
+            <w:tcW w:type="dxa" w:w="2556"/>
+          </w:tcPr>
+          <w:p>
+            <w:r/>
+          </w:p>
+        </w:tc>
+        <w:tc>
+          <w:tcPr>
+            <w:tcW w:type="dxa" w:w="2556"/>
+          </w:tcPr>
+          <w:p>
+            <w:r/>
+          </w:p>
+        </w:tc>
+        <w:tc>
+          <w:tcPr>
+            <w:tcW w:type="dxa" w:w="2556"/>
+          </w:tcPr>
+          <w:p>
+            <w:r/>
+          </w:p>
+        </w:tc>
+        <w:tc>
+          <w:tcPr>
+            <w:tcW w:type="dxa" w:w="2556"/>
+          </w:tcPr>
+          <w:p>
+            <w:r/>
+          </w:p>
+        </w:tc>
+      </w:tr>
+    </w:tbl>
+    <w:p>
+      <w:pPr>
+        <w:pStyle w:val="Heading3"/>
+      </w:pPr>
+      <w:r>
+        <w:t>The step I completed without help, and the hint I needed</w:t>
+      </w:r>
+    </w:p>
+    <w:p>
+      <w:r>
+        <w:t>________________________________________________________________</w:t>
+      </w:r>
+    </w:p>
+    <w:p>
+      <w:r>
+        <w:t>________________________________________________________________</w:t>
+      </w:r>
+    </w:p>
+    <w:p>
+      <w:r>
+        <w:t>________________________________________________________________</w:t>
+      </w:r>
+    </w:p>
+    <w:p>
+      <w:pPr>
+        <w:pStyle w:val="Heading1"/>
+      </w:pPr>
+      <w:r>
+        <w:t>03. Extra practice · Repair the explanation</w:t>
+      </w:r>
+    </w:p>
+    <w:p>
+      <w:r>
+        <w:t>Explain the deciding fact before discussing the answer.</w:t>
+      </w:r>
+    </w:p>
+    <w:p>
+      <w:pPr>
+        <w:pStyle w:val="Heading2"/>
+      </w:pPr>
+      <w:r>
+        <w:t>Use this when helpful</w:t>
+      </w:r>
+    </w:p>
+    <w:p>
+      <w:pPr>
+        <w:spacing w:line="336" w:lineRule="auto" w:after="180"/>
+      </w:pPr>
+      <w:r>
+        <w:rPr>
+          <w:b w:val="0"/>
+        </w:rPr>
+        <w:t xml:space="preserve">Use the worked case for </w:t>
+      </w:r>
+      <w:r>
+        <w:rPr>
+          <w:b/>
+        </w:rPr>
+        <w:t>Generative</w:t>
+      </w:r>
+      <w:r>
+        <w:rPr>
+          <w:b w:val="0"/>
+        </w:rPr>
+        <w:t xml:space="preserve"> and </w:t>
+      </w:r>
+      <w:r>
+        <w:rPr>
+          <w:b/>
+        </w:rPr>
+        <w:t>predictive</w:t>
+      </w:r>
+      <w:r>
+        <w:rPr>
+          <w:b w:val="0"/>
+        </w:rPr>
+        <w:t xml:space="preserve"> objectives. Proposed explanation: “</w:t>
+      </w:r>
+      <w:r>
+        <w:rPr>
+          <w:b/>
+        </w:rPr>
+        <w:t>Generative</w:t>
+      </w:r>
+      <w:r>
+        <w:rPr>
+          <w:b w:val="0"/>
+        </w:rPr>
+        <w:t xml:space="preserve"> models do not predict”. Decide whether this explanation is supported.</w:t>
+      </w:r>
+    </w:p>
+    <w:p>
+      <w:pPr>
+        <w:spacing w:line="336" w:lineRule="auto" w:after="180"/>
+      </w:pPr>
+      <w:r>
+        <w:rPr>
+          <w:b w:val="0"/>
+        </w:rPr>
+        <w:t>Point to the step or supplied fact that decides; explain your repair if needed.</w:t>
+      </w:r>
+    </w:p>
+    <w:p>
+      <w:pPr>
+        <w:pStyle w:val="Heading3"/>
+      </w:pPr>
+      <w:r>
+        <w:t>My explanation before partner discussion</w:t>
+      </w:r>
+    </w:p>
+    <w:p>
+      <w:r>
+        <w:t>________________________________________________________________</w:t>
+      </w:r>
+    </w:p>
+    <w:p>
+      <w:r>
+        <w:t>________________________________________________________________</w:t>
+      </w:r>
+    </w:p>
+    <w:p>
+      <w:r>
+        <w:t>________________________________________________________________</w:t>
+      </w:r>
+    </w:p>
+    <w:p>
+      <w:r>
+        <w:t>________________________________________________________________</w:t>
+      </w:r>
+    </w:p>
+    <w:p>
+      <w:pPr>
+        <w:pStyle w:val="Heading1"/>
+      </w:pPr>
+      <w:r>
+        <w:t>05. Reference · Original learning target</w:t>
+      </w:r>
+    </w:p>
+    <w:p>
+      <w:r>
+        <w:t>Use this target to inspect an explanation.</w:t>
+      </w:r>
+    </w:p>
+    <w:p>
+      <w:pPr>
+        <w:pStyle w:val="Heading2"/>
+      </w:pPr>
+      <w:r>
+        <w:t>Use this when helpful</w:t>
+      </w:r>
+    </w:p>
+    <w:p>
+      <w:pPr>
+        <w:spacing w:line="336" w:lineRule="auto" w:after="180"/>
+      </w:pPr>
+      <w:r>
+        <w:rPr>
+          <w:b w:val="0"/>
+        </w:rPr>
+        <w:t>A tool retrieves a book description, predicts a genre, then writes a new blurb. Identify each operation and give one distinct failure to check at each stage.</w:t>
+      </w:r>
+    </w:p>
+    <w:p>
+      <w:pPr>
+        <w:pStyle w:val="Heading1"/>
+      </w:pPr>
+      <w:r>
+        <w:t>06. Extra practice · A complete case</w:t>
+      </w:r>
+    </w:p>
+    <w:p>
+      <w:r>
+        <w:t>Try the question before checking the worked explanation.</w:t>
+      </w:r>
+    </w:p>
+    <w:p>
+      <w:pPr>
+        <w:pStyle w:val="Heading2"/>
+      </w:pPr>
+      <w:r>
+        <w:t>Use this when helpful</w:t>
+      </w:r>
+    </w:p>
+    <w:p>
+      <w:pPr>
+        <w:spacing w:line="336" w:lineRule="auto" w:after="180"/>
+      </w:pPr>
+      <w:r>
+        <w:rPr>
+          <w:b w:val="0"/>
+        </w:rPr>
+        <w:t>A labels genre; B writes a new blurb; C computes 24/6.</w:t>
+      </w:r>
+    </w:p>
+    <w:p>
+      <w:pPr>
+        <w:spacing w:line="336" w:lineRule="auto" w:after="180"/>
+      </w:pPr>
+      <w:r>
+        <w:rPr>
+          <w:b w:val="0"/>
+        </w:rPr>
+        <w:t>Distinguish operations.</w:t>
+      </w:r>
+    </w:p>
+    <w:p>
+      <w:pPr>
+        <w:spacing w:line="336" w:lineRule="auto" w:after="180"/>
+      </w:pPr>
+      <w:r>
+        <w:rPr>
+          <w:b w:val="0"/>
+        </w:rPr>
+        <w:t xml:space="preserve">Show your trace, calculation or </w:t>
+      </w:r>
+      <w:r>
+        <w:rPr>
+          <w:b/>
+        </w:rPr>
+        <w:t>evidence</w:t>
+      </w:r>
+    </w:p>
+    <w:p>
+      <w:pPr>
+        <w:pStyle w:val="Heading3"/>
+      </w:pPr>
+      <w:r>
+        <w:t>Write or draw your reasoning and evidence.</w:t>
+      </w:r>
+    </w:p>
+    <w:p>
+      <w:r>
+        <w:t>________________________________________________________________</w:t>
+      </w:r>
+    </w:p>
+    <w:p>
+      <w:r>
+        <w:t>________________________________________________________________</w:t>
+      </w:r>
+    </w:p>
+    <w:p>
+      <w:r>
+        <w:t>________________________________________________________________</w:t>
+      </w:r>
+    </w:p>
+    <w:p>
+      <w:r>
+        <w:t>________________________________________________________________</w:t>
+      </w:r>
+    </w:p>
+    <w:p>
+      <w:r>
+        <w:t>________________________________________________________________</w:t>
+      </w:r>
+    </w:p>
+    <w:p>
+      <w:pPr>
+        <w:pStyle w:val="Heading1"/>
+      </w:pPr>
+      <w:r>
+        <w:t>07. Extra practice · A changed case</w:t>
+      </w:r>
+    </w:p>
+    <w:p>
+      <w:r>
+        <w:t>Keep this practice separate from the reserved independent attempt.</w:t>
+      </w:r>
+    </w:p>
+    <w:p>
+      <w:pPr>
+        <w:pStyle w:val="Heading2"/>
+      </w:pPr>
+      <w:r>
+        <w:t>Use this when helpful</w:t>
+      </w:r>
+    </w:p>
+    <w:p>
+      <w:pPr>
+        <w:spacing w:line="336" w:lineRule="auto" w:after="180"/>
+      </w:pPr>
+      <w:r>
+        <w:rPr>
+          <w:b w:val="0"/>
+        </w:rPr>
+        <w:t>One model labels a review positive or negative; another writes a new review. Which classifies and which generates? Must generated text be true?</w:t>
+      </w:r>
+    </w:p>
+    <w:p>
+      <w:pPr>
+        <w:spacing w:line="336" w:lineRule="auto" w:after="180"/>
+      </w:pPr>
+      <w:r>
+        <w:rPr>
+          <w:b w:val="0"/>
+        </w:rPr>
+        <w:t>My practice answer and reason</w:t>
+      </w:r>
+    </w:p>
+    <w:p>
+      <w:pPr>
+        <w:pStyle w:val="Heading3"/>
+      </w:pPr>
+      <w:r>
+        <w:t>Write or draw your reasoning and evidence.</w:t>
+      </w:r>
+    </w:p>
+    <w:p>
+      <w:r>
+        <w:t>________________________________________________________________</w:t>
+      </w:r>
+    </w:p>
+    <w:p>
+      <w:r>
+        <w:t>________________________________________________________________</w:t>
+      </w:r>
+    </w:p>
+    <w:p>
+      <w:r>
+        <w:t>________________________________________________________________</w:t>
+      </w:r>
+    </w:p>
+    <w:p>
+      <w:r>
+        <w:t>________________________________________________________________</w:t>
+      </w:r>
+    </w:p>
+    <w:p>
+      <w:r>
+        <w:t>________________________________________________________________</w:t>
+      </w:r>
+    </w:p>
+    <w:p>
+      <w:pPr>
+        <w:pStyle w:val="Heading3"/>
+      </w:pPr>
+      <w:r>
+        <w:t>Week 27 Test and reflect</w:t>
+      </w:r>
+    </w:p>
+    <w:p>
+      <w:pPr>
+        <w:pStyle w:val="Heading1"/>
+      </w:pPr>
+      <w:r>
+        <w:t>08. Extra practice · Design a revealing test</w:t>
+      </w:r>
+    </w:p>
+    <w:p>
+      <w:r>
+        <w:t>Predict before tracing or testing.</w:t>
+      </w:r>
+    </w:p>
+    <w:p>
+      <w:pPr>
+        <w:pStyle w:val="Heading2"/>
+      </w:pPr>
+      <w:r>
+        <w:t>Use this when helpful</w:t>
+      </w:r>
+    </w:p>
+    <w:p>
+      <w:pPr>
+        <w:spacing w:line="336" w:lineRule="auto" w:after="180"/>
+      </w:pPr>
+      <w:r>
+        <w:rPr>
+          <w:b w:val="0"/>
+        </w:rPr>
+        <w:t xml:space="preserve">Create a changed </w:t>
+      </w:r>
+      <w:r>
+        <w:rPr>
+          <w:b/>
+        </w:rPr>
+        <w:t>input</w:t>
+      </w:r>
+      <w:r>
+        <w:rPr>
+          <w:b w:val="0"/>
+        </w:rPr>
+        <w:t>, boundary case or missing-information case. Write the expected answer or safe response before testing.</w:t>
+      </w:r>
+    </w:p>
+    <w:tbl>
+      <w:tblPr>
+        <w:tblStyle w:val="LightShading-Accent1"/>
+        <w:tblW w:type="auto" w:w="0"/>
+        <w:tblLook w:firstColumn="1" w:firstRow="1" w:lastColumn="0" w:lastRow="0" w:noHBand="0" w:noVBand="1" w:val="04A0"/>
+      </w:tblPr>
+      <w:tblGrid>
+        <w:gridCol w:w="5112"/>
+        <w:gridCol w:w="5112"/>
+      </w:tblGrid>
+      <w:tr>
+        <w:trPr>
+          <w:tblHeader/>
+        </w:trPr>
+        <w:tc>
+          <w:tcPr>
+            <w:tcW w:type="dxa" w:w="5112"/>
+          </w:tcPr>
+          <w:p>
+            <w:r>
+              <w:t>Test record</w:t>
+            </w:r>
+          </w:p>
+        </w:tc>
+        <w:tc>
+          <w:tcPr>
+            <w:tcW w:type="dxa" w:w="5112"/>
+          </w:tcPr>
+          <w:p>
+            <w:r>
+              <w:t>My evidence</w:t>
+            </w:r>
+          </w:p>
+        </w:tc>
+      </w:tr>
+      <w:tr>
+        <w:tc>
+          <w:tcPr>
+            <w:tcW w:type="dxa" w:w="5112"/>
+          </w:tcPr>
+          <w:p>
+            <w:r>
+              <w:t>Changed input or condition</w:t>
+            </w:r>
+          </w:p>
+        </w:tc>
+        <w:tc>
+          <w:tcPr>
+            <w:tcW w:type="dxa" w:w="5112"/>
+          </w:tcPr>
+          <w:p>
+            <w:r/>
+          </w:p>
+        </w:tc>
+      </w:tr>
+      <w:tr>
+        <w:tc>
+          <w:tcPr>
+            <w:tcW w:type="dxa" w:w="5112"/>
+          </w:tcPr>
+          <w:p>
+            <w:r>
+              <w:t>Expected answer or fallback</w:t>
+            </w:r>
+          </w:p>
+        </w:tc>
+        <w:tc>
+          <w:tcPr>
+            <w:tcW w:type="dxa" w:w="5112"/>
+          </w:tcPr>
+          <w:p>
+            <w:r/>
+          </w:p>
+        </w:tc>
+      </w:tr>
+      <w:tr>
+        <w:tc>
+          <w:tcPr>
+            <w:tcW w:type="dxa" w:w="5112"/>
+          </w:tcPr>
+          <w:p>
+            <w:r>
+              <w:t>Observed result</w:t>
+            </w:r>
+          </w:p>
+        </w:tc>
+        <w:tc>
+          <w:tcPr>
+            <w:tcW w:type="dxa" w:w="5112"/>
+          </w:tcPr>
+          <w:p>
+            <w:r/>
+          </w:p>
+        </w:tc>
+      </w:tr>
+      <w:tr>
+        <w:tc>
+          <w:tcPr>
+            <w:tcW w:type="dxa" w:w="5112"/>
+          </w:tcPr>
+          <w:p>
+            <w:r>
+              <w:t>Why the result occurred</w:t>
+            </w:r>
+          </w:p>
+        </w:tc>
+        <w:tc>
+          <w:tcPr>
+            <w:tcW w:type="dxa" w:w="5112"/>
+          </w:tcPr>
+          <w:p>
+            <w:r/>
+          </w:p>
+        </w:tc>
+      </w:tr>
+    </w:tbl>
+    <w:p>
+      <w:pPr>
+        <w:pStyle w:val="Heading1"/>
+      </w:pPr>
+      <w:r>
+        <w:t>11. Reference · Original target response space</w:t>
+      </w:r>
+    </w:p>
+    <w:p>
+      <w:r>
+        <w:t>This teaching case is practice rather than a fresh assessment.</w:t>
+      </w:r>
+    </w:p>
+    <w:p>
+      <w:pPr>
+        <w:pStyle w:val="Heading2"/>
+      </w:pPr>
+      <w:r>
+        <w:t>Use this when helpful</w:t>
+      </w:r>
+    </w:p>
+    <w:p>
+      <w:pPr>
+        <w:spacing w:line="336" w:lineRule="auto" w:after="180"/>
+      </w:pPr>
+      <w:r>
+        <w:rPr>
+          <w:b w:val="0"/>
+        </w:rPr>
+        <w:t>A tool retrieves a book description, predicts a genre, then writes a new blurb. Identify each operation and give one distinct failure to check at each stage.</w:t>
+      </w:r>
+    </w:p>
+    <w:p>
+      <w:pPr>
+        <w:pStyle w:val="Heading3"/>
+      </w:pPr>
+      <w:r>
+        <w:t>My explanation after practice</w:t>
+      </w:r>
+    </w:p>
+    <w:p>
+      <w:r>
+        <w:t>________________________________________________________________</w:t>
+      </w:r>
+    </w:p>
+    <w:p>
+      <w:r>
+        <w:t>________________________________________________________________</w:t>
+      </w:r>
+    </w:p>
+    <w:p>
+      <w:r>
+        <w:t>________________________________________________________________</w:t>
+      </w:r>
+    </w:p>
+    <w:p>
+      <w:r>
+        <w:t>________________________________________________________________</w:t>
+      </w:r>
+    </w:p>
+    <w:p>
+      <w:r>
+        <w:t>________________________________________________________________</w:t>
+      </w:r>
+    </w:p>
+    <w:p>
+      <w:r>
+        <w:t>________________________________________________________________</w:t>
+      </w:r>
+    </w:p>
+    <w:p>
+      <w:r>
+        <w:t>________________________________________________________________</w:t>
+      </w:r>
+    </w:p>
+    <w:p>
+      <w:pPr>
+        <w:spacing w:line="336" w:lineRule="auto" w:after="180"/>
+      </w:pPr>
+      <w:r>
+        <w:rPr>
+          <w:b w:val="0"/>
+        </w:rPr>
+        <w:t>Record support used: none, hint or teacher explanation.</w:t>
+      </w:r>
+    </w:p>
+    <w:p>
+      <w:pPr>
+        <w:pStyle w:val="Heading1"/>
+      </w:pPr>
+      <w:r>
+        <w:t>15. Reference · Independent-case response copy</w:t>
+      </w:r>
+    </w:p>
+    <w:p>
+      <w:r>
+        <w:t>This duplicates W4. Reuse the same first-attempt record.</w:t>
+      </w:r>
+    </w:p>
+    <w:p>
+      <w:pPr>
+        <w:pStyle w:val="Heading2"/>
+      </w:pPr>
+      <w:r>
+        <w:t>Use this when helpful</w:t>
+      </w:r>
+    </w:p>
+    <w:p>
+      <w:pPr>
+        <w:spacing w:line="336" w:lineRule="auto" w:after="180"/>
+      </w:pPr>
+      <w:r>
+        <w:rPr>
+          <w:b w:val="0"/>
+        </w:rPr>
+        <w:t>For prefix The signal is, counts are high 2, low 5, unknown 3. Compute all probabilities and the most frequent continuation. A current measurement reports high.</w:t>
+      </w:r>
+    </w:p>
+    <w:p>
+      <w:pPr>
+        <w:spacing w:line="336" w:lineRule="auto" w:after="180"/>
+      </w:pPr>
+      <w:r>
+        <w:rPr>
+          <w:b w:val="0"/>
+        </w:rPr>
+        <w:t>State what the most frequent continuation does and does not establish.</w:t>
+      </w:r>
+    </w:p>
+    <w:p>
+      <w:pPr>
+        <w:pStyle w:val="Heading3"/>
+      </w:pPr>
+      <w:r>
+        <w:t>My reasoning and evidence</w:t>
+      </w:r>
+    </w:p>
+    <w:p>
+      <w:r>
+        <w:t>________________________________________________________________</w:t>
+      </w:r>
+    </w:p>
+    <w:p>
+      <w:r>
+        <w:t>________________________________________________________________</w:t>
+      </w:r>
+    </w:p>
+    <w:p>
+      <w:r>
+        <w:t>________________________________________________________________</w:t>
+      </w:r>
+    </w:p>
+    <w:p>
+      <w:r>
+        <w:t>________________________________________________________________</w:t>
+      </w:r>
+    </w:p>
+    <w:p>
+      <w:r>
+        <w:t>________________________________________________________________</w:t>
+      </w:r>
+    </w:p>
+    <w:p>
+      <w:r>
+        <w:t>________________________________________________________________</w:t>
+      </w:r>
+    </w:p>
+    <w:p>
+      <w:r>
+        <w:t>________________________________________________________________</w:t>
+      </w:r>
+    </w:p>
+    <w:p>
+      <w:r>
+        <w:t>________________________________________________________________</w:t>
+      </w:r>
+    </w:p>
+    <w:p>
+      <w:pPr>
+        <w:pStyle w:val="Heading1"/>
+      </w:pPr>
+      <w:r>
+        <w:t>18. Extra practice · Use the worked picture</w:t>
+      </w:r>
+    </w:p>
+    <w:p>
+      <w:r>
+        <w:t>Keep the explanation and the support you used.</w:t>
+      </w:r>
+    </w:p>
+    <w:p>
+      <w:pPr>
+        <w:pStyle w:val="Heading2"/>
+      </w:pPr>
+      <w:r>
+        <w:t>Use this when helpful</w:t>
       </w:r>
     </w:p>
     <w:p>
@@ -1734,7 +1923,6 @@
     <w:p>
       <w:pPr>
         <w:spacing w:line="336" w:lineRule="auto" w:after="180"/>
-        <w:shd w:fill="F5F1FB"/>
       </w:pPr>
       <w:r>
         <w:rPr>
@@ -1783,16 +1971,7 @@
     </w:p>
     <w:p>
       <w:pPr>
-        <w:pStyle w:val="Heading3"/>
-      </w:pPr>
-      <w:r>
-        <w:t>Record the help used</w:t>
-      </w:r>
-    </w:p>
-    <w:p>
-      <w:pPr>
         <w:spacing w:line="336" w:lineRule="auto" w:after="180"/>
-        <w:shd w:fill="F1F6F8"/>
       </w:pPr>
       <w:r>
         <w:rPr>
@@ -1841,12 +2020,20 @@
         <w:pStyle w:val="Heading1"/>
       </w:pPr>
       <w:r>
-        <w:t>19. Project portfolio milestone</w:t>
-      </w:r>
-    </w:p>
-    <w:p>
-      <w:r>
-        <w:t>Keep this week’s input, deciding step, result and limit together in the Transparent Book Recommender record.</w:t>
+        <w:t>19. Reference · Project portfolio record</w:t>
+      </w:r>
+    </w:p>
+    <w:p>
+      <w:r>
+        <w:t>Extend your main project response when helpful.</w:t>
+      </w:r>
+    </w:p>
+    <w:p>
+      <w:pPr>
+        <w:pStyle w:val="Heading2"/>
+      </w:pPr>
+      <w:r>
+        <w:t>Use this when helpful</w:t>
       </w:r>
     </w:p>
     <w:p>
@@ -2060,12 +2247,476 @@
         <w:pStyle w:val="Heading1"/>
       </w:pPr>
       <w:r>
-        <w:t>20. Supported practice and learning evidence</w:t>
-      </w:r>
-    </w:p>
-    <w:p>
-      <w:r>
-        <w:t>Try the supported questions before comparing with hints and feedback. Record what you repaired and the evidence you retained.</w:t>
+        <w:t>20. Extra practice: pictures, repair and feedback</w:t>
+      </w:r>
+    </w:p>
+    <w:p>
+      <w:r>
+        <w:t>Attempt each question before opening its explanation. Use one browser or paper copy.</w:t>
+      </w:r>
+    </w:p>
+    <w:p>
+      <w:pPr>
+        <w:pStyle w:val="Heading2"/>
+      </w:pPr>
+      <w:r>
+        <w:t>First supported question</w:t>
+      </w:r>
+    </w:p>
+    <w:p>
+      <w:pPr>
+        <w:pStyle w:val="ListBullet"/>
+      </w:pPr>
+      <w:r>
+        <w:t>A fictional toy generator predicts the next word after “The box is”.</w:t>
+      </w:r>
+    </w:p>
+    <w:p>
+      <w:pPr>
+        <w:pStyle w:val="Heading3"/>
+      </w:pPr>
+      <w:r>
+        <w:t>Practice 1: explain the deciding evidence</w:t>
+      </w:r>
+    </w:p>
+    <w:p>
+      <w:pPr>
+        <w:pStyle w:val="ListBullet"/>
+      </w:pPr>
+      <w:r>
+        <w:t>Which labelled step matches this detail? Current observation says empty; frequent wording is not a present inventory reading.</w:t>
+      </w:r>
+    </w:p>
+    <w:p>
+      <w:pPr>
+        <w:pStyle w:val="ListBullet"/>
+      </w:pPr>
+      <w:r>
+        <w:t>1. Probabilities</w:t>
+      </w:r>
+    </w:p>
+    <w:p>
+      <w:pPr>
+        <w:pStyle w:val="ListBullet"/>
+      </w:pPr>
+      <w:r>
+        <w:t>2. Count table</w:t>
+      </w:r>
+    </w:p>
+    <w:p>
+      <w:pPr>
+        <w:pStyle w:val="ListBullet"/>
+      </w:pPr>
+      <w:r>
+        <w:t>3. Greedy continuation</w:t>
+      </w:r>
+    </w:p>
+    <w:p>
+      <w:pPr>
+        <w:pStyle w:val="ListBullet"/>
+      </w:pPr>
+      <w:r>
+        <w:t>4. Check reality</w:t>
+      </w:r>
+    </w:p>
+    <w:p>
+      <w:pPr>
+        <w:pStyle w:val="Heading3"/>
+      </w:pPr>
+      <w:r>
+        <w:t>My selected conclusion, deciding fact and explanation</w:t>
+      </w:r>
+    </w:p>
+    <w:p>
+      <w:r>
+        <w:t>________________________________________________________________</w:t>
+      </w:r>
+    </w:p>
+    <w:p>
+      <w:r>
+        <w:t>________________________________________________________________</w:t>
+      </w:r>
+    </w:p>
+    <w:p>
+      <w:r>
+        <w:t>________________________________________________________________</w:t>
+      </w:r>
+    </w:p>
+    <w:p>
+      <w:r>
+        <w:t>________________________________________________________________</w:t>
+      </w:r>
+    </w:p>
+    <w:p>
+      <w:r>
+        <w:t>________________________________________________________________</w:t>
+      </w:r>
+    </w:p>
+    <w:p>
+      <w:pPr>
+        <w:pStyle w:val="ListBullet"/>
+      </w:pPr>
+      <w:r>
+        <w:t>Hint if needed: Read the steps in the pictorial case. Match the supplied detail to the stage that performs or records it.</w:t>
+      </w:r>
+    </w:p>
+    <w:p>
+      <w:pPr>
+        <w:pStyle w:val="Heading2"/>
+      </w:pPr>
+      <w:r>
+        <w:t>Check the first explanation · reference / check after trying</w:t>
+      </w:r>
+    </w:p>
+    <w:p>
+      <w:pPr>
+        <w:spacing w:line="336" w:lineRule="auto" w:after="180"/>
+      </w:pPr>
+      <w:r>
+        <w:rPr>
+          <w:b w:val="0"/>
+        </w:rPr>
+        <w:t xml:space="preserve">After your attempt, compare with the supported explanation: Check reality Current </w:t>
+      </w:r>
+      <w:r>
+        <w:rPr>
+          <w:b/>
+        </w:rPr>
+        <w:t>observation</w:t>
+      </w:r>
+      <w:r>
+        <w:rPr>
+          <w:b w:val="0"/>
+        </w:rPr>
+        <w:t xml:space="preserve"> says empty; frequent wording is not a present inventory reading.</w:t>
+      </w:r>
+    </w:p>
+    <w:p>
+      <w:pPr>
+        <w:spacing w:line="336" w:lineRule="auto" w:after="180"/>
+      </w:pPr>
+      <w:r>
+        <w:rPr>
+          <w:b w:val="0"/>
+        </w:rPr>
+        <w:t xml:space="preserve">The table predicts a continuation in a text exercise, not the contents of the current box. Generating the most frequent token is a model-defined decision. A factual inventory statement needs current </w:t>
+      </w:r>
+      <w:r>
+        <w:rPr>
+          <w:b/>
+        </w:rPr>
+        <w:t>evidence</w:t>
+      </w:r>
+      <w:r>
+        <w:rPr>
+          <w:b w:val="0"/>
+        </w:rPr>
+        <w:t>.</w:t>
+      </w:r>
+    </w:p>
+    <w:p>
+      <w:pPr>
+        <w:spacing w:line="336" w:lineRule="auto" w:after="180"/>
+      </w:pPr>
+      <w:r>
+        <w:rPr>
+          <w:b w:val="0"/>
+        </w:rPr>
+        <w:t xml:space="preserve">The numerical table is intentionally small; real </w:t>
+      </w:r>
+      <w:r>
+        <w:rPr>
+          <w:b/>
+        </w:rPr>
+        <w:t>generative</w:t>
+      </w:r>
+      <w:r>
+        <w:rPr>
+          <w:b w:val="0"/>
+        </w:rPr>
+        <w:t xml:space="preserve"> systems condition on richer context and do not simply consult these three counts.</w:t>
+      </w:r>
+    </w:p>
+    <w:p>
+      <w:pPr>
+        <w:pStyle w:val="Heading2"/>
+      </w:pPr>
+      <w:r>
+        <w:t>Changed-case question</w:t>
+      </w:r>
+    </w:p>
+    <w:p>
+      <w:pPr>
+        <w:pStyle w:val="Heading3"/>
+      </w:pPr>
+      <w:r>
+        <w:t>Practice 2: explain the deciding evidence</w:t>
+      </w:r>
+    </w:p>
+    <w:p>
+      <w:pPr>
+        <w:pStyle w:val="ListBullet"/>
+      </w:pPr>
+      <w:r>
+        <w:t>Changed-case practice: Change the training table to full 2, empty 7, unknown 1. Which conclusion is supported by the supplied facts?</w:t>
+      </w:r>
+    </w:p>
+    <w:p>
+      <w:pPr>
+        <w:pStyle w:val="ListBullet"/>
+      </w:pPr>
+      <w:r>
+        <w:t>1. Greedy output becomes empty; the model assigns that token probability 0.7.</w:t>
+      </w:r>
+    </w:p>
+    <w:p>
+      <w:pPr>
+        <w:pStyle w:val="ListBullet"/>
+      </w:pPr>
+      <w:r>
+        <w:t>2. This one example guarantees correct results for every future input.</w:t>
+      </w:r>
+    </w:p>
+    <w:p>
+      <w:pPr>
+        <w:pStyle w:val="ListBullet"/>
+      </w:pPr>
+      <w:r>
+        <w:t>3. We can decide the result without examining the changed input or the procedure.</w:t>
+      </w:r>
+    </w:p>
+    <w:p>
+      <w:pPr>
+        <w:pStyle w:val="Heading3"/>
+      </w:pPr>
+      <w:r>
+        <w:t>My selected conclusion, deciding fact and explanation</w:t>
+      </w:r>
+    </w:p>
+    <w:p>
+      <w:r>
+        <w:t>________________________________________________________________</w:t>
+      </w:r>
+    </w:p>
+    <w:p>
+      <w:r>
+        <w:t>________________________________________________________________</w:t>
+      </w:r>
+    </w:p>
+    <w:p>
+      <w:r>
+        <w:t>________________________________________________________________</w:t>
+      </w:r>
+    </w:p>
+    <w:p>
+      <w:r>
+        <w:t>________________________________________________________________</w:t>
+      </w:r>
+    </w:p>
+    <w:p>
+      <w:r>
+        <w:t>________________________________________________________________</w:t>
+      </w:r>
+    </w:p>
+    <w:p>
+      <w:pPr>
+        <w:pStyle w:val="ListBullet"/>
+      </w:pPr>
+      <w:r>
+        <w:t>Hint if needed: Use the changed condition and the deciding step in the pictorial trace. The answer must say what follows from those facts.</w:t>
+      </w:r>
+    </w:p>
+    <w:p>
+      <w:pPr>
+        <w:pStyle w:val="Heading2"/>
+      </w:pPr>
+      <w:r>
+        <w:t>Check the changed case · reference / check after trying</w:t>
+      </w:r>
+    </w:p>
+    <w:p>
+      <w:pPr>
+        <w:spacing w:line="336" w:lineRule="auto" w:after="180"/>
+      </w:pPr>
+      <w:r>
+        <w:rPr>
+          <w:b w:val="0"/>
+        </w:rPr>
+        <w:t xml:space="preserve">After your attempt, compare with the supported explanation: Greedy </w:t>
+      </w:r>
+      <w:r>
+        <w:rPr>
+          <w:b/>
+        </w:rPr>
+        <w:t>output</w:t>
+      </w:r>
+      <w:r>
+        <w:rPr>
+          <w:b w:val="0"/>
+        </w:rPr>
+        <w:t xml:space="preserve"> becomes empty; the model assigns that token probability 0.7. The continuation distribution changed; the independently observed box has not changed.</w:t>
+      </w:r>
+    </w:p>
+    <w:p>
+      <w:pPr>
+        <w:pStyle w:val="Heading2"/>
+      </w:pPr>
+      <w:r>
+        <w:t>Repair and save your work</w:t>
+      </w:r>
+    </w:p>
+    <w:p>
+      <w:pPr>
+        <w:spacing w:line="336" w:lineRule="auto" w:after="180"/>
+      </w:pPr>
+      <w:r>
+        <w:rPr>
+          <w:b w:val="0"/>
+        </w:rPr>
+        <w:t xml:space="preserve">Review Image and Voice Pipelines (ai-2/26). Goal: Explain the </w:t>
+      </w:r>
+      <w:r>
+        <w:rPr>
+          <w:b/>
+        </w:rPr>
+        <w:t>mechanism</w:t>
+      </w:r>
+      <w:r>
+        <w:rPr>
+          <w:b w:val="0"/>
+        </w:rPr>
+        <w:t xml:space="preserve"> and terminology of speech pipelines and multimodal </w:t>
+      </w:r>
+      <w:r>
+        <w:rPr>
+          <w:b/>
+        </w:rPr>
+        <w:t>evidence</w:t>
+      </w:r>
+      <w:r>
+        <w:rPr>
+          <w:b w:val="0"/>
+        </w:rPr>
+        <w:t>.</w:t>
+      </w:r>
+    </w:p>
+    <w:p>
+      <w:pPr>
+        <w:spacing w:line="336" w:lineRule="auto" w:after="180"/>
+      </w:pPr>
+      <w:r>
+        <w:rPr>
+          <w:b w:val="0"/>
+        </w:rPr>
+        <w:t>Short practice: Which stage first fails, and why should the faulty transcript not be silently overwritten?. Return to this week and explain what you changed.</w:t>
+      </w:r>
+    </w:p>
+    <w:p>
+      <w:pPr>
+        <w:spacing w:line="336" w:lineRule="auto" w:after="180"/>
+      </w:pPr>
+      <w:r>
+        <w:rPr>
+          <w:b w:val="0"/>
+        </w:rPr>
+        <w:t>Review Feedback Loops (ai-2/24). Goal: Implement a deterministic recommender. Short practice: What extra field would reveal why comparing raw clicks is misleading?. Return to this week and explain what you changed.</w:t>
+      </w:r>
+    </w:p>
+    <w:p>
+      <w:pPr>
+        <w:spacing w:line="336" w:lineRule="auto" w:after="180"/>
+      </w:pPr>
+      <w:r>
+        <w:rPr>
+          <w:b w:val="0"/>
+        </w:rPr>
+        <w:t>Review Similarity by Selected Traits (ai-2/21). Goal: Represent items with numeric features. Short practice: Explain why B ceases to be a closest option without any candidate data changing..</w:t>
+      </w:r>
+    </w:p>
+    <w:p>
+      <w:pPr>
+        <w:spacing w:line="336" w:lineRule="auto" w:after="180"/>
+      </w:pPr>
+      <w:r>
+        <w:rPr>
+          <w:b w:val="0"/>
+        </w:rPr>
+        <w:t>Return to this week and explain what you changed.</w:t>
+      </w:r>
+    </w:p>
+    <w:p>
+      <w:pPr>
+        <w:spacing w:line="336" w:lineRule="auto" w:after="180"/>
+      </w:pPr>
+      <w:r>
+        <w:rPr>
+          <w:b w:val="0"/>
+        </w:rPr>
+        <w:t xml:space="preserve">Use Download completed work in the hosted lesson to export your answers, reflections, practice feedback and code-run </w:t>
+      </w:r>
+      <w:r>
+        <w:rPr>
+          <w:b/>
+        </w:rPr>
+        <w:t>evidence</w:t>
+      </w:r>
+      <w:r>
+        <w:rPr>
+          <w:b w:val="0"/>
+        </w:rPr>
+        <w:t>. Open the HTML copy to read or print it.</w:t>
+      </w:r>
+    </w:p>
+    <w:p>
+      <w:pPr>
+        <w:spacing w:line="336" w:lineRule="auto" w:after="180"/>
+      </w:pPr>
+      <w:r>
+        <w:rPr>
+          <w:b w:val="0"/>
+        </w:rPr>
+        <w:t>Drafts stay in this browser when storage is available; clear drafts on a shared device.</w:t>
+      </w:r>
+    </w:p>
+    <w:p>
+      <w:pPr>
+        <w:pStyle w:val="Heading3"/>
+      </w:pPr>
+      <w:r>
+        <w:t>What I repaired, the evidence I kept and the next test</w:t>
+      </w:r>
+    </w:p>
+    <w:p>
+      <w:r>
+        <w:t>________________________________________________________________</w:t>
+      </w:r>
+    </w:p>
+    <w:p>
+      <w:r>
+        <w:t>________________________________________________________________</w:t>
+      </w:r>
+    </w:p>
+    <w:p>
+      <w:r>
+        <w:t>________________________________________________________________</w:t>
+      </w:r>
+    </w:p>
+    <w:p>
+      <w:r>
+        <w:t>________________________________________________________________</w:t>
+      </w:r>
+    </w:p>
+    <w:p>
+      <w:r>
+        <w:t>________________________________________________________________</w:t>
+      </w:r>
+    </w:p>
+    <w:p>
+      <w:pPr>
+        <w:pStyle w:val="Heading2"/>
+      </w:pPr>
+      <w:r>
+        <w:t>Earlier wording, alternatives and picture transcripts · reference / check after trying</w:t>
       </w:r>
     </w:p>
     <w:p>
@@ -2081,92 +2732,10 @@
     </w:p>
     <w:p>
       <w:pPr>
-        <w:spacing w:line="336" w:lineRule="auto" w:after="180"/>
-      </w:pPr>
-      <w:r>
-        <w:rPr>
-          <w:b w:val="0"/>
-        </w:rPr>
-        <w:t>A fictional toy generator predicts the next word after “The box is”.</w:t>
-      </w:r>
-    </w:p>
-    <w:p>
-      <w:pPr>
         <w:pStyle w:val="Heading3"/>
       </w:pPr>
       <w:r>
-        <w:t>Practice 1: explain the deciding evidence</w:t>
-      </w:r>
-    </w:p>
-    <w:p>
-      <w:pPr>
-        <w:spacing w:line="336" w:lineRule="auto" w:after="180"/>
-      </w:pPr>
-      <w:r>
-        <w:rPr>
-          <w:b w:val="0"/>
-        </w:rPr>
-        <w:t xml:space="preserve">Which labelled step matches this detail? Current </w:t>
-      </w:r>
-      <w:r>
-        <w:rPr>
-          <w:b/>
-        </w:rPr>
-        <w:t>observation</w:t>
-      </w:r>
-      <w:r>
-        <w:rPr>
-          <w:b w:val="0"/>
-        </w:rPr>
-        <w:t xml:space="preserve"> says empty; frequent wording is not a present inventory reading.</w:t>
-      </w:r>
-    </w:p>
-    <w:p>
-      <w:pPr>
-        <w:spacing w:line="336" w:lineRule="auto" w:after="180"/>
-        <w:shd w:fill="F4F9FC"/>
-      </w:pPr>
-      <w:r>
-        <w:rPr>
-          <w:b w:val="0"/>
-        </w:rPr>
-        <w:t>1. Probabilities</w:t>
-      </w:r>
-    </w:p>
-    <w:p>
-      <w:pPr>
-        <w:spacing w:line="336" w:lineRule="auto" w:after="180"/>
-        <w:shd w:fill="F4F9FC"/>
-      </w:pPr>
-      <w:r>
-        <w:rPr>
-          <w:b w:val="0"/>
-        </w:rPr>
-        <w:t>2. Count table</w:t>
-      </w:r>
-    </w:p>
-    <w:p>
-      <w:pPr>
-        <w:spacing w:line="336" w:lineRule="auto" w:after="180"/>
-        <w:shd w:fill="F4F9FC"/>
-      </w:pPr>
-      <w:r>
-        <w:rPr>
-          <w:b w:val="0"/>
-        </w:rPr>
-        <w:t>3. Greedy continuation</w:t>
-      </w:r>
-    </w:p>
-    <w:p>
-      <w:pPr>
-        <w:spacing w:line="336" w:lineRule="auto" w:after="180"/>
-        <w:shd w:fill="F4F9FC"/>
-      </w:pPr>
-      <w:r>
-        <w:rPr>
-          <w:b w:val="0"/>
-        </w:rPr>
-        <w:t>4. Check reality</w:t>
+        <w:t>Repair a missing building block</w:t>
       </w:r>
     </w:p>
     <w:p>
@@ -2174,509 +2743,25 @@
         <w:pStyle w:val="Heading3"/>
       </w:pPr>
       <w:r>
-        <w:t>My selected conclusion, deciding fact and explanation</w:t>
-      </w:r>
-    </w:p>
-    <w:p>
-      <w:r>
-        <w:t>________________________________________________________________</w:t>
-      </w:r>
-    </w:p>
-    <w:p>
-      <w:r>
-        <w:t>________________________________________________________________</w:t>
-      </w:r>
-    </w:p>
-    <w:p>
-      <w:r>
-        <w:t>________________________________________________________________</w:t>
-      </w:r>
-    </w:p>
-    <w:p>
-      <w:r>
-        <w:t>________________________________________________________________</w:t>
-      </w:r>
-    </w:p>
-    <w:p>
-      <w:r>
-        <w:t>________________________________________________________________</w:t>
-      </w:r>
-    </w:p>
-    <w:p>
-      <w:pPr>
-        <w:pStyle w:val="Heading3"/>
-      </w:pPr>
-      <w:r>
-        <w:t>Hint · try first</w:t>
-      </w:r>
-    </w:p>
-    <w:p>
-      <w:pPr>
-        <w:spacing w:line="336" w:lineRule="auto" w:after="180"/>
-        <w:shd w:fill="F1F6F8"/>
-      </w:pPr>
-      <w:r>
-        <w:rPr>
-          <w:b w:val="0"/>
-        </w:rPr>
-        <w:t>Hint if needed: Read the steps in the pictorial case. Match the supplied detail to the stage that performs or records it.</w:t>
-      </w:r>
-    </w:p>
-    <w:p>
-      <w:pPr>
-        <w:pStyle w:val="Heading3"/>
-      </w:pPr>
-      <w:r>
-        <w:t>Feedback · compare after trying</w:t>
-      </w:r>
-    </w:p>
-    <w:p>
-      <w:pPr>
-        <w:spacing w:line="336" w:lineRule="auto" w:after="180"/>
-        <w:shd w:fill="F1F6FC"/>
-      </w:pPr>
-      <w:r>
-        <w:rPr>
-          <w:b w:val="0"/>
-        </w:rPr>
-        <w:t xml:space="preserve">After your attempt, compare with the supported explanation: Check reality Current </w:t>
-      </w:r>
-      <w:r>
-        <w:rPr>
-          <w:b/>
-        </w:rPr>
-        <w:t>observation</w:t>
-      </w:r>
-      <w:r>
-        <w:rPr>
-          <w:b w:val="0"/>
-        </w:rPr>
-        <w:t xml:space="preserve"> says empty; frequent wording is not a present inventory reading.</w:t>
-      </w:r>
-    </w:p>
-    <w:p>
-      <w:pPr>
-        <w:spacing w:line="336" w:lineRule="auto" w:after="180"/>
-        <w:shd w:fill="F1F6FC"/>
-      </w:pPr>
-      <w:r>
-        <w:rPr>
-          <w:b w:val="0"/>
-        </w:rPr>
-        <w:t xml:space="preserve">The table predicts a continuation in a text exercise, not the contents of the current box. Generating the most frequent token is a model-defined decision. A factual inventory statement needs current </w:t>
-      </w:r>
-      <w:r>
-        <w:rPr>
-          <w:b/>
-        </w:rPr>
-        <w:t>evidence</w:t>
-      </w:r>
-      <w:r>
-        <w:rPr>
-          <w:b w:val="0"/>
-        </w:rPr>
-        <w:t>.</w:t>
-      </w:r>
-    </w:p>
-    <w:p>
-      <w:pPr>
-        <w:spacing w:line="336" w:lineRule="auto" w:after="180"/>
-        <w:shd w:fill="F1F6FC"/>
-      </w:pPr>
-      <w:r>
-        <w:rPr>
-          <w:b w:val="0"/>
-        </w:rPr>
-        <w:t xml:space="preserve">The numerical table is intentionally small; real </w:t>
-      </w:r>
-      <w:r>
-        <w:rPr>
-          <w:b/>
-        </w:rPr>
-        <w:t>generative</w:t>
-      </w:r>
-      <w:r>
-        <w:rPr>
-          <w:b w:val="0"/>
-        </w:rPr>
-        <w:t xml:space="preserve"> systems condition on richer context and do not simply consult these three counts.</w:t>
-      </w:r>
-    </w:p>
-    <w:p>
-      <w:pPr>
-        <w:pStyle w:val="Heading3"/>
-      </w:pPr>
-      <w:r>
-        <w:t>Practice 2: explain the deciding evidence</w:t>
-      </w:r>
-    </w:p>
-    <w:p>
-      <w:pPr>
-        <w:pStyle w:val="Heading3"/>
-      </w:pPr>
-      <w:r>
-        <w:t>Changed case · predict first</w:t>
-      </w:r>
-    </w:p>
-    <w:p>
-      <w:pPr>
-        <w:spacing w:line="336" w:lineRule="auto" w:after="180"/>
-        <w:shd w:fill="F5F1FB"/>
-      </w:pPr>
-      <w:r>
-        <w:rPr>
-          <w:b w:val="0"/>
-        </w:rPr>
-        <w:t xml:space="preserve">Changed-case practice: Change the </w:t>
-      </w:r>
-      <w:r>
-        <w:rPr>
-          <w:b/>
-        </w:rPr>
-        <w:t>training</w:t>
-      </w:r>
-      <w:r>
-        <w:rPr>
-          <w:b w:val="0"/>
-        </w:rPr>
-        <w:t xml:space="preserve"> table to full 2, empty 7, unknown 1. Which conclusion is supported by the supplied facts?</w:t>
-      </w:r>
-    </w:p>
-    <w:p>
-      <w:pPr>
-        <w:spacing w:line="336" w:lineRule="auto" w:after="180"/>
-        <w:shd w:fill="F4F9FC"/>
-      </w:pPr>
-      <w:r>
-        <w:rPr>
-          <w:b w:val="0"/>
-        </w:rPr>
-        <w:t xml:space="preserve">1. Greedy </w:t>
-      </w:r>
-      <w:r>
-        <w:rPr>
-          <w:b/>
-        </w:rPr>
-        <w:t>output</w:t>
-      </w:r>
-      <w:r>
-        <w:rPr>
-          <w:b w:val="0"/>
-        </w:rPr>
-        <w:t xml:space="preserve"> becomes empty; the model assigns that token probability 0.7.</w:t>
-      </w:r>
-    </w:p>
-    <w:p>
-      <w:pPr>
-        <w:spacing w:line="336" w:lineRule="auto" w:after="180"/>
-        <w:shd w:fill="F4F9FC"/>
-      </w:pPr>
-      <w:r>
-        <w:rPr>
-          <w:b w:val="0"/>
-        </w:rPr>
-        <w:t xml:space="preserve">2. This one example guarantees correct results for every future </w:t>
-      </w:r>
-      <w:r>
-        <w:rPr>
-          <w:b/>
-        </w:rPr>
-        <w:t>input</w:t>
-      </w:r>
-      <w:r>
-        <w:rPr>
-          <w:b w:val="0"/>
-        </w:rPr>
-        <w:t>.</w:t>
-      </w:r>
-    </w:p>
-    <w:p>
-      <w:pPr>
-        <w:spacing w:line="336" w:lineRule="auto" w:after="180"/>
-        <w:shd w:fill="F4F9FC"/>
-      </w:pPr>
-      <w:r>
-        <w:rPr>
-          <w:b w:val="0"/>
-        </w:rPr>
-        <w:t xml:space="preserve">3. We can decide the result without examining the changed </w:t>
-      </w:r>
-      <w:r>
-        <w:rPr>
-          <w:b/>
-        </w:rPr>
-        <w:t>input</w:t>
-      </w:r>
-      <w:r>
-        <w:rPr>
-          <w:b w:val="0"/>
-        </w:rPr>
-        <w:t xml:space="preserve"> or the procedure.</w:t>
-      </w:r>
-    </w:p>
-    <w:p>
-      <w:pPr>
-        <w:pStyle w:val="Heading3"/>
-      </w:pPr>
-      <w:r>
-        <w:t>My selected conclusion, deciding fact and explanation</w:t>
-      </w:r>
-    </w:p>
-    <w:p>
-      <w:r>
-        <w:t>________________________________________________________________</w:t>
-      </w:r>
-    </w:p>
-    <w:p>
-      <w:r>
-        <w:t>________________________________________________________________</w:t>
-      </w:r>
-    </w:p>
-    <w:p>
-      <w:r>
-        <w:t>________________________________________________________________</w:t>
-      </w:r>
-    </w:p>
-    <w:p>
-      <w:r>
-        <w:t>________________________________________________________________</w:t>
-      </w:r>
-    </w:p>
-    <w:p>
-      <w:r>
-        <w:t>________________________________________________________________</w:t>
-      </w:r>
-    </w:p>
-    <w:p>
-      <w:pPr>
-        <w:pStyle w:val="Heading3"/>
-      </w:pPr>
-      <w:r>
-        <w:t>Hint · try first</w:t>
-      </w:r>
-    </w:p>
-    <w:p>
-      <w:pPr>
-        <w:spacing w:line="336" w:lineRule="auto" w:after="180"/>
-        <w:shd w:fill="F1F6F8"/>
-      </w:pPr>
-      <w:r>
-        <w:rPr>
-          <w:b w:val="0"/>
-        </w:rPr>
-        <w:t>Hint if needed: Use the changed condition and the deciding step in the pictorial trace. The answer must say what follows from those facts.</w:t>
-      </w:r>
-    </w:p>
-    <w:p>
-      <w:pPr>
-        <w:pStyle w:val="Heading3"/>
-      </w:pPr>
-      <w:r>
-        <w:t>Feedback · compare after trying</w:t>
-      </w:r>
-    </w:p>
-    <w:p>
-      <w:pPr>
-        <w:spacing w:line="336" w:lineRule="auto" w:after="180"/>
-        <w:shd w:fill="F1F6FC"/>
-      </w:pPr>
-      <w:r>
-        <w:rPr>
-          <w:b w:val="0"/>
-        </w:rPr>
-        <w:t xml:space="preserve">After your attempt, compare with the supported explanation: Greedy </w:t>
-      </w:r>
-      <w:r>
-        <w:rPr>
-          <w:b/>
-        </w:rPr>
-        <w:t>output</w:t>
-      </w:r>
-      <w:r>
-        <w:rPr>
-          <w:b w:val="0"/>
-        </w:rPr>
-        <w:t xml:space="preserve"> becomes empty; the model assigns that token probability 0.7. The continuation distribution changed; the independently observed box has not changed.</w:t>
-      </w:r>
-    </w:p>
-    <w:p>
-      <w:pPr>
-        <w:pStyle w:val="Heading3"/>
-      </w:pPr>
-      <w:r>
-        <w:t>Repair a missing building block</w:t>
-      </w:r>
-    </w:p>
-    <w:p>
-      <w:pPr>
-        <w:spacing w:line="336" w:lineRule="auto" w:after="180"/>
-      </w:pPr>
-      <w:r>
-        <w:rPr>
-          <w:b w:val="0"/>
-        </w:rPr>
-        <w:t xml:space="preserve">Review Image and Voice Pipelines (ai-2/26). Goal: Explain the </w:t>
-      </w:r>
-      <w:r>
-        <w:rPr>
-          <w:b/>
-        </w:rPr>
-        <w:t>mechanism</w:t>
-      </w:r>
-      <w:r>
-        <w:rPr>
-          <w:b w:val="0"/>
-        </w:rPr>
-        <w:t xml:space="preserve"> and terminology of speech pipelines and multimodal </w:t>
-      </w:r>
-      <w:r>
-        <w:rPr>
-          <w:b/>
-        </w:rPr>
-        <w:t>evidence</w:t>
-      </w:r>
-      <w:r>
-        <w:rPr>
-          <w:b w:val="0"/>
-        </w:rPr>
-        <w:t>.</w:t>
-      </w:r>
-    </w:p>
-    <w:p>
-      <w:pPr>
-        <w:spacing w:line="336" w:lineRule="auto" w:after="180"/>
-      </w:pPr>
-      <w:r>
-        <w:rPr>
-          <w:b w:val="0"/>
-        </w:rPr>
-        <w:t>Short practice: Which stage first fails, and why should the faulty transcript not be silently overwritten?. Return to this week and explain what you changed.</w:t>
-      </w:r>
-    </w:p>
-    <w:p>
-      <w:pPr>
-        <w:spacing w:line="336" w:lineRule="auto" w:after="180"/>
-      </w:pPr>
-      <w:r>
-        <w:rPr>
-          <w:b w:val="0"/>
-        </w:rPr>
-        <w:t>Review Feedback Loops (ai-2/24). Goal: Implement a deterministic recommender. Short practice: What extra field would reveal why comparing raw clicks is misleading?. Return to this week and explain what you changed.</w:t>
-      </w:r>
-    </w:p>
-    <w:p>
-      <w:pPr>
-        <w:spacing w:line="336" w:lineRule="auto" w:after="180"/>
-      </w:pPr>
-      <w:r>
-        <w:rPr>
-          <w:b w:val="0"/>
-        </w:rPr>
-        <w:t>Review Similarity by Selected Traits (ai-2/21). Goal: Represent items with numeric features. Short practice: Explain why B ceases to be a closest option without any candidate data changing..</w:t>
-      </w:r>
-    </w:p>
-    <w:p>
-      <w:pPr>
-        <w:spacing w:line="336" w:lineRule="auto" w:after="180"/>
-      </w:pPr>
-      <w:r>
-        <w:rPr>
-          <w:b w:val="0"/>
-        </w:rPr>
-        <w:t>Return to this week and explain what you changed.</w:t>
-      </w:r>
-    </w:p>
-    <w:p>
-      <w:pPr>
-        <w:pStyle w:val="Heading3"/>
-      </w:pPr>
-      <w:r>
         <w:t>Keep your completed work</w:t>
       </w:r>
     </w:p>
     <w:p>
       <w:pPr>
-        <w:spacing w:line="336" w:lineRule="auto" w:after="180"/>
-      </w:pPr>
-      <w:r>
-        <w:rPr>
-          <w:b w:val="0"/>
-        </w:rPr>
-        <w:t xml:space="preserve">Use Download completed work in the hosted lesson to export your answers, reflections, practice feedback and code-run </w:t>
-      </w:r>
-      <w:r>
-        <w:rPr>
-          <w:b/>
-        </w:rPr>
-        <w:t>evidence</w:t>
-      </w:r>
-      <w:r>
-        <w:rPr>
-          <w:b w:val="0"/>
-        </w:rPr>
-        <w:t>. Open the HTML copy to read or print it.</w:t>
-      </w:r>
-    </w:p>
-    <w:p>
-      <w:pPr>
-        <w:spacing w:line="336" w:lineRule="auto" w:after="180"/>
-      </w:pPr>
-      <w:r>
-        <w:rPr>
-          <w:b w:val="0"/>
-        </w:rPr>
-        <w:t>Drafts stay in this browser when storage is available; clear drafts on a shared device.</w:t>
-      </w:r>
-    </w:p>
-    <w:p>
-      <w:pPr>
-        <w:pStyle w:val="Heading3"/>
-      </w:pPr>
-      <w:r>
-        <w:t>What I repaired, the evidence I kept and the next test</w:t>
-      </w:r>
-    </w:p>
-    <w:p>
-      <w:r>
-        <w:t>________________________________________________________________</w:t>
-      </w:r>
-    </w:p>
-    <w:p>
-      <w:r>
-        <w:t>________________________________________________________________</w:t>
-      </w:r>
-    </w:p>
-    <w:p>
-      <w:r>
-        <w:t>________________________________________________________________</w:t>
-      </w:r>
-    </w:p>
-    <w:p>
-      <w:r>
-        <w:t>________________________________________________________________</w:t>
-      </w:r>
-    </w:p>
-    <w:p>
-      <w:r>
-        <w:t>________________________________________________________________</w:t>
-      </w:r>
-    </w:p>
-    <w:p>
-      <w:pPr>
         <w:pStyle w:val="Heading1"/>
       </w:pPr>
       <w:r>
-        <w:t>21. Visual concept journey</w:t>
-      </w:r>
-    </w:p>
-    <w:p>
-      <w:r>
-        <w:t>Explain each Predictive vs Generative picture from its labels, then record a relevant limit.</w:t>
-      </w:r>
-    </w:p>
-    <w:p>
-      <w:pPr>
-        <w:pStyle w:val="Heading3"/>
+        <w:t>21. Reference · Six-picture response sheets</w:t>
+      </w:r>
+    </w:p>
+    <w:p>
+      <w:r>
+        <w:t>Choose the image that helps rather than repeating all six.</w:t>
+      </w:r>
+    </w:p>
+    <w:p>
+      <w:pPr>
+        <w:pStyle w:val="Heading2"/>
       </w:pPr>
       <w:r>
         <w:t>01. Predictive vs Generative: the case</w:t>
@@ -2755,7 +2840,6 @@
     <w:p>
       <w:pPr>
         <w:spacing w:line="336" w:lineRule="auto" w:after="180"/>
-        <w:shd w:fill="F5F1FB"/>
       </w:pPr>
       <w:r>
         <w:rPr>
@@ -2794,7 +2878,7 @@
     </w:p>
     <w:p>
       <w:pPr>
-        <w:pStyle w:val="Heading3"/>
+        <w:pStyle w:val="Heading2"/>
       </w:pPr>
       <w:r>
         <w:t>02. Follow the deciding steps</w:t>
@@ -2862,7 +2946,6 @@
     <w:p>
       <w:pPr>
         <w:spacing w:line="336" w:lineRule="auto" w:after="180"/>
-        <w:shd w:fill="F5F1FB"/>
       </w:pPr>
       <w:r>
         <w:rPr>
@@ -2913,7 +2996,7 @@
     </w:p>
     <w:p>
       <w:pPr>
-        <w:pStyle w:val="Heading3"/>
+        <w:pStyle w:val="Heading2"/>
       </w:pPr>
       <w:r>
         <w:t>03. Toy next-word distribution</w:t>
@@ -2969,7 +3052,6 @@
     <w:p>
       <w:pPr>
         <w:spacing w:line="336" w:lineRule="auto" w:after="180"/>
-        <w:shd w:fill="F5F1FB"/>
       </w:pPr>
       <w:r>
         <w:rPr>
@@ -3008,7 +3090,7 @@
     </w:p>
     <w:p>
       <w:pPr>
-        <w:pStyle w:val="Heading3"/>
+        <w:pStyle w:val="Heading2"/>
       </w:pPr>
       <w:r>
         <w:t>04. Change one thing. Trace what follows.</w:t>
@@ -3111,7 +3193,6 @@
     <w:p>
       <w:pPr>
         <w:spacing w:line="336" w:lineRule="auto" w:after="180"/>
-        <w:shd w:fill="F5F1FB"/>
       </w:pPr>
       <w:r>
         <w:rPr>
@@ -3150,7 +3231,7 @@
     </w:p>
     <w:p>
       <w:pPr>
-        <w:pStyle w:val="Heading3"/>
+        <w:pStyle w:val="Heading2"/>
       </w:pPr>
       <w:r>
         <w:t>05. Connect the explanation to its limit</w:t>
@@ -3276,7 +3357,6 @@
     <w:p>
       <w:pPr>
         <w:spacing w:line="336" w:lineRule="auto" w:after="180"/>
-        <w:shd w:fill="F5F1FB"/>
       </w:pPr>
       <w:r>
         <w:rPr>
@@ -3315,7 +3395,7 @@
     </w:p>
     <w:p>
       <w:pPr>
-        <w:pStyle w:val="Heading3"/>
+        <w:pStyle w:val="Heading2"/>
       </w:pPr>
       <w:r>
         <w:t>06. Make the idea visible in your project</w:t>
@@ -3406,7 +3486,6 @@
     <w:p>
       <w:pPr>
         <w:spacing w:line="336" w:lineRule="auto" w:after="180"/>
-        <w:shd w:fill="F5F1FB"/>
       </w:pPr>
       <w:r>
         <w:rPr>
@@ -3453,6 +3532,62 @@
     <w:p>
       <w:r>
         <w:t>________________________________________________________________</w:t>
+      </w:r>
+    </w:p>
+    <w:p>
+      <w:pPr>
+        <w:pStyle w:val="Heading2"/>
+      </w:pPr>
+      <w:r>
+        <w:t>Earlier wording, alternatives and picture transcripts · reference / check after trying</w:t>
+      </w:r>
+    </w:p>
+    <w:p>
+      <w:pPr>
+        <w:pStyle w:val="Heading3"/>
+      </w:pPr>
+      <w:r>
+        <w:t>01. Predictive vs Generative: the case</w:t>
+      </w:r>
+    </w:p>
+    <w:p>
+      <w:pPr>
+        <w:pStyle w:val="Heading3"/>
+      </w:pPr>
+      <w:r>
+        <w:t>02. Follow the deciding steps</w:t>
+      </w:r>
+    </w:p>
+    <w:p>
+      <w:pPr>
+        <w:pStyle w:val="Heading3"/>
+      </w:pPr>
+      <w:r>
+        <w:t>03. Toy next-word distribution</w:t>
+      </w:r>
+    </w:p>
+    <w:p>
+      <w:pPr>
+        <w:pStyle w:val="Heading3"/>
+      </w:pPr>
+      <w:r>
+        <w:t>04. Change one thing. Trace what follows.</w:t>
+      </w:r>
+    </w:p>
+    <w:p>
+      <w:pPr>
+        <w:pStyle w:val="Heading3"/>
+      </w:pPr>
+      <w:r>
+        <w:t>05. Connect the explanation to its limit</w:t>
+      </w:r>
+    </w:p>
+    <w:p>
+      <w:pPr>
+        <w:pStyle w:val="Heading3"/>
+      </w:pPr>
+      <w:r>
+        <w:t>06. Make the idea visible in your project</w:t>
       </w:r>
     </w:p>
     <w:sectPr>
